--- a/WebContent/docx/中国人群BRCA12基因分子分型研究_双样本-常德市第一人民医院.docx
+++ b/WebContent/docx/中国人群BRCA12基因分子分型研究_双样本-常德市第一人民医院.docx
@@ -2795,11 +2795,11 @@
         <w:spacing w:line="360" w:lineRule="auto"/>
         <w:ind w:left="440"/>
       </w:pPr>
-      <w:bookmarkStart w:id="0" w:name="_Toc30143_WPSOffice_Level1"/>
-      <w:bookmarkStart w:id="1" w:name="_Toc13806"/>
+      <w:bookmarkStart w:id="0" w:name="_Toc24178_WPSOffice_Level1"/>
+      <w:bookmarkStart w:id="1" w:name="_Toc30143_WPSOffice_Level1"/>
       <w:bookmarkStart w:id="2" w:name="_Toc21009_WPSOffice_Level1"/>
       <w:bookmarkStart w:id="3" w:name="_Toc21669"/>
-      <w:bookmarkStart w:id="4" w:name="_Toc24178_WPSOffice_Level1"/>
+      <w:bookmarkStart w:id="4" w:name="_Toc13806"/>
     </w:p>
     <w:p>
       <w:pPr>
@@ -3716,11 +3716,11 @@
           </w14:shadow>
         </w:rPr>
       </w:pPr>
-      <w:bookmarkStart w:id="7" w:name="_Toc11015_WPSOffice_Level1"/>
-      <w:bookmarkStart w:id="8" w:name="_Toc29628"/>
+      <w:bookmarkStart w:id="7" w:name="_Toc13296"/>
+      <w:bookmarkStart w:id="8" w:name="_Toc11015_WPSOffice_Level1"/>
       <w:bookmarkStart w:id="9" w:name="_Toc18062_WPSOffice_Level1"/>
       <w:bookmarkStart w:id="10" w:name="_Toc7021_WPSOffice_Level1"/>
-      <w:bookmarkStart w:id="11" w:name="_Toc13296"/>
+      <w:bookmarkStart w:id="11" w:name="_Toc29628"/>
       <w:bookmarkStart w:id="12" w:name="_Toc17451"/>
       <w:bookmarkStart w:id="13" w:name="_Toc3823"/>
       <w:r>
@@ -3902,10 +3902,10 @@
           </w14:shadow>
         </w:rPr>
       </w:pPr>
-      <w:bookmarkStart w:id="14" w:name="_Toc23369_WPSOffice_Level1"/>
-      <w:bookmarkStart w:id="15" w:name="_Toc6221_WPSOffice_Level1"/>
-      <w:bookmarkStart w:id="16" w:name="_Toc25920"/>
-      <w:bookmarkStart w:id="17" w:name="_Toc18058"/>
+      <w:bookmarkStart w:id="14" w:name="_Toc6221_WPSOffice_Level1"/>
+      <w:bookmarkStart w:id="15" w:name="_Toc23369_WPSOffice_Level1"/>
+      <w:bookmarkStart w:id="16" w:name="_Toc18058"/>
+      <w:bookmarkStart w:id="17" w:name="_Toc25920"/>
       <w:bookmarkStart w:id="18" w:name="_Toc20759"/>
       <w:bookmarkStart w:id="19" w:name="_Toc21589"/>
       <w:bookmarkStart w:id="20" w:name="_Toc534807930"/>
@@ -3970,11 +3970,11 @@
           <w:lang w:eastAsia="zh-CN"/>
         </w:rPr>
       </w:pPr>
-      <w:bookmarkStart w:id="21" w:name="_Toc9072"/>
-      <w:bookmarkStart w:id="22" w:name="_Toc16544"/>
-      <w:bookmarkStart w:id="23" w:name="_Toc11674"/>
-      <w:bookmarkStart w:id="24" w:name="_Toc149832728"/>
-      <w:bookmarkStart w:id="25" w:name="_Toc149826003"/>
+      <w:bookmarkStart w:id="21" w:name="_Toc149832728"/>
+      <w:bookmarkStart w:id="22" w:name="_Toc149826003"/>
+      <w:bookmarkStart w:id="23" w:name="_Toc16544"/>
+      <w:bookmarkStart w:id="24" w:name="_Toc9072"/>
+      <w:bookmarkStart w:id="25" w:name="_Toc11674"/>
       <w:r>
         <w:rPr>
           <w:rFonts w:hint="eastAsia"/>
@@ -5597,7 +5597,7 @@
                 </mc:Choice>
                 <mc:Fallback>
                   <w:pict>
-                    <v:group id="_x0000_s1026" o:spid="_x0000_s1026" o:spt="203" style="position:absolute;left:0pt;margin-left:0.6pt;margin-top:-37.8pt;height:113.6pt;width:240.8pt;z-index:251667456;mso-width-relative:page;mso-height-relative:page;" coordorigin="19211,18842" coordsize="4816,2272" o:gfxdata="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">
+                    <v:group id="_x0000_s1026" o:spid="_x0000_s1026" o:spt="203" style="position:absolute;left:0pt;margin-left:0.6pt;margin-top:-37.8pt;height:113.6pt;width:240.8pt;z-index:251667456;mso-width-relative:page;mso-height-relative:page;" coordorigin="19211,18842" coordsize="4816,2272" o:gfxdata="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">
                       <o:lock v:ext="edit" aspectratio="f"/>
                       <v:group id="组合 6" o:spid="_x0000_s1026" o:spt="203" style="position:absolute;left:19211;top:18842;height:2273;width:4816;" coordorigin="19199,18902" coordsize="4816,2273" o:gfxdata="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">
                         <o:lock v:ext="edit" aspectratio="f"/>
@@ -5916,8 +5916,6 @@
           <w:lang w:val="en-US" w:eastAsia="zh-CN"/>
         </w:rPr>
       </w:pPr>
-      <w:bookmarkStart w:id="128" w:name="_GoBack"/>
-      <w:bookmarkEnd w:id="128"/>
     </w:p>
     <w:p>
       <w:pPr>
@@ -6170,7 +6168,7 @@
                 </mc:Choice>
                 <mc:Fallback>
                   <w:pict>
-                    <v:group id="_x0000_s1026" o:spid="_x0000_s1026" o:spt="203" style="position:absolute;left:0pt;margin-left:0pt;margin-top:-29.2pt;height:113.65pt;width:246.8pt;z-index:251668480;mso-width-relative:page;mso-height-relative:page;" coordorigin="19199,20810" coordsize="4936,2273" o:gfxdata="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">
+                    <v:group id="_x0000_s1026" o:spid="_x0000_s1026" o:spt="203" style="position:absolute;left:0pt;margin-left:0pt;margin-top:-29.2pt;height:113.65pt;width:246.8pt;z-index:251668480;mso-width-relative:page;mso-height-relative:page;" coordorigin="19199,20810" coordsize="4936,2273" o:gfxdata="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">
                       <o:lock v:ext="edit" aspectratio="f"/>
                       <v:group id="组合 23" o:spid="_x0000_s1026" o:spt="203" style="position:absolute;left:19199;top:20810;height:2273;width:4936;" coordorigin="19199,20810" coordsize="4936,2273" o:gfxdata="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">
                         <o:lock v:ext="edit" aspectratio="f"/>
@@ -6484,20 +6482,20 @@
           </w14:shadow>
         </w:rPr>
       </w:pPr>
-      <w:bookmarkStart w:id="26" w:name="_Toc22132"/>
-      <w:bookmarkStart w:id="27" w:name="_Toc20136_WPSOffice_Level1"/>
-      <w:bookmarkStart w:id="28" w:name="_Toc22776"/>
-      <w:bookmarkStart w:id="29" w:name="_Toc149837256"/>
-      <w:bookmarkStart w:id="30" w:name="_Toc19898_WPSOffice_Level1"/>
+      <w:bookmarkStart w:id="26" w:name="_Toc19898_WPSOffice_Level1"/>
+      <w:bookmarkStart w:id="27" w:name="_Toc22776"/>
+      <w:bookmarkStart w:id="28" w:name="_Toc24235"/>
+      <w:bookmarkStart w:id="29" w:name="_Toc22132"/>
+      <w:bookmarkStart w:id="30" w:name="_Toc2781"/>
       <w:bookmarkStart w:id="31" w:name="_Toc3487"/>
-      <w:bookmarkStart w:id="32" w:name="_Toc2781"/>
-      <w:bookmarkStart w:id="33" w:name="_Toc24235"/>
+      <w:bookmarkStart w:id="32" w:name="_Toc149837256"/>
+      <w:bookmarkStart w:id="33" w:name="_Toc20136_WPSOffice_Level1"/>
       <w:bookmarkStart w:id="34" w:name="_Toc149837258"/>
       <w:bookmarkStart w:id="35" w:name="_Toc4331_WPSOffice_Level1"/>
       <w:bookmarkStart w:id="36" w:name="_Toc32443_WPSOffice_Level1"/>
-      <w:bookmarkStart w:id="37" w:name="_Toc25727"/>
-      <w:bookmarkStart w:id="38" w:name="_Toc23846_WPSOffice_Level1"/>
-      <w:bookmarkStart w:id="39" w:name="_Toc23903"/>
+      <w:bookmarkStart w:id="37" w:name="_Toc23846_WPSOffice_Level1"/>
+      <w:bookmarkStart w:id="38" w:name="_Toc23903"/>
+      <w:bookmarkStart w:id="39" w:name="_Toc25727"/>
       <w:r>
         <w:rPr>
           <w:rStyle w:val="41"/>
@@ -6814,18 +6812,34 @@
             </w:pPr>
             <w:r>
               <w:rPr>
-                <w:rFonts w:ascii="Times New Roman" w:hAnsi="Times New Roman" w:eastAsia="微软雅黑" w:cs="Times New Roman"/>
+                <w:rFonts w:hint="eastAsia" w:ascii="Times New Roman" w:hAnsi="Times New Roman" w:eastAsia="微软雅黑" w:cs="Times New Roman"/>
                 <w:b/>
                 <w:color w:val="FFFFFF" w:themeColor="background1"/>
                 <w:sz w:val="21"/>
                 <w:szCs w:val="21"/>
+                <w:lang w:val="en-US" w:eastAsia="zh-CN"/>
                 <w14:textFill>
                   <w14:solidFill>
                     <w14:schemeClr w14:val="bg1"/>
                   </w14:solidFill>
                 </w14:textFill>
               </w:rPr>
-              <w:t>突变基因</w:t>
+              <w:t>检测</w:t>
+            </w:r>
+            <w:r>
+              <w:rPr>
+                <w:rFonts w:ascii="Times New Roman" w:hAnsi="Times New Roman" w:eastAsia="微软雅黑" w:cs="Times New Roman"/>
+                <w:b/>
+                <w:color w:val="FFFFFF" w:themeColor="background1"/>
+                <w:sz w:val="21"/>
+                <w:szCs w:val="21"/>
+                <w14:textFill>
+                  <w14:solidFill>
+                    <w14:schemeClr w14:val="bg1"/>
+                  </w14:solidFill>
+                </w14:textFill>
+              </w:rPr>
+              <w:t>基因</w:t>
             </w:r>
           </w:p>
         </w:tc>
@@ -9127,7 +9141,7 @@
         </w:tc>
         <w:tc>
           <w:tcPr>
-            <w:tcW w:w="535" w:type="pct"/>
+            <w:tcW w:w="1077" w:type="dxa"/>
             <w:tcBorders>
               <w:top w:val="nil"/>
               <w:left w:val="single" w:color="A4A4A4" w:themeColor="background1" w:themeShade="A5" w:sz="4" w:space="0"/>
@@ -9139,7 +9153,7 @@
           </w:tcPr>
           <w:p>
             <w:pPr>
-              <w:ind w:left="162" w:right="163"/>
+              <w:ind w:left="162" w:leftChars="0" w:right="163" w:rightChars="0"/>
               <w:jc w:val="center"/>
               <w:rPr>
                 <w:rFonts w:ascii="Times New Roman" w:hAnsi="Times New Roman" w:eastAsia="微软雅黑" w:cs="Times New Roman"/>
@@ -9151,19 +9165,39 @@
             </w:pPr>
             <w:r>
               <w:rPr>
-                <w:rFonts w:hint="eastAsia" w:ascii="Times New Roman" w:hAnsi="Times New Roman" w:eastAsia="微软雅黑" w:cs="Times New Roman"/>
+                <w:rFonts w:hint="default" w:ascii="Times New Roman" w:hAnsi="Times New Roman" w:eastAsia="微软雅黑" w:cs="Times New Roman"/>
                 <w:b/>
                 <w:sz w:val="21"/>
                 <w:szCs w:val="21"/>
                 <w:lang w:eastAsia="zh-CN"/>
               </w:rPr>
-              <w:t>{{ tip.comutation }}</w:t>
-            </w:r>
-          </w:p>
-        </w:tc>
-        <w:tc>
-          <w:tcPr>
-            <w:tcW w:w="759" w:type="pct"/>
+              <w:t>{{ tip.comutation</w:t>
+            </w:r>
+            <w:r>
+              <w:rPr>
+                <w:rFonts w:hint="eastAsia" w:ascii="Times New Roman" w:hAnsi="Times New Roman" w:eastAsia="微软雅黑" w:cs="Times New Roman"/>
+                <w:b/>
+                <w:sz w:val="21"/>
+                <w:szCs w:val="21"/>
+                <w:lang w:val="en-US" w:eastAsia="zh-CN"/>
+              </w:rPr>
+              <w:t>1</w:t>
+            </w:r>
+            <w:r>
+              <w:rPr>
+                <w:rFonts w:hint="default" w:ascii="Times New Roman" w:hAnsi="Times New Roman" w:eastAsia="微软雅黑" w:cs="Times New Roman"/>
+                <w:b/>
+                <w:sz w:val="21"/>
+                <w:szCs w:val="21"/>
+                <w:lang w:eastAsia="zh-CN"/>
+              </w:rPr>
+              <w:t xml:space="preserve"> }}</w:t>
+            </w:r>
+          </w:p>
+        </w:tc>
+        <w:tc>
+          <w:tcPr>
+            <w:tcW w:w="1527" w:type="dxa"/>
             <w:tcBorders>
               <w:top w:val="nil"/>
               <w:left w:val="single" w:color="A4A4A4" w:themeColor="background1" w:themeShade="A5" w:sz="4" w:space="0"/>
@@ -9176,23 +9210,23 @@
           <w:p>
             <w:pPr>
               <w:spacing w:before="2"/>
-              <w:ind w:left="116" w:right="116"/>
-              <w:jc w:val="center"/>
-              <w:rPr>
-                <w:rFonts w:ascii="Times New Roman" w:hAnsi="Times New Roman" w:eastAsia="微软雅黑" w:cs="Times New Roman"/>
-                <w:sz w:val="21"/>
-                <w:szCs w:val="21"/>
-                <w:lang w:eastAsia="zh-CN"/>
-              </w:rPr>
-            </w:pPr>
-            <w:r>
-              <w:rPr>
-                <w:rFonts w:hint="eastAsia" w:ascii="Times New Roman" w:hAnsi="Times New Roman" w:eastAsia="微软雅黑" w:cs="Times New Roman"/>
-                <w:sz w:val="21"/>
-                <w:szCs w:val="21"/>
-                <w:lang w:eastAsia="zh-CN"/>
-              </w:rPr>
-              <w:t>-</w:t>
+              <w:ind w:left="116" w:leftChars="0" w:right="116" w:rightChars="0"/>
+              <w:jc w:val="center"/>
+              <w:rPr>
+                <w:rFonts w:ascii="Times New Roman" w:hAnsi="Times New Roman" w:eastAsia="微软雅黑" w:cs="Times New Roman"/>
+                <w:sz w:val="21"/>
+                <w:szCs w:val="21"/>
+                <w:lang w:eastAsia="zh-CN"/>
+              </w:rPr>
+            </w:pPr>
+            <w:r>
+              <w:rPr>
+                <w:rFonts w:hint="default" w:ascii="Times New Roman" w:hAnsi="Times New Roman" w:eastAsia="微软雅黑" w:cs="Times New Roman"/>
+                <w:sz w:val="21"/>
+                <w:szCs w:val="21"/>
+                <w:lang w:eastAsia="zh-CN"/>
+              </w:rPr>
+              <w:t>{{ tip.comutation }}</w:t>
             </w:r>
           </w:p>
         </w:tc>
@@ -11208,9 +11242,9 @@
         </w:numPr>
         <w:jc w:val="left"/>
       </w:pPr>
-      <w:bookmarkStart w:id="42" w:name="_Toc149837259"/>
+      <w:bookmarkStart w:id="42" w:name="_Toc20968"/>
       <w:bookmarkStart w:id="43" w:name="_Toc24533"/>
-      <w:bookmarkStart w:id="44" w:name="_Toc20968"/>
+      <w:bookmarkStart w:id="44" w:name="_Toc149837259"/>
       <w:r>
         <w:rPr>
           <w:rFonts w:hint="eastAsia"/>
@@ -11436,18 +11470,17 @@
               <w:rPr>
                 <w:rFonts w:hint="eastAsia" w:ascii="Times New Roman" w:hAnsi="Times New Roman" w:eastAsia="微软雅黑" w:cs="Times New Roman"/>
                 <w:b/>
-                <w:bCs/>
                 <w:color w:val="FFFFFF" w:themeColor="background1"/>
                 <w:sz w:val="21"/>
                 <w:szCs w:val="21"/>
-                <w:lang w:eastAsia="zh-CN"/>
+                <w:lang w:val="en-US" w:eastAsia="zh-CN"/>
                 <w14:textFill>
                   <w14:solidFill>
                     <w14:schemeClr w14:val="bg1"/>
                   </w14:solidFill>
                 </w14:textFill>
               </w:rPr>
-              <w:t>突变</w:t>
+              <w:t>检测</w:t>
             </w:r>
             <w:r>
               <w:rPr>
@@ -13530,18 +13563,34 @@
             </w:pPr>
             <w:r>
               <w:rPr>
-                <w:rFonts w:ascii="Times New Roman" w:hAnsi="Times New Roman" w:eastAsia="微软雅黑" w:cs="Times New Roman"/>
+                <w:rFonts w:hint="eastAsia" w:ascii="Times New Roman" w:hAnsi="Times New Roman" w:eastAsia="微软雅黑" w:cs="Times New Roman"/>
                 <w:b/>
                 <w:color w:val="FFFFFF" w:themeColor="background1"/>
                 <w:sz w:val="21"/>
                 <w:szCs w:val="21"/>
+                <w:lang w:val="en-US" w:eastAsia="zh-CN"/>
                 <w14:textFill>
                   <w14:solidFill>
                     <w14:schemeClr w14:val="bg1"/>
                   </w14:solidFill>
                 </w14:textFill>
               </w:rPr>
-              <w:t>突变基因</w:t>
+              <w:t>检测</w:t>
+            </w:r>
+            <w:r>
+              <w:rPr>
+                <w:rFonts w:ascii="Times New Roman" w:hAnsi="Times New Roman" w:eastAsia="微软雅黑" w:cs="Times New Roman"/>
+                <w:b/>
+                <w:color w:val="FFFFFF" w:themeColor="background1"/>
+                <w:sz w:val="21"/>
+                <w:szCs w:val="21"/>
+                <w14:textFill>
+                  <w14:solidFill>
+                    <w14:schemeClr w14:val="bg1"/>
+                  </w14:solidFill>
+                </w14:textFill>
+              </w:rPr>
+              <w:t>基因</w:t>
             </w:r>
           </w:p>
         </w:tc>
@@ -15816,9 +15865,9 @@
       <w:bookmarkStart w:id="45" w:name="_Toc16163"/>
       <w:bookmarkStart w:id="46" w:name="_Toc106719764"/>
       <w:bookmarkStart w:id="47" w:name="_Toc20034"/>
-      <w:bookmarkStart w:id="48" w:name="_Toc10223"/>
-      <w:bookmarkStart w:id="49" w:name="_Toc19055"/>
-      <w:bookmarkStart w:id="50" w:name="_Toc7657"/>
+      <w:bookmarkStart w:id="48" w:name="_Toc19055"/>
+      <w:bookmarkStart w:id="49" w:name="_Toc7657"/>
+      <w:bookmarkStart w:id="50" w:name="_Toc10223"/>
       <w:r>
         <w:rPr>
           <w:rFonts w:hint="eastAsia"/>
@@ -18960,11 +19009,11 @@
           <w:lang w:eastAsia="zh-CN"/>
         </w:rPr>
       </w:pPr>
-      <w:bookmarkStart w:id="55" w:name="_Toc1707_WPSOffice_Level1"/>
-      <w:bookmarkStart w:id="56" w:name="_Toc28240"/>
-      <w:bookmarkStart w:id="57" w:name="_Toc13196_WPSOffice_Level1"/>
-      <w:bookmarkStart w:id="58" w:name="_Toc27302"/>
-      <w:bookmarkStart w:id="59" w:name="_Toc21764_WPSOffice_Level1"/>
+      <w:bookmarkStart w:id="55" w:name="_Toc27302"/>
+      <w:bookmarkStart w:id="56" w:name="_Toc21764_WPSOffice_Level1"/>
+      <w:bookmarkStart w:id="57" w:name="_Toc28240"/>
+      <w:bookmarkStart w:id="58" w:name="_Toc1707_WPSOffice_Level1"/>
+      <w:bookmarkStart w:id="59" w:name="_Toc13196_WPSOffice_Level1"/>
       <w:r>
         <w:rPr>
           <w:rFonts w:hint="eastAsia" w:ascii="Times New Roman" w:hAnsi="Times New Roman" w:eastAsia="微软雅黑" w:cs="Times New Roman"/>
@@ -18990,11 +19039,11 @@
           <w:lang w:eastAsia="zh-CN"/>
         </w:rPr>
       </w:pPr>
-      <w:bookmarkStart w:id="60" w:name="_Toc23606"/>
-      <w:bookmarkStart w:id="61" w:name="_Toc4331_WPSOffice_Level2"/>
-      <w:bookmarkStart w:id="62" w:name="_Toc32443_WPSOffice_Level2"/>
-      <w:bookmarkStart w:id="63" w:name="_Toc32302"/>
-      <w:bookmarkStart w:id="64" w:name="_Toc31973"/>
+      <w:bookmarkStart w:id="60" w:name="_Toc32443_WPSOffice_Level2"/>
+      <w:bookmarkStart w:id="61" w:name="_Toc32302"/>
+      <w:bookmarkStart w:id="62" w:name="_Toc23606"/>
+      <w:bookmarkStart w:id="63" w:name="_Toc31973"/>
+      <w:bookmarkStart w:id="64" w:name="_Toc4331_WPSOffice_Level2"/>
       <w:bookmarkStart w:id="65" w:name="_Toc149837264"/>
       <w:bookmarkStart w:id="66" w:name="_Toc5808"/>
       <w:r>
@@ -23359,6 +23408,12 @@
             <w:insideH w:val="dotted" w:color="45A3A7" w:sz="4" w:space="0"/>
             <w:insideV w:val="dotted" w:color="45A3A7" w:sz="4" w:space="0"/>
           </w:tblBorders>
+          <w:tblCellMar>
+            <w:top w:w="0" w:type="dxa"/>
+            <w:left w:w="108" w:type="dxa"/>
+            <w:bottom w:w="0" w:type="dxa"/>
+            <w:right w:w="108" w:type="dxa"/>
+          </w:tblCellMar>
         </w:tblPrEx>
         <w:trPr>
           <w:trHeight w:val="329" w:hRule="atLeast"/>
@@ -23681,7 +23736,29 @@
           <w:szCs w:val="24"/>
           <w:lang w:eastAsia="zh-CN"/>
         </w:rPr>
-        <w:t>{{ tdd.comutation }}</w:t>
+        <w:t>{{ tdd.comutation</w:t>
+      </w:r>
+      <w:r>
+        <w:rPr>
+          <w:rFonts w:hint="eastAsia" w:ascii="Times New Roman" w:hAnsi="Times New Roman" w:eastAsia="微软雅黑" w:cs="Times New Roman"/>
+          <w:b/>
+          <w:sz w:val="24"/>
+          <w:szCs w:val="24"/>
+          <w:lang w:val="en-US" w:eastAsia="zh-CN"/>
+        </w:rPr>
+        <w:t>1</w:t>
+      </w:r>
+      <w:bookmarkStart w:id="128" w:name="_GoBack"/>
+      <w:bookmarkEnd w:id="128"/>
+      <w:r>
+        <w:rPr>
+          <w:rFonts w:hint="eastAsia" w:ascii="Times New Roman" w:hAnsi="Times New Roman" w:eastAsia="微软雅黑" w:cs="Times New Roman"/>
+          <w:b/>
+          <w:sz w:val="24"/>
+          <w:szCs w:val="24"/>
+          <w:lang w:eastAsia="zh-CN"/>
+        </w:rPr>
+        <w:t xml:space="preserve"> }}</w:t>
       </w:r>
     </w:p>
     <w:tbl>
@@ -23813,9 +23890,9 @@
                 <w:bCs/>
                 <w:sz w:val="18"/>
                 <w:szCs w:val="18"/>
-                <w:lang w:eastAsia="zh-CN"/>
-              </w:rPr>
-              <w:t>-</w:t>
+                <w:lang w:val="en-US" w:eastAsia="zh-CN"/>
+              </w:rPr>
+              <w:t>{{tdd.comutation}}</w:t>
             </w:r>
           </w:p>
         </w:tc>
@@ -32306,8 +32383,8 @@
           </w14:shadow>
         </w:rPr>
       </w:pPr>
-      <w:bookmarkStart w:id="70" w:name="_Toc4707"/>
-      <w:bookmarkStart w:id="71" w:name="_Toc31080"/>
+      <w:bookmarkStart w:id="70" w:name="_Toc31080"/>
+      <w:bookmarkStart w:id="71" w:name="_Toc4707"/>
       <w:r>
         <w:rPr>
           <w:rStyle w:val="41"/>
@@ -32346,17 +32423,17 @@
         </w:rPr>
       </w:pPr>
       <w:bookmarkStart w:id="72" w:name="_Toc21092"/>
-      <w:bookmarkStart w:id="73" w:name="_Toc25789"/>
-      <w:bookmarkStart w:id="74" w:name="_Toc14255_WPSOffice_Level1"/>
-      <w:bookmarkStart w:id="75" w:name="_Toc24085_WPSOffice_Level1"/>
-      <w:bookmarkStart w:id="76" w:name="_Toc9066"/>
-      <w:bookmarkStart w:id="77" w:name="_Toc3674"/>
+      <w:bookmarkStart w:id="73" w:name="_Toc24085_WPSOffice_Level1"/>
+      <w:bookmarkStart w:id="74" w:name="_Toc3674"/>
+      <w:bookmarkStart w:id="75" w:name="_Toc9066"/>
+      <w:bookmarkStart w:id="76" w:name="_Toc25789"/>
+      <w:bookmarkStart w:id="77" w:name="_Toc14255_WPSOffice_Level1"/>
       <w:bookmarkStart w:id="78" w:name="_Toc15840_WPSOffice_Level1"/>
       <w:bookmarkStart w:id="79" w:name="_Hlk33190413"/>
       <w:bookmarkStart w:id="80" w:name="_Toc18699"/>
-      <w:bookmarkStart w:id="81" w:name="_Toc11193_WPSOffice_Level1"/>
-      <w:bookmarkStart w:id="82" w:name="_Toc11896_WPSOffice_Level1"/>
-      <w:bookmarkStart w:id="83" w:name="_Toc28810_WPSOffice_Level1"/>
+      <w:bookmarkStart w:id="81" w:name="_Toc11896_WPSOffice_Level1"/>
+      <w:bookmarkStart w:id="82" w:name="_Toc28810_WPSOffice_Level1"/>
+      <w:bookmarkStart w:id="83" w:name="_Toc11193_WPSOffice_Level1"/>
       <w:r>
         <w:rPr>
           <w:rFonts w:hint="eastAsia"/>
@@ -36308,15 +36385,15 @@
         </w:rPr>
       </w:pPr>
       <w:bookmarkStart w:id="90" w:name="_Toc27291"/>
-      <w:bookmarkStart w:id="91" w:name="_Toc866"/>
-      <w:bookmarkStart w:id="92" w:name="_Toc4680"/>
-      <w:bookmarkStart w:id="93" w:name="_Toc3824"/>
-      <w:bookmarkStart w:id="94" w:name="_Toc3846"/>
-      <w:bookmarkStart w:id="95" w:name="_Toc29283"/>
-      <w:bookmarkStart w:id="96" w:name="_Toc5400"/>
-      <w:bookmarkStart w:id="97" w:name="_Toc1953"/>
-      <w:bookmarkStart w:id="98" w:name="_Toc32060"/>
-      <w:bookmarkStart w:id="99" w:name="_Toc29484"/>
+      <w:bookmarkStart w:id="91" w:name="_Toc4680"/>
+      <w:bookmarkStart w:id="92" w:name="_Toc3824"/>
+      <w:bookmarkStart w:id="93" w:name="_Toc3846"/>
+      <w:bookmarkStart w:id="94" w:name="_Toc29283"/>
+      <w:bookmarkStart w:id="95" w:name="_Toc5400"/>
+      <w:bookmarkStart w:id="96" w:name="_Toc1953"/>
+      <w:bookmarkStart w:id="97" w:name="_Toc866"/>
+      <w:bookmarkStart w:id="98" w:name="_Toc29484"/>
+      <w:bookmarkStart w:id="99" w:name="_Toc32060"/>
       <w:r>
         <w:rPr>
           <w:b w:val="0"/>
@@ -36484,15 +36561,15 @@
           <w:szCs w:val="22"/>
         </w:rPr>
       </w:pPr>
-      <w:bookmarkStart w:id="100" w:name="_Toc126"/>
-      <w:bookmarkStart w:id="101" w:name="_Toc783"/>
-      <w:bookmarkStart w:id="102" w:name="_Toc134"/>
-      <w:bookmarkStart w:id="103" w:name="_Toc32349"/>
-      <w:bookmarkStart w:id="104" w:name="_Toc10299"/>
-      <w:bookmarkStart w:id="105" w:name="_Toc16655"/>
-      <w:bookmarkStart w:id="106" w:name="_Toc3814"/>
-      <w:bookmarkStart w:id="107" w:name="_Toc22196"/>
-      <w:bookmarkStart w:id="108" w:name="_Toc1891"/>
+      <w:bookmarkStart w:id="100" w:name="_Toc3814"/>
+      <w:bookmarkStart w:id="101" w:name="_Toc32349"/>
+      <w:bookmarkStart w:id="102" w:name="_Toc10299"/>
+      <w:bookmarkStart w:id="103" w:name="_Toc16655"/>
+      <w:bookmarkStart w:id="104" w:name="_Toc134"/>
+      <w:bookmarkStart w:id="105" w:name="_Toc22196"/>
+      <w:bookmarkStart w:id="106" w:name="_Toc783"/>
+      <w:bookmarkStart w:id="107" w:name="_Toc1891"/>
+      <w:bookmarkStart w:id="108" w:name="_Toc126"/>
       <w:bookmarkStart w:id="109" w:name="_Toc21034"/>
       <w:r>
         <w:rPr>
@@ -36717,9 +36794,9 @@
           <w:lang w:eastAsia="zh-CN"/>
         </w:rPr>
       </w:pPr>
-      <w:bookmarkStart w:id="110" w:name="_Toc13507"/>
-      <w:bookmarkStart w:id="111" w:name="_Toc20748"/>
-      <w:bookmarkStart w:id="112" w:name="_Toc31656"/>
+      <w:bookmarkStart w:id="110" w:name="_Toc31656"/>
+      <w:bookmarkStart w:id="111" w:name="_Toc13507"/>
+      <w:bookmarkStart w:id="112" w:name="_Toc20748"/>
       <w:r>
         <w:rPr>
           <w:rFonts w:hint="eastAsia"/>
@@ -36797,12 +36874,6 @@
             <w:insideH w:val="single" w:color="auto" w:sz="4" w:space="0"/>
             <w:insideV w:val="single" w:color="auto" w:sz="4" w:space="0"/>
           </w:tblBorders>
-          <w:tblCellMar>
-            <w:top w:w="0" w:type="dxa"/>
-            <w:left w:w="108" w:type="dxa"/>
-            <w:bottom w:w="0" w:type="dxa"/>
-            <w:right w:w="108" w:type="dxa"/>
-          </w:tblCellMar>
         </w:tblPrEx>
         <w:trPr>
           <w:trHeight w:val="454" w:hRule="atLeast"/>
@@ -38790,14 +38861,14 @@
           <w:lang w:eastAsia="zh-CN"/>
         </w:rPr>
       </w:pPr>
-      <w:bookmarkStart w:id="113" w:name="_Toc3409"/>
-      <w:bookmarkStart w:id="114" w:name="_Toc5488"/>
-      <w:bookmarkStart w:id="115" w:name="_Toc26926"/>
-      <w:bookmarkStart w:id="116" w:name="_Toc7007"/>
+      <w:bookmarkStart w:id="113" w:name="_Toc5488"/>
+      <w:bookmarkStart w:id="114" w:name="_Toc7007"/>
+      <w:bookmarkStart w:id="115" w:name="_Toc3409"/>
+      <w:bookmarkStart w:id="116" w:name="_Toc26926"/>
       <w:bookmarkStart w:id="117" w:name="_Toc15114"/>
-      <w:bookmarkStart w:id="118" w:name="_Toc28454_WPSOffice_Level1"/>
-      <w:bookmarkStart w:id="119" w:name="_Toc20170_WPSOffice_Level1"/>
-      <w:bookmarkStart w:id="120" w:name="_Toc26985_WPSOffice_Level1"/>
+      <w:bookmarkStart w:id="118" w:name="_Toc26985_WPSOffice_Level1"/>
+      <w:bookmarkStart w:id="119" w:name="_Toc28454_WPSOffice_Level1"/>
+      <w:bookmarkStart w:id="120" w:name="_Toc20170_WPSOffice_Level1"/>
       <w:r>
         <w:rPr>
           <w:rFonts w:hint="eastAsia"/>
@@ -39016,11 +39087,11 @@
           <w:lang w:eastAsia="zh-CN"/>
         </w:rPr>
       </w:pPr>
-      <w:bookmarkStart w:id="121" w:name="_Toc19584_WPSOffice_Level1"/>
+      <w:bookmarkStart w:id="121" w:name="_Toc15882"/>
       <w:bookmarkStart w:id="122" w:name="_Toc8945"/>
-      <w:bookmarkStart w:id="123" w:name="_Toc15882"/>
-      <w:bookmarkStart w:id="124" w:name="_Toc13275"/>
-      <w:bookmarkStart w:id="125" w:name="_Toc22162_WPSOffice_Level1"/>
+      <w:bookmarkStart w:id="123" w:name="_Toc13275"/>
+      <w:bookmarkStart w:id="124" w:name="_Toc22162_WPSOffice_Level1"/>
+      <w:bookmarkStart w:id="125" w:name="_Toc19584_WPSOffice_Level1"/>
       <w:bookmarkStart w:id="126" w:name="_Toc22623"/>
       <w:bookmarkStart w:id="127" w:name="_Toc14611_WPSOffice_Level1"/>
       <w:r>

--- a/WebContent/docx/中国人群BRCA12基因分子分型研究_双样本-常德市第一人民医院.docx
+++ b/WebContent/docx/中国人群BRCA12基因分子分型研究_双样本-常德市第一人民医院.docx
@@ -2795,11 +2795,11 @@
         <w:spacing w:line="360" w:lineRule="auto"/>
         <w:ind w:left="440"/>
       </w:pPr>
-      <w:bookmarkStart w:id="0" w:name="_Toc24178_WPSOffice_Level1"/>
-      <w:bookmarkStart w:id="1" w:name="_Toc30143_WPSOffice_Level1"/>
-      <w:bookmarkStart w:id="2" w:name="_Toc21009_WPSOffice_Level1"/>
-      <w:bookmarkStart w:id="3" w:name="_Toc21669"/>
-      <w:bookmarkStart w:id="4" w:name="_Toc13806"/>
+      <w:bookmarkStart w:id="0" w:name="_Toc21009_WPSOffice_Level1"/>
+      <w:bookmarkStart w:id="1" w:name="_Toc21669"/>
+      <w:bookmarkStart w:id="2" w:name="_Toc13806"/>
+      <w:bookmarkStart w:id="3" w:name="_Toc24178_WPSOffice_Level1"/>
+      <w:bookmarkStart w:id="4" w:name="_Toc30143_WPSOffice_Level1"/>
     </w:p>
     <w:p>
       <w:pPr>
@@ -3716,11 +3716,11 @@
           </w14:shadow>
         </w:rPr>
       </w:pPr>
-      <w:bookmarkStart w:id="7" w:name="_Toc13296"/>
-      <w:bookmarkStart w:id="8" w:name="_Toc11015_WPSOffice_Level1"/>
-      <w:bookmarkStart w:id="9" w:name="_Toc18062_WPSOffice_Level1"/>
+      <w:bookmarkStart w:id="7" w:name="_Toc11015_WPSOffice_Level1"/>
+      <w:bookmarkStart w:id="8" w:name="_Toc29628"/>
+      <w:bookmarkStart w:id="9" w:name="_Toc13296"/>
       <w:bookmarkStart w:id="10" w:name="_Toc7021_WPSOffice_Level1"/>
-      <w:bookmarkStart w:id="11" w:name="_Toc29628"/>
+      <w:bookmarkStart w:id="11" w:name="_Toc18062_WPSOffice_Level1"/>
       <w:bookmarkStart w:id="12" w:name="_Toc17451"/>
       <w:bookmarkStart w:id="13" w:name="_Toc3823"/>
       <w:r>
@@ -3772,7 +3772,29 @@
           <w:szCs w:val="21"/>
           <w:lang w:eastAsia="zh-CN"/>
         </w:rPr>
-        <w:t>BRCA1/2基因全外显子±20 bp内含子区域进行高通量测序，检测BRCA1/2基因的靶向用药信息和遗传风险，适用于乳腺癌、卵巢癌、宫颈癌、子宫内膜癌、前列腺癌及胰腺癌等癌种。检测突变形式为点突变（SNV）、小片段插入缺失（INDEL）。</w:t>
+        <w:t>BRCA1/2基因全外显子±20 bp内含子区域进行高通量测序，检测BRCA1/2基因的靶向用药信息和遗传风险，适用于乳腺癌、卵巢癌、宫颈癌、子宫内膜癌、前列腺癌及胰腺癌等癌种。检测突变形式为点突变（SNV）、小片段插入缺失（INDEL）、拷贝数变异</w:t>
+      </w:r>
+      <w:r>
+        <w:rPr>
+          <w:rFonts w:hint="eastAsia" w:ascii="Times New Roman" w:hAnsi="Times New Roman" w:eastAsia="微软雅黑" w:cs="Times New Roman"/>
+          <w:bCs/>
+          <w:sz w:val="21"/>
+          <w:szCs w:val="21"/>
+          <w:lang w:eastAsia="zh-CN"/>
+        </w:rPr>
+        <w:t>（CNV）</w:t>
+      </w:r>
+      <w:bookmarkStart w:id="128" w:name="_GoBack"/>
+      <w:bookmarkEnd w:id="128"/>
+      <w:r>
+        <w:rPr>
+          <w:rFonts w:ascii="Times New Roman" w:hAnsi="Times New Roman" w:eastAsia="微软雅黑" w:cs="Times New Roman"/>
+          <w:bCs/>
+          <w:sz w:val="21"/>
+          <w:szCs w:val="21"/>
+          <w:lang w:eastAsia="zh-CN"/>
+        </w:rPr>
+        <w:t>。</w:t>
       </w:r>
       <w:r>
         <w:rPr>
@@ -3904,8 +3926,8 @@
       </w:pPr>
       <w:bookmarkStart w:id="14" w:name="_Toc6221_WPSOffice_Level1"/>
       <w:bookmarkStart w:id="15" w:name="_Toc23369_WPSOffice_Level1"/>
-      <w:bookmarkStart w:id="16" w:name="_Toc18058"/>
-      <w:bookmarkStart w:id="17" w:name="_Toc25920"/>
+      <w:bookmarkStart w:id="16" w:name="_Toc25920"/>
+      <w:bookmarkStart w:id="17" w:name="_Toc18058"/>
       <w:bookmarkStart w:id="18" w:name="_Toc20759"/>
       <w:bookmarkStart w:id="19" w:name="_Toc21589"/>
       <w:bookmarkStart w:id="20" w:name="_Toc534807930"/>
@@ -3970,11 +3992,11 @@
           <w:lang w:eastAsia="zh-CN"/>
         </w:rPr>
       </w:pPr>
-      <w:bookmarkStart w:id="21" w:name="_Toc149832728"/>
-      <w:bookmarkStart w:id="22" w:name="_Toc149826003"/>
-      <w:bookmarkStart w:id="23" w:name="_Toc16544"/>
-      <w:bookmarkStart w:id="24" w:name="_Toc9072"/>
-      <w:bookmarkStart w:id="25" w:name="_Toc11674"/>
+      <w:bookmarkStart w:id="21" w:name="_Toc16544"/>
+      <w:bookmarkStart w:id="22" w:name="_Toc11674"/>
+      <w:bookmarkStart w:id="23" w:name="_Toc9072"/>
+      <w:bookmarkStart w:id="24" w:name="_Toc149826003"/>
+      <w:bookmarkStart w:id="25" w:name="_Toc149832728"/>
       <w:r>
         <w:rPr>
           <w:rFonts w:hint="eastAsia"/>
@@ -5597,7 +5619,7 @@
                 </mc:Choice>
                 <mc:Fallback>
                   <w:pict>
-                    <v:group id="_x0000_s1026" o:spid="_x0000_s1026" o:spt="203" style="position:absolute;left:0pt;margin-left:0.6pt;margin-top:-37.8pt;height:113.6pt;width:240.8pt;z-index:251667456;mso-width-relative:page;mso-height-relative:page;" coordorigin="19211,18842" coordsize="4816,2272" o:gfxdata="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">
+                    <v:group id="_x0000_s1026" o:spid="_x0000_s1026" o:spt="203" style="position:absolute;left:0pt;margin-left:0.6pt;margin-top:-37.8pt;height:113.6pt;width:240.8pt;z-index:251667456;mso-width-relative:page;mso-height-relative:page;" coordorigin="19211,18842" coordsize="4816,2272" o:gfxdata="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">
                       <o:lock v:ext="edit" aspectratio="f"/>
                       <v:group id="组合 6" o:spid="_x0000_s1026" o:spt="203" style="position:absolute;left:19211;top:18842;height:2273;width:4816;" coordorigin="19199,18902" coordsize="4816,2273" o:gfxdata="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">
                         <o:lock v:ext="edit" aspectratio="f"/>
@@ -6168,7 +6190,7 @@
                 </mc:Choice>
                 <mc:Fallback>
                   <w:pict>
-                    <v:group id="_x0000_s1026" o:spid="_x0000_s1026" o:spt="203" style="position:absolute;left:0pt;margin-left:0pt;margin-top:-29.2pt;height:113.65pt;width:246.8pt;z-index:251668480;mso-width-relative:page;mso-height-relative:page;" coordorigin="19199,20810" coordsize="4936,2273" o:gfxdata="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">
+                    <v:group id="_x0000_s1026" o:spid="_x0000_s1026" o:spt="203" style="position:absolute;left:0pt;margin-left:0pt;margin-top:-29.2pt;height:113.65pt;width:246.8pt;z-index:251668480;mso-width-relative:page;mso-height-relative:page;" coordorigin="19199,20810" coordsize="4936,2273" o:gfxdata="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">
                       <o:lock v:ext="edit" aspectratio="f"/>
                       <v:group id="组合 23" o:spid="_x0000_s1026" o:spt="203" style="position:absolute;left:19199;top:20810;height:2273;width:4936;" coordorigin="19199,20810" coordsize="4936,2273" o:gfxdata="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">
                         <o:lock v:ext="edit" aspectratio="f"/>
@@ -6482,20 +6504,20 @@
           </w14:shadow>
         </w:rPr>
       </w:pPr>
-      <w:bookmarkStart w:id="26" w:name="_Toc19898_WPSOffice_Level1"/>
-      <w:bookmarkStart w:id="27" w:name="_Toc22776"/>
-      <w:bookmarkStart w:id="28" w:name="_Toc24235"/>
-      <w:bookmarkStart w:id="29" w:name="_Toc22132"/>
-      <w:bookmarkStart w:id="30" w:name="_Toc2781"/>
-      <w:bookmarkStart w:id="31" w:name="_Toc3487"/>
-      <w:bookmarkStart w:id="32" w:name="_Toc149837256"/>
-      <w:bookmarkStart w:id="33" w:name="_Toc20136_WPSOffice_Level1"/>
+      <w:bookmarkStart w:id="26" w:name="_Toc2781"/>
+      <w:bookmarkStart w:id="27" w:name="_Toc24235"/>
+      <w:bookmarkStart w:id="28" w:name="_Toc22132"/>
+      <w:bookmarkStart w:id="29" w:name="_Toc22776"/>
+      <w:bookmarkStart w:id="30" w:name="_Toc3487"/>
+      <w:bookmarkStart w:id="31" w:name="_Toc149837256"/>
+      <w:bookmarkStart w:id="32" w:name="_Toc20136_WPSOffice_Level1"/>
+      <w:bookmarkStart w:id="33" w:name="_Toc19898_WPSOffice_Level1"/>
       <w:bookmarkStart w:id="34" w:name="_Toc149837258"/>
       <w:bookmarkStart w:id="35" w:name="_Toc4331_WPSOffice_Level1"/>
-      <w:bookmarkStart w:id="36" w:name="_Toc32443_WPSOffice_Level1"/>
-      <w:bookmarkStart w:id="37" w:name="_Toc23846_WPSOffice_Level1"/>
-      <w:bookmarkStart w:id="38" w:name="_Toc23903"/>
-      <w:bookmarkStart w:id="39" w:name="_Toc25727"/>
+      <w:bookmarkStart w:id="36" w:name="_Toc25727"/>
+      <w:bookmarkStart w:id="37" w:name="_Toc23903"/>
+      <w:bookmarkStart w:id="38" w:name="_Toc32443_WPSOffice_Level1"/>
+      <w:bookmarkStart w:id="39" w:name="_Toc23846_WPSOffice_Level1"/>
       <w:r>
         <w:rPr>
           <w:rStyle w:val="41"/>
@@ -11243,8 +11265,8 @@
         <w:jc w:val="left"/>
       </w:pPr>
       <w:bookmarkStart w:id="42" w:name="_Toc20968"/>
-      <w:bookmarkStart w:id="43" w:name="_Toc24533"/>
-      <w:bookmarkStart w:id="44" w:name="_Toc149837259"/>
+      <w:bookmarkStart w:id="43" w:name="_Toc149837259"/>
+      <w:bookmarkStart w:id="44" w:name="_Toc24533"/>
       <w:r>
         <w:rPr>
           <w:rFonts w:hint="eastAsia"/>
@@ -15438,12 +15460,6 @@
             <w:insideH w:val="single" w:color="A4A4A4" w:sz="4" w:space="0"/>
             <w:insideV w:val="single" w:color="A4A4A4" w:sz="4" w:space="0"/>
           </w:tblBorders>
-          <w:tblCellMar>
-            <w:top w:w="0" w:type="dxa"/>
-            <w:left w:w="0" w:type="dxa"/>
-            <w:bottom w:w="0" w:type="dxa"/>
-            <w:right w:w="0" w:type="dxa"/>
-          </w:tblCellMar>
         </w:tblPrEx>
         <w:trPr>
           <w:trHeight w:val="769" w:hRule="atLeast"/>
@@ -19011,9 +19027,9 @@
       </w:pPr>
       <w:bookmarkStart w:id="55" w:name="_Toc27302"/>
       <w:bookmarkStart w:id="56" w:name="_Toc21764_WPSOffice_Level1"/>
-      <w:bookmarkStart w:id="57" w:name="_Toc28240"/>
-      <w:bookmarkStart w:id="58" w:name="_Toc1707_WPSOffice_Level1"/>
-      <w:bookmarkStart w:id="59" w:name="_Toc13196_WPSOffice_Level1"/>
+      <w:bookmarkStart w:id="57" w:name="_Toc13196_WPSOffice_Level1"/>
+      <w:bookmarkStart w:id="58" w:name="_Toc28240"/>
+      <w:bookmarkStart w:id="59" w:name="_Toc1707_WPSOffice_Level1"/>
       <w:r>
         <w:rPr>
           <w:rFonts w:hint="eastAsia" w:ascii="Times New Roman" w:hAnsi="Times New Roman" w:eastAsia="微软雅黑" w:cs="Times New Roman"/>
@@ -19039,13 +19055,13 @@
           <w:lang w:eastAsia="zh-CN"/>
         </w:rPr>
       </w:pPr>
-      <w:bookmarkStart w:id="60" w:name="_Toc32443_WPSOffice_Level2"/>
-      <w:bookmarkStart w:id="61" w:name="_Toc32302"/>
-      <w:bookmarkStart w:id="62" w:name="_Toc23606"/>
-      <w:bookmarkStart w:id="63" w:name="_Toc31973"/>
-      <w:bookmarkStart w:id="64" w:name="_Toc4331_WPSOffice_Level2"/>
-      <w:bookmarkStart w:id="65" w:name="_Toc149837264"/>
-      <w:bookmarkStart w:id="66" w:name="_Toc5808"/>
+      <w:bookmarkStart w:id="60" w:name="_Toc4331_WPSOffice_Level2"/>
+      <w:bookmarkStart w:id="61" w:name="_Toc32443_WPSOffice_Level2"/>
+      <w:bookmarkStart w:id="62" w:name="_Toc32302"/>
+      <w:bookmarkStart w:id="63" w:name="_Toc23606"/>
+      <w:bookmarkStart w:id="64" w:name="_Toc31973"/>
+      <w:bookmarkStart w:id="65" w:name="_Toc5808"/>
+      <w:bookmarkStart w:id="66" w:name="_Toc149837264"/>
       <w:r>
         <w:rPr>
           <w:rFonts w:hint="eastAsia"/>
@@ -23748,8 +23764,6 @@
         </w:rPr>
         <w:t>1</w:t>
       </w:r>
-      <w:bookmarkStart w:id="128" w:name="_GoBack"/>
-      <w:bookmarkEnd w:id="128"/>
       <w:r>
         <w:rPr>
           <w:rFonts w:hint="eastAsia" w:ascii="Times New Roman" w:hAnsi="Times New Roman" w:eastAsia="微软雅黑" w:cs="Times New Roman"/>
@@ -32423,17 +32437,17 @@
         </w:rPr>
       </w:pPr>
       <w:bookmarkStart w:id="72" w:name="_Toc21092"/>
-      <w:bookmarkStart w:id="73" w:name="_Toc24085_WPSOffice_Level1"/>
-      <w:bookmarkStart w:id="74" w:name="_Toc3674"/>
-      <w:bookmarkStart w:id="75" w:name="_Toc9066"/>
-      <w:bookmarkStart w:id="76" w:name="_Toc25789"/>
-      <w:bookmarkStart w:id="77" w:name="_Toc14255_WPSOffice_Level1"/>
-      <w:bookmarkStart w:id="78" w:name="_Toc15840_WPSOffice_Level1"/>
+      <w:bookmarkStart w:id="73" w:name="_Toc25789"/>
+      <w:bookmarkStart w:id="74" w:name="_Toc24085_WPSOffice_Level1"/>
+      <w:bookmarkStart w:id="75" w:name="_Toc3674"/>
+      <w:bookmarkStart w:id="76" w:name="_Toc14255_WPSOffice_Level1"/>
+      <w:bookmarkStart w:id="77" w:name="_Toc15840_WPSOffice_Level1"/>
+      <w:bookmarkStart w:id="78" w:name="_Toc9066"/>
       <w:bookmarkStart w:id="79" w:name="_Hlk33190413"/>
       <w:bookmarkStart w:id="80" w:name="_Toc18699"/>
-      <w:bookmarkStart w:id="81" w:name="_Toc11896_WPSOffice_Level1"/>
+      <w:bookmarkStart w:id="81" w:name="_Toc11193_WPSOffice_Level1"/>
       <w:bookmarkStart w:id="82" w:name="_Toc28810_WPSOffice_Level1"/>
-      <w:bookmarkStart w:id="83" w:name="_Toc11193_WPSOffice_Level1"/>
+      <w:bookmarkStart w:id="83" w:name="_Toc11896_WPSOffice_Level1"/>
       <w:r>
         <w:rPr>
           <w:rFonts w:hint="eastAsia"/>
@@ -36385,15 +36399,15 @@
         </w:rPr>
       </w:pPr>
       <w:bookmarkStart w:id="90" w:name="_Toc27291"/>
-      <w:bookmarkStart w:id="91" w:name="_Toc4680"/>
+      <w:bookmarkStart w:id="91" w:name="_Toc32060"/>
       <w:bookmarkStart w:id="92" w:name="_Toc3824"/>
-      <w:bookmarkStart w:id="93" w:name="_Toc3846"/>
-      <w:bookmarkStart w:id="94" w:name="_Toc29283"/>
-      <w:bookmarkStart w:id="95" w:name="_Toc5400"/>
-      <w:bookmarkStart w:id="96" w:name="_Toc1953"/>
-      <w:bookmarkStart w:id="97" w:name="_Toc866"/>
-      <w:bookmarkStart w:id="98" w:name="_Toc29484"/>
-      <w:bookmarkStart w:id="99" w:name="_Toc32060"/>
+      <w:bookmarkStart w:id="93" w:name="_Toc29283"/>
+      <w:bookmarkStart w:id="94" w:name="_Toc1953"/>
+      <w:bookmarkStart w:id="95" w:name="_Toc29484"/>
+      <w:bookmarkStart w:id="96" w:name="_Toc5400"/>
+      <w:bookmarkStart w:id="97" w:name="_Toc3846"/>
+      <w:bookmarkStart w:id="98" w:name="_Toc866"/>
+      <w:bookmarkStart w:id="99" w:name="_Toc4680"/>
       <w:r>
         <w:rPr>
           <w:b w:val="0"/>
@@ -36562,14 +36576,14 @@
         </w:rPr>
       </w:pPr>
       <w:bookmarkStart w:id="100" w:name="_Toc3814"/>
-      <w:bookmarkStart w:id="101" w:name="_Toc32349"/>
+      <w:bookmarkStart w:id="101" w:name="_Toc16655"/>
       <w:bookmarkStart w:id="102" w:name="_Toc10299"/>
-      <w:bookmarkStart w:id="103" w:name="_Toc16655"/>
-      <w:bookmarkStart w:id="104" w:name="_Toc134"/>
+      <w:bookmarkStart w:id="103" w:name="_Toc32349"/>
+      <w:bookmarkStart w:id="104" w:name="_Toc126"/>
       <w:bookmarkStart w:id="105" w:name="_Toc22196"/>
       <w:bookmarkStart w:id="106" w:name="_Toc783"/>
       <w:bookmarkStart w:id="107" w:name="_Toc1891"/>
-      <w:bookmarkStart w:id="108" w:name="_Toc126"/>
+      <w:bookmarkStart w:id="108" w:name="_Toc134"/>
       <w:bookmarkStart w:id="109" w:name="_Toc21034"/>
       <w:r>
         <w:rPr>
@@ -36795,8 +36809,8 @@
         </w:rPr>
       </w:pPr>
       <w:bookmarkStart w:id="110" w:name="_Toc31656"/>
-      <w:bookmarkStart w:id="111" w:name="_Toc13507"/>
-      <w:bookmarkStart w:id="112" w:name="_Toc20748"/>
+      <w:bookmarkStart w:id="111" w:name="_Toc20748"/>
+      <w:bookmarkStart w:id="112" w:name="_Toc13507"/>
       <w:r>
         <w:rPr>
           <w:rFonts w:hint="eastAsia"/>
@@ -36874,6 +36888,12 @@
             <w:insideH w:val="single" w:color="auto" w:sz="4" w:space="0"/>
             <w:insideV w:val="single" w:color="auto" w:sz="4" w:space="0"/>
           </w:tblBorders>
+          <w:tblCellMar>
+            <w:top w:w="0" w:type="dxa"/>
+            <w:left w:w="108" w:type="dxa"/>
+            <w:bottom w:w="0" w:type="dxa"/>
+            <w:right w:w="108" w:type="dxa"/>
+          </w:tblCellMar>
         </w:tblPrEx>
         <w:trPr>
           <w:trHeight w:val="454" w:hRule="atLeast"/>
@@ -39087,11 +39107,11 @@
           <w:lang w:eastAsia="zh-CN"/>
         </w:rPr>
       </w:pPr>
-      <w:bookmarkStart w:id="121" w:name="_Toc15882"/>
-      <w:bookmarkStart w:id="122" w:name="_Toc8945"/>
-      <w:bookmarkStart w:id="123" w:name="_Toc13275"/>
-      <w:bookmarkStart w:id="124" w:name="_Toc22162_WPSOffice_Level1"/>
-      <w:bookmarkStart w:id="125" w:name="_Toc19584_WPSOffice_Level1"/>
+      <w:bookmarkStart w:id="121" w:name="_Toc8945"/>
+      <w:bookmarkStart w:id="122" w:name="_Toc13275"/>
+      <w:bookmarkStart w:id="123" w:name="_Toc15882"/>
+      <w:bookmarkStart w:id="124" w:name="_Toc19584_WPSOffice_Level1"/>
+      <w:bookmarkStart w:id="125" w:name="_Toc22162_WPSOffice_Level1"/>
       <w:bookmarkStart w:id="126" w:name="_Toc22623"/>
       <w:bookmarkStart w:id="127" w:name="_Toc14611_WPSOffice_Level1"/>
       <w:r>

--- a/WebContent/docx/中国人群BRCA12基因分子分型研究_双样本-常德市第一人民医院.docx
+++ b/WebContent/docx/中国人群BRCA12基因分子分型研究_双样本-常德市第一人民医院.docx
@@ -11,18 +11,705 @@
         </w:rPr>
       </w:pPr>
       <w:r>
+        <w:drawing>
+          <wp:anchor distT="0" distB="0" distL="0" distR="0" simplePos="0" relativeHeight="251665408" behindDoc="0" locked="0" layoutInCell="1" allowOverlap="1">
+            <wp:simplePos x="0" y="0"/>
+            <wp:positionH relativeFrom="column">
+              <wp:posOffset>2246630</wp:posOffset>
+            </wp:positionH>
+            <wp:positionV relativeFrom="paragraph">
+              <wp:posOffset>128270</wp:posOffset>
+            </wp:positionV>
+            <wp:extent cx="1643380" cy="986790"/>
+            <wp:effectExtent l="0" t="0" r="0" b="0"/>
+            <wp:wrapNone/>
+            <wp:docPr id="8" name="图片 1"/>
+            <wp:cNvGraphicFramePr>
+              <a:graphicFrameLocks xmlns:a="http://schemas.openxmlformats.org/drawingml/2006/main" noChangeAspect="1"/>
+            </wp:cNvGraphicFramePr>
+            <a:graphic xmlns:a="http://schemas.openxmlformats.org/drawingml/2006/main">
+              <a:graphicData uri="http://schemas.openxmlformats.org/drawingml/2006/picture">
+                <pic:pic xmlns:pic="http://schemas.openxmlformats.org/drawingml/2006/picture">
+                  <pic:nvPicPr>
+                    <pic:cNvPr id="8" name="图片 1"/>
+                    <pic:cNvPicPr>
+                      <a:picLocks noChangeAspect="1" noChangeArrowheads="1"/>
+                    </pic:cNvPicPr>
+                  </pic:nvPicPr>
+                  <pic:blipFill>
+                    <a:blip r:embed="rId11"/>
+                    <a:srcRect/>
+                    <a:stretch>
+                      <a:fillRect/>
+                    </a:stretch>
+                  </pic:blipFill>
+                  <pic:spPr>
+                    <a:xfrm>
+                      <a:off x="0" y="0"/>
+                      <a:ext cx="1643380" cy="986790"/>
+                    </a:xfrm>
+                    <a:prstGeom prst="rect">
+                      <a:avLst/>
+                    </a:prstGeom>
+                    <a:noFill/>
+                    <a:ln>
+                      <a:noFill/>
+                    </a:ln>
+                  </pic:spPr>
+                </pic:pic>
+              </a:graphicData>
+            </a:graphic>
+          </wp:anchor>
+        </w:drawing>
+      </w:r>
+      <w:r>
+        <w:rPr>
+          <w:sz w:val="22"/>
+        </w:rPr>
+        <mc:AlternateContent>
+          <mc:Choice Requires="wps">
+            <w:drawing>
+              <wp:anchor distT="0" distB="0" distL="114300" distR="114300" simplePos="0" relativeHeight="251669504" behindDoc="0" locked="0" layoutInCell="1" allowOverlap="1">
+                <wp:simplePos x="0" y="0"/>
+                <wp:positionH relativeFrom="column">
+                  <wp:posOffset>2642235</wp:posOffset>
+                </wp:positionH>
+                <wp:positionV relativeFrom="paragraph">
+                  <wp:posOffset>9490710</wp:posOffset>
+                </wp:positionV>
+                <wp:extent cx="4082415" cy="957580"/>
+                <wp:effectExtent l="0" t="0" r="0" b="0"/>
+                <wp:wrapNone/>
+                <wp:docPr id="30" name="文本框 30"/>
+                <wp:cNvGraphicFramePr/>
+                <a:graphic xmlns:a="http://schemas.openxmlformats.org/drawingml/2006/main">
+                  <a:graphicData uri="http://schemas.microsoft.com/office/word/2010/wordprocessingShape">
+                    <wps:wsp>
+                      <wps:cNvSpPr txBox="1"/>
+                      <wps:spPr>
+                        <a:xfrm>
+                          <a:off x="0" y="0"/>
+                          <a:ext cx="4082415" cy="957580"/>
+                        </a:xfrm>
+                        <a:prstGeom prst="rect">
+                          <a:avLst/>
+                        </a:prstGeom>
+                        <a:noFill/>
+                        <a:ln w="6350">
+                          <a:noFill/>
+                        </a:ln>
+                      </wps:spPr>
+                      <wps:style>
+                        <a:lnRef idx="0">
+                          <a:schemeClr val="accent1"/>
+                        </a:lnRef>
+                        <a:fillRef idx="0">
+                          <a:schemeClr val="accent1"/>
+                        </a:fillRef>
+                        <a:effectRef idx="0">
+                          <a:schemeClr val="accent1"/>
+                        </a:effectRef>
+                        <a:fontRef idx="minor">
+                          <a:schemeClr val="dk1"/>
+                        </a:fontRef>
+                      </wps:style>
+                      <wps:txbx>
+                        <w:txbxContent>
+                          <w:p>
+                            <w:pPr>
+                              <w:jc w:val="right"/>
+                              <w:rPr>
+                                <w:rFonts w:ascii="Times New Roman" w:hAnsi="Times New Roman" w:eastAsia="等线" w:cs="宋体"/>
+                                <w:sz w:val="24"/>
+                                <w:szCs w:val="22"/>
+                                <w:lang w:val="en-US" w:eastAsia="zh-CN" w:bidi="ar-SA"/>
+                              </w:rPr>
+                            </w:pPr>
+                            <w:r>
+                              <w:rPr>
+                                <w:rFonts w:ascii="Times New Roman" w:hAnsi="Times New Roman" w:eastAsia="等线" w:cs="宋体"/>
+                                <w:sz w:val="24"/>
+                                <w:szCs w:val="22"/>
+                                <w:lang w:val="en-US" w:eastAsia="zh-CN" w:bidi="ar-SA"/>
+                              </w:rPr>
+                              <w:t>{{ summaryOfRresults.binary | ci(</w:t>
+                            </w:r>
+                            <w:r>
+                              <w:rPr>
+                                <w:rFonts w:hint="eastAsia" w:ascii="Times New Roman" w:hAnsi="Times New Roman" w:eastAsia="等线" w:cs="宋体"/>
+                                <w:sz w:val="24"/>
+                                <w:szCs w:val="22"/>
+                                <w:lang w:val="en-US" w:eastAsia="zh-CN" w:bidi="ar-SA"/>
+                              </w:rPr>
+                              <w:t>35.4</w:t>
+                            </w:r>
+                            <w:r>
+                              <w:rPr>
+                                <w:rFonts w:ascii="Times New Roman" w:hAnsi="Times New Roman" w:eastAsia="等线" w:cs="宋体"/>
+                                <w:sz w:val="24"/>
+                                <w:szCs w:val="22"/>
+                                <w:lang w:val="en-US" w:eastAsia="zh-CN" w:bidi="ar-SA"/>
+                              </w:rPr>
+                              <w:t>,</w:t>
+                            </w:r>
+                            <w:r>
+                              <w:rPr>
+                                <w:rFonts w:hint="eastAsia" w:ascii="Times New Roman" w:hAnsi="Times New Roman" w:eastAsia="等线" w:cs="宋体"/>
+                                <w:sz w:val="24"/>
+                                <w:szCs w:val="22"/>
+                                <w:lang w:val="en-US" w:eastAsia="zh-CN" w:bidi="ar-SA"/>
+                              </w:rPr>
+                              <w:t>35.4</w:t>
+                            </w:r>
+                            <w:r>
+                              <w:rPr>
+                                <w:rFonts w:ascii="Times New Roman" w:hAnsi="Times New Roman" w:eastAsia="等线" w:cs="宋体"/>
+                                <w:sz w:val="24"/>
+                                <w:szCs w:val="22"/>
+                                <w:lang w:val="en-US" w:eastAsia="zh-CN" w:bidi="ar-SA"/>
+                              </w:rPr>
+                              <w:t>) }}</w:t>
+                            </w:r>
+                          </w:p>
+                          <w:p>
+                            <w:pPr>
+                              <w:jc w:val="right"/>
+                              <w:rPr>
+                                <w:rFonts w:hint="eastAsia" w:ascii="微软雅黑" w:hAnsi="微软雅黑" w:eastAsia="微软雅黑" w:cs="微软雅黑"/>
+                                <w:b/>
+                                <w:bCs/>
+                                <w:color w:val="538135"/>
+                                <w:sz w:val="20"/>
+                                <w:szCs w:val="20"/>
+                                <w:lang w:val="en-US" w:eastAsia="zh-CN" w:bidi="ar-SA"/>
+                              </w:rPr>
+                            </w:pPr>
+                            <w:r>
+                              <w:rPr>
+                                <w:rFonts w:hint="eastAsia" w:ascii="微软雅黑" w:hAnsi="微软雅黑" w:eastAsia="微软雅黑" w:cs="微软雅黑"/>
+                                <w:b/>
+                                <w:bCs/>
+                                <w:color w:val="538135"/>
+                                <w:sz w:val="20"/>
+                                <w:szCs w:val="20"/>
+                                <w:lang w:val="en-US" w:eastAsia="zh-CN" w:bidi="ar-SA"/>
+                              </w:rPr>
+                              <w:t>扫码认证</w:t>
+                            </w:r>
+                          </w:p>
+                          <w:p>
+                            <w:pPr>
+                              <w:widowControl/>
+                              <w:jc w:val="right"/>
+                              <w:rPr>
+                                <w:rFonts w:hint="eastAsia" w:ascii="微软雅黑" w:hAnsi="微软雅黑" w:eastAsia="微软雅黑" w:cs="微软雅黑"/>
+                                <w:b/>
+                                <w:bCs/>
+                                <w:color w:val="538135"/>
+                                <w:sz w:val="20"/>
+                                <w:szCs w:val="20"/>
+                                <w:lang w:val="en-US" w:eastAsia="zh-CN" w:bidi="ar-SA"/>
+                              </w:rPr>
+                            </w:pPr>
+                            <w:r>
+                              <w:rPr>
+                                <w:rFonts w:hint="eastAsia" w:ascii="微软雅黑" w:hAnsi="微软雅黑" w:eastAsia="微软雅黑" w:cs="微软雅黑"/>
+                                <w:b/>
+                                <w:bCs/>
+                                <w:color w:val="538135"/>
+                                <w:sz w:val="20"/>
+                                <w:szCs w:val="20"/>
+                                <w:lang w:val="en-US" w:eastAsia="zh-CN" w:bidi="ar-SA"/>
+                              </w:rPr>
+                              <w:t>请受检者接收本报告后务必通过扫描防伪二维码确认报告真实性</w:t>
+                            </w:r>
+                          </w:p>
+                        </w:txbxContent>
+                      </wps:txbx>
+                      <wps:bodyPr rot="0" spcFirstLastPara="0" vertOverflow="overflow" horzOverflow="overflow" vert="horz" wrap="square" lIns="91440" tIns="45720" rIns="91440" bIns="45720" numCol="1" spcCol="0" rtlCol="0" fromWordArt="0" anchor="t" anchorCtr="0" forceAA="0" compatLnSpc="1">
+                        <a:noAutofit/>
+                      </wps:bodyPr>
+                    </wps:wsp>
+                  </a:graphicData>
+                </a:graphic>
+              </wp:anchor>
+            </w:drawing>
+          </mc:Choice>
+          <mc:Fallback>
+            <w:pict>
+              <v:shape id="_x0000_s1026" o:spid="_x0000_s1026" o:spt="202" type="#_x0000_t202" style="position:absolute;left:0pt;margin-left:208.05pt;margin-top:747.3pt;height:75.4pt;width:321.45pt;z-index:251669504;mso-width-relative:page;mso-height-relative:page;" filled="f" stroked="f" coordsize="21600,21600" o:gfxdata="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">
+                <v:fill on="f" focussize="0,0"/>
+                <v:stroke on="f" weight="0.5pt"/>
+                <v:imagedata o:title=""/>
+                <o:lock v:ext="edit" aspectratio="f"/>
+                <v:textbox>
+                  <w:txbxContent>
+                    <w:p>
+                      <w:pPr>
+                        <w:jc w:val="right"/>
+                        <w:rPr>
+                          <w:rFonts w:ascii="Times New Roman" w:hAnsi="Times New Roman" w:eastAsia="等线" w:cs="宋体"/>
+                          <w:sz w:val="24"/>
+                          <w:szCs w:val="22"/>
+                          <w:lang w:val="en-US" w:eastAsia="zh-CN" w:bidi="ar-SA"/>
+                        </w:rPr>
+                      </w:pPr>
+                      <w:r>
+                        <w:rPr>
+                          <w:rFonts w:ascii="Times New Roman" w:hAnsi="Times New Roman" w:eastAsia="等线" w:cs="宋体"/>
+                          <w:sz w:val="24"/>
+                          <w:szCs w:val="22"/>
+                          <w:lang w:val="en-US" w:eastAsia="zh-CN" w:bidi="ar-SA"/>
+                        </w:rPr>
+                        <w:t>{{ summaryOfRresults.binary | ci(</w:t>
+                      </w:r>
+                      <w:r>
+                        <w:rPr>
+                          <w:rFonts w:hint="eastAsia" w:ascii="Times New Roman" w:hAnsi="Times New Roman" w:eastAsia="等线" w:cs="宋体"/>
+                          <w:sz w:val="24"/>
+                          <w:szCs w:val="22"/>
+                          <w:lang w:val="en-US" w:eastAsia="zh-CN" w:bidi="ar-SA"/>
+                        </w:rPr>
+                        <w:t>35.4</w:t>
+                      </w:r>
+                      <w:r>
+                        <w:rPr>
+                          <w:rFonts w:ascii="Times New Roman" w:hAnsi="Times New Roman" w:eastAsia="等线" w:cs="宋体"/>
+                          <w:sz w:val="24"/>
+                          <w:szCs w:val="22"/>
+                          <w:lang w:val="en-US" w:eastAsia="zh-CN" w:bidi="ar-SA"/>
+                        </w:rPr>
+                        <w:t>,</w:t>
+                      </w:r>
+                      <w:r>
+                        <w:rPr>
+                          <w:rFonts w:hint="eastAsia" w:ascii="Times New Roman" w:hAnsi="Times New Roman" w:eastAsia="等线" w:cs="宋体"/>
+                          <w:sz w:val="24"/>
+                          <w:szCs w:val="22"/>
+                          <w:lang w:val="en-US" w:eastAsia="zh-CN" w:bidi="ar-SA"/>
+                        </w:rPr>
+                        <w:t>35.4</w:t>
+                      </w:r>
+                      <w:r>
+                        <w:rPr>
+                          <w:rFonts w:ascii="Times New Roman" w:hAnsi="Times New Roman" w:eastAsia="等线" w:cs="宋体"/>
+                          <w:sz w:val="24"/>
+                          <w:szCs w:val="22"/>
+                          <w:lang w:val="en-US" w:eastAsia="zh-CN" w:bidi="ar-SA"/>
+                        </w:rPr>
+                        <w:t>) }}</w:t>
+                      </w:r>
+                    </w:p>
+                    <w:p>
+                      <w:pPr>
+                        <w:jc w:val="right"/>
+                        <w:rPr>
+                          <w:rFonts w:hint="eastAsia" w:ascii="微软雅黑" w:hAnsi="微软雅黑" w:eastAsia="微软雅黑" w:cs="微软雅黑"/>
+                          <w:b/>
+                          <w:bCs/>
+                          <w:color w:val="538135"/>
+                          <w:sz w:val="20"/>
+                          <w:szCs w:val="20"/>
+                          <w:lang w:val="en-US" w:eastAsia="zh-CN" w:bidi="ar-SA"/>
+                        </w:rPr>
+                      </w:pPr>
+                      <w:r>
+                        <w:rPr>
+                          <w:rFonts w:hint="eastAsia" w:ascii="微软雅黑" w:hAnsi="微软雅黑" w:eastAsia="微软雅黑" w:cs="微软雅黑"/>
+                          <w:b/>
+                          <w:bCs/>
+                          <w:color w:val="538135"/>
+                          <w:sz w:val="20"/>
+                          <w:szCs w:val="20"/>
+                          <w:lang w:val="en-US" w:eastAsia="zh-CN" w:bidi="ar-SA"/>
+                        </w:rPr>
+                        <w:t>扫码认证</w:t>
+                      </w:r>
+                    </w:p>
+                    <w:p>
+                      <w:pPr>
+                        <w:widowControl/>
+                        <w:jc w:val="right"/>
+                        <w:rPr>
+                          <w:rFonts w:hint="eastAsia" w:ascii="微软雅黑" w:hAnsi="微软雅黑" w:eastAsia="微软雅黑" w:cs="微软雅黑"/>
+                          <w:b/>
+                          <w:bCs/>
+                          <w:color w:val="538135"/>
+                          <w:sz w:val="20"/>
+                          <w:szCs w:val="20"/>
+                          <w:lang w:val="en-US" w:eastAsia="zh-CN" w:bidi="ar-SA"/>
+                        </w:rPr>
+                      </w:pPr>
+                      <w:r>
+                        <w:rPr>
+                          <w:rFonts w:hint="eastAsia" w:ascii="微软雅黑" w:hAnsi="微软雅黑" w:eastAsia="微软雅黑" w:cs="微软雅黑"/>
+                          <w:b/>
+                          <w:bCs/>
+                          <w:color w:val="538135"/>
+                          <w:sz w:val="20"/>
+                          <w:szCs w:val="20"/>
+                          <w:lang w:val="en-US" w:eastAsia="zh-CN" w:bidi="ar-SA"/>
+                        </w:rPr>
+                        <w:t>请受检者接收本报告后务必通过扫描防伪二维码确认报告真实性</w:t>
+                      </w:r>
+                    </w:p>
+                  </w:txbxContent>
+                </v:textbox>
+              </v:shape>
+            </w:pict>
+          </mc:Fallback>
+        </mc:AlternateContent>
+      </w:r>
+      <w:bookmarkStart w:id="128" w:name="_GoBack"/>
+      <w:r>
+        <w:rPr>
+          <w:sz w:val="22"/>
+        </w:rPr>
+        <mc:AlternateContent>
+          <mc:Choice Requires="wps">
+            <w:drawing>
+              <wp:anchor distT="0" distB="0" distL="114300" distR="114300" simplePos="0" relativeHeight="251668480" behindDoc="0" locked="0" layoutInCell="1" allowOverlap="1">
+                <wp:simplePos x="0" y="0"/>
+                <wp:positionH relativeFrom="column">
+                  <wp:posOffset>403225</wp:posOffset>
+                </wp:positionH>
+                <wp:positionV relativeFrom="paragraph">
+                  <wp:posOffset>10181590</wp:posOffset>
+                </wp:positionV>
+                <wp:extent cx="1788160" cy="316865"/>
+                <wp:effectExtent l="0" t="0" r="10160" b="3175"/>
+                <wp:wrapNone/>
+                <wp:docPr id="1" name="文本框 1"/>
+                <wp:cNvGraphicFramePr/>
+                <a:graphic xmlns:a="http://schemas.openxmlformats.org/drawingml/2006/main">
+                  <a:graphicData uri="http://schemas.microsoft.com/office/word/2010/wordprocessingShape">
+                    <wps:wsp>
+                      <wps:cNvSpPr txBox="1"/>
+                      <wps:spPr>
+                        <a:xfrm>
+                          <a:off x="0" y="0"/>
+                          <a:ext cx="1788160" cy="316865"/>
+                        </a:xfrm>
+                        <a:prstGeom prst="rect">
+                          <a:avLst/>
+                        </a:prstGeom>
+                        <a:solidFill>
+                          <a:schemeClr val="lt1"/>
+                        </a:solidFill>
+                        <a:ln w="6350">
+                          <a:noFill/>
+                        </a:ln>
+                      </wps:spPr>
+                      <wps:style>
+                        <a:lnRef idx="0">
+                          <a:schemeClr val="accent1"/>
+                        </a:lnRef>
+                        <a:fillRef idx="0">
+                          <a:schemeClr val="accent1"/>
+                        </a:fillRef>
+                        <a:effectRef idx="0">
+                          <a:schemeClr val="accent1"/>
+                        </a:effectRef>
+                        <a:fontRef idx="minor">
+                          <a:schemeClr val="dk1"/>
+                        </a:fontRef>
+                      </wps:style>
+                      <wps:txbx>
+                        <w:txbxContent>
+                          <w:p>
+                            <w:pPr>
+                              <w:rPr>
+                                <w:rFonts w:hint="eastAsia" w:ascii="黑体" w:hAnsi="黑体" w:eastAsia="黑体" w:cs="黑体"/>
+                                <w:b w:val="0"/>
+                                <w:bCs w:val="0"/>
+                                <w:color w:val="7C7C7C" w:themeColor="accent3" w:themeShade="BF"/>
+                                <w:sz w:val="24"/>
+                                <w:szCs w:val="24"/>
+                                <w:lang w:val="en-US" w:eastAsia="zh-CN"/>
+                              </w:rPr>
+                            </w:pPr>
+                            <w:r>
+                              <w:rPr>
+                                <w:rFonts w:hint="eastAsia" w:ascii="黑体" w:hAnsi="黑体" w:eastAsia="黑体" w:cs="黑体"/>
+                                <w:b w:val="0"/>
+                                <w:bCs w:val="0"/>
+                                <w:color w:val="7C7C7C" w:themeColor="accent3" w:themeShade="BF"/>
+                                <w:sz w:val="24"/>
+                                <w:szCs w:val="24"/>
+                                <w:lang w:val="en-US" w:eastAsia="zh-CN"/>
+                              </w:rPr>
+                              <w:t>基因科技守护生命健康</w:t>
+                            </w:r>
+                          </w:p>
+                        </w:txbxContent>
+                      </wps:txbx>
+                      <wps:bodyPr rot="0" spcFirstLastPara="0" vertOverflow="overflow" horzOverflow="overflow" vert="horz" wrap="square" lIns="91440" tIns="45720" rIns="91440" bIns="45720" numCol="1" spcCol="0" rtlCol="0" fromWordArt="0" anchor="t" anchorCtr="0" forceAA="0" compatLnSpc="1">
+                        <a:noAutofit/>
+                      </wps:bodyPr>
+                    </wps:wsp>
+                  </a:graphicData>
+                </a:graphic>
+              </wp:anchor>
+            </w:drawing>
+          </mc:Choice>
+          <mc:Fallback>
+            <w:pict>
+              <v:shape id="_x0000_s1026" o:spid="_x0000_s1026" o:spt="202" type="#_x0000_t202" style="position:absolute;left:0pt;margin-left:31.75pt;margin-top:801.7pt;height:24.95pt;width:140.8pt;z-index:251668480;mso-width-relative:page;mso-height-relative:page;" fillcolor="#FFFFFF [3201]" filled="t" stroked="f" coordsize="21600,21600" o:gfxdata="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">
+                <v:fill on="t" focussize="0,0"/>
+                <v:stroke on="f" weight="0.5pt"/>
+                <v:imagedata o:title=""/>
+                <o:lock v:ext="edit" aspectratio="f"/>
+                <v:textbox>
+                  <w:txbxContent>
+                    <w:p>
+                      <w:pPr>
+                        <w:rPr>
+                          <w:rFonts w:hint="eastAsia" w:ascii="黑体" w:hAnsi="黑体" w:eastAsia="黑体" w:cs="黑体"/>
+                          <w:b w:val="0"/>
+                          <w:bCs w:val="0"/>
+                          <w:color w:val="7C7C7C" w:themeColor="accent3" w:themeShade="BF"/>
+                          <w:sz w:val="24"/>
+                          <w:szCs w:val="24"/>
+                          <w:lang w:val="en-US" w:eastAsia="zh-CN"/>
+                        </w:rPr>
+                      </w:pPr>
+                      <w:r>
+                        <w:rPr>
+                          <w:rFonts w:hint="eastAsia" w:ascii="黑体" w:hAnsi="黑体" w:eastAsia="黑体" w:cs="黑体"/>
+                          <w:b w:val="0"/>
+                          <w:bCs w:val="0"/>
+                          <w:color w:val="7C7C7C" w:themeColor="accent3" w:themeShade="BF"/>
+                          <w:sz w:val="24"/>
+                          <w:szCs w:val="24"/>
+                          <w:lang w:val="en-US" w:eastAsia="zh-CN"/>
+                        </w:rPr>
+                        <w:t>基因科技守护生命健康</w:t>
+                      </w:r>
+                    </w:p>
+                  </w:txbxContent>
+                </v:textbox>
+              </v:shape>
+            </w:pict>
+          </mc:Fallback>
+        </mc:AlternateContent>
+      </w:r>
+      <w:bookmarkEnd w:id="128"/>
+      <w:r>
+        <w:rPr>
+          <w:lang w:eastAsia="zh-CN"/>
+        </w:rPr>
+        <w:drawing>
+          <wp:anchor distT="0" distB="0" distL="114935" distR="114935" simplePos="0" relativeHeight="251659264" behindDoc="1" locked="0" layoutInCell="1" allowOverlap="1">
+            <wp:simplePos x="0" y="0"/>
+            <wp:positionH relativeFrom="column">
+              <wp:posOffset>0</wp:posOffset>
+            </wp:positionH>
+            <wp:positionV relativeFrom="paragraph">
+              <wp:posOffset>-152400</wp:posOffset>
+            </wp:positionV>
+            <wp:extent cx="7559675" cy="10850880"/>
+            <wp:effectExtent l="0" t="0" r="14605" b="0"/>
+            <wp:wrapNone/>
+            <wp:docPr id="3" name="图片 3" descr="封面111111"/>
+            <wp:cNvGraphicFramePr>
+              <a:graphicFrameLocks xmlns:a="http://schemas.openxmlformats.org/drawingml/2006/main" noChangeAspect="1"/>
+            </wp:cNvGraphicFramePr>
+            <a:graphic xmlns:a="http://schemas.openxmlformats.org/drawingml/2006/main">
+              <a:graphicData uri="http://schemas.openxmlformats.org/drawingml/2006/picture">
+                <pic:pic xmlns:pic="http://schemas.openxmlformats.org/drawingml/2006/picture">
+                  <pic:nvPicPr>
+                    <pic:cNvPr id="3" name="图片 3" descr="封面111111"/>
+                    <pic:cNvPicPr>
+                      <a:picLocks noChangeAspect="1"/>
+                    </pic:cNvPicPr>
+                  </pic:nvPicPr>
+                  <pic:blipFill>
+                    <a:blip r:embed="rId12"/>
+                    <a:srcRect l="1400" t="66" r="1581" b="-6"/>
+                    <a:stretch>
+                      <a:fillRect/>
+                    </a:stretch>
+                  </pic:blipFill>
+                  <pic:spPr>
+                    <a:xfrm>
+                      <a:off x="0" y="0"/>
+                      <a:ext cx="7559675" cy="10850880"/>
+                    </a:xfrm>
+                    <a:prstGeom prst="rect">
+                      <a:avLst/>
+                    </a:prstGeom>
+                  </pic:spPr>
+                </pic:pic>
+              </a:graphicData>
+            </a:graphic>
+          </wp:anchor>
+        </w:drawing>
+      </w:r>
+    </w:p>
+    <w:p>
+      <w:pPr>
+        <w:rPr>
+          <w:sz w:val="20"/>
+        </w:rPr>
+      </w:pPr>
+    </w:p>
+    <w:p>
+      <w:pPr>
+        <w:rPr>
+          <w:sz w:val="20"/>
+        </w:rPr>
+      </w:pPr>
+    </w:p>
+    <w:p>
+      <w:pPr>
+        <w:rPr>
+          <w:sz w:val="20"/>
+        </w:rPr>
+      </w:pPr>
+    </w:p>
+    <w:p>
+      <w:pPr>
+        <w:rPr>
+          <w:sz w:val="20"/>
+        </w:rPr>
+      </w:pPr>
+    </w:p>
+    <w:p>
+      <w:pPr>
+        <w:rPr>
+          <w:sz w:val="20"/>
+        </w:rPr>
+      </w:pPr>
+    </w:p>
+    <w:p>
+      <w:pPr>
+        <w:rPr>
+          <w:sz w:val="20"/>
+        </w:rPr>
+      </w:pPr>
+    </w:p>
+    <w:p>
+      <w:pPr>
+        <w:rPr>
+          <w:sz w:val="20"/>
+        </w:rPr>
+      </w:pPr>
+    </w:p>
+    <w:p>
+      <w:pPr>
+        <w:rPr>
+          <w:sz w:val="20"/>
+        </w:rPr>
+      </w:pPr>
+    </w:p>
+    <w:p>
+      <w:pPr>
+        <w:rPr>
+          <w:sz w:val="20"/>
+        </w:rPr>
+      </w:pPr>
+    </w:p>
+    <w:p/>
+    <w:p>
+      <w:pPr>
+        <w:pStyle w:val="4"/>
+        <w:jc w:val="center"/>
+        <w:rPr>
+          <w:sz w:val="48"/>
+          <w:szCs w:val="48"/>
+          <w:lang w:eastAsia="zh-CN"/>
+        </w:rPr>
+      </w:pPr>
+    </w:p>
+    <w:p>
+      <w:pPr>
+        <w:pStyle w:val="6"/>
+        <w:rPr>
+          <w:rFonts w:ascii="黑体"/>
+          <w:sz w:val="72"/>
+          <w:szCs w:val="72"/>
+          <w:lang w:eastAsia="zh-CN"/>
+        </w:rPr>
+      </w:pPr>
+    </w:p>
+    <w:p>
+      <w:pPr>
+        <w:pStyle w:val="6"/>
+        <w:rPr>
+          <w:rFonts w:ascii="黑体"/>
+          <w:sz w:val="48"/>
+          <w:lang w:eastAsia="zh-CN"/>
+        </w:rPr>
+      </w:pPr>
+    </w:p>
+    <w:p>
+      <w:pPr>
+        <w:pStyle w:val="6"/>
+        <w:rPr>
+          <w:rFonts w:ascii="黑体"/>
+          <w:sz w:val="48"/>
+          <w:lang w:eastAsia="zh-CN"/>
+        </w:rPr>
+      </w:pPr>
+    </w:p>
+    <w:p>
+      <w:pPr>
+        <w:pStyle w:val="6"/>
+        <w:rPr>
+          <w:rFonts w:ascii="黑体"/>
+          <w:sz w:val="48"/>
+          <w:lang w:eastAsia="zh-CN"/>
+        </w:rPr>
+      </w:pPr>
+    </w:p>
+    <w:p>
+      <w:pPr>
+        <w:pStyle w:val="6"/>
+        <w:rPr>
+          <w:rFonts w:ascii="Times New Roman" w:hAnsi="Times New Roman" w:eastAsia="微软雅黑" w:cs="Times New Roman"/>
+          <w:sz w:val="30"/>
+          <w:szCs w:val="30"/>
+          <w:lang w:eastAsia="zh-CN"/>
+        </w:rPr>
+      </w:pPr>
+    </w:p>
+    <w:p>
+      <w:pPr>
+        <w:tabs>
+          <w:tab w:val="left" w:pos="6082"/>
+          <w:tab w:val="left" w:pos="6324"/>
+          <w:tab w:val="left" w:pos="9183"/>
+        </w:tabs>
+        <w:spacing w:before="411" w:line="308" w:lineRule="auto"/>
+        <w:ind w:right="2699"/>
+        <w:jc w:val="both"/>
+        <w:rPr>
+          <w:sz w:val="30"/>
+          <w:u w:val="single"/>
+          <w:lang w:eastAsia="zh-CN"/>
+        </w:rPr>
+        <w:sectPr>
+          <w:headerReference r:id="rId3" w:type="default"/>
+          <w:headerReference r:id="rId4" w:type="even"/>
+          <w:pgSz w:w="11910" w:h="16840"/>
+          <w:pgMar w:top="0" w:right="0" w:bottom="280" w:left="20" w:header="0" w:footer="720" w:gutter="0"/>
+          <w:pgNumType w:start="1"/>
+          <w:cols w:space="720" w:num="1"/>
+        </w:sectPr>
+      </w:pPr>
+      <w:r>
         <mc:AlternateContent>
           <mc:Choice Requires="wps">
             <w:drawing>
               <wp:anchor distT="0" distB="0" distL="114300" distR="114300" simplePos="0" relativeHeight="251660288" behindDoc="0" locked="0" layoutInCell="1" allowOverlap="1">
                 <wp:simplePos x="0" y="0"/>
                 <wp:positionH relativeFrom="column">
-                  <wp:posOffset>579755</wp:posOffset>
+                  <wp:posOffset>602615</wp:posOffset>
                 </wp:positionH>
                 <wp:positionV relativeFrom="paragraph">
-                  <wp:posOffset>7859395</wp:posOffset>
+                  <wp:posOffset>3554730</wp:posOffset>
                 </wp:positionV>
-                <wp:extent cx="6065520" cy="1717675"/>
+                <wp:extent cx="6545580" cy="1717675"/>
                 <wp:effectExtent l="0" t="0" r="0" b="0"/>
                 <wp:wrapNone/>
                 <wp:docPr id="6" name="文本框 6"/>
@@ -34,7 +721,7 @@
                       <wps:spPr>
                         <a:xfrm>
                           <a:off x="0" y="0"/>
-                          <a:ext cx="6065520" cy="1717675"/>
+                          <a:ext cx="6545580" cy="1717675"/>
                         </a:xfrm>
                         <a:prstGeom prst="rect">
                           <a:avLst/>
@@ -116,7 +803,7 @@
           </mc:Choice>
           <mc:Fallback>
             <w:pict>
-              <v:shape id="_x0000_s1026" o:spid="_x0000_s1026" o:spt="202" type="#_x0000_t202" style="position:absolute;left:0pt;margin-left:45.65pt;margin-top:618.85pt;height:135.25pt;width:477.6pt;z-index:251660288;mso-width-relative:page;mso-height-relative:page;" filled="f" stroked="f" coordsize="21600,21600" o:gfxdata="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">
+              <v:shape id="_x0000_s1026" o:spid="_x0000_s1026" o:spt="202" type="#_x0000_t202" style="position:absolute;left:0pt;margin-left:47.45pt;margin-top:279.9pt;height:135.25pt;width:515.4pt;z-index:251660288;mso-width-relative:page;mso-height-relative:page;" filled="f" stroked="f" coordsize="21600,21600" o:gfxdata="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">
                 <v:fill on="f" focussize="0,0"/>
                 <v:stroke on="f" weight="0.5pt"/>
                 <v:imagedata o:title=""/>
@@ -173,382 +860,6 @@
           </mc:Fallback>
         </mc:AlternateContent>
       </w:r>
-      <w:r>
-        <mc:AlternateContent>
-          <mc:Choice Requires="wps">
-            <w:drawing>
-              <wp:anchor distT="0" distB="0" distL="114300" distR="114300" simplePos="0" relativeHeight="251661312" behindDoc="0" locked="0" layoutInCell="1" allowOverlap="1">
-                <wp:simplePos x="0" y="0"/>
-                <wp:positionH relativeFrom="column">
-                  <wp:posOffset>631825</wp:posOffset>
-                </wp:positionH>
-                <wp:positionV relativeFrom="paragraph">
-                  <wp:posOffset>9716770</wp:posOffset>
-                </wp:positionV>
-                <wp:extent cx="1788160" cy="316865"/>
-                <wp:effectExtent l="0" t="0" r="10160" b="3175"/>
-                <wp:wrapNone/>
-                <wp:docPr id="7" name="文本框 7"/>
-                <wp:cNvGraphicFramePr/>
-                <a:graphic xmlns:a="http://schemas.openxmlformats.org/drawingml/2006/main">
-                  <a:graphicData uri="http://schemas.microsoft.com/office/word/2010/wordprocessingShape">
-                    <wps:wsp>
-                      <wps:cNvSpPr txBox="1"/>
-                      <wps:spPr>
-                        <a:xfrm>
-                          <a:off x="0" y="0"/>
-                          <a:ext cx="1788160" cy="316865"/>
-                        </a:xfrm>
-                        <a:prstGeom prst="rect">
-                          <a:avLst/>
-                        </a:prstGeom>
-                        <a:solidFill>
-                          <a:schemeClr val="lt1"/>
-                        </a:solidFill>
-                        <a:ln w="6350">
-                          <a:noFill/>
-                        </a:ln>
-                      </wps:spPr>
-                      <wps:style>
-                        <a:lnRef idx="0">
-                          <a:schemeClr val="accent1"/>
-                        </a:lnRef>
-                        <a:fillRef idx="0">
-                          <a:schemeClr val="accent1"/>
-                        </a:fillRef>
-                        <a:effectRef idx="0">
-                          <a:schemeClr val="accent1"/>
-                        </a:effectRef>
-                        <a:fontRef idx="minor">
-                          <a:schemeClr val="dk1"/>
-                        </a:fontRef>
-                      </wps:style>
-                      <wps:txbx>
-                        <w:txbxContent>
-                          <w:p>
-                            <w:pPr>
-                              <w:rPr>
-                                <w:rFonts w:ascii="黑体" w:hAnsi="黑体" w:eastAsia="黑体" w:cs="黑体"/>
-                                <w:color w:val="7C7C7C" w:themeColor="accent3" w:themeShade="BF"/>
-                                <w:sz w:val="24"/>
-                                <w:szCs w:val="24"/>
-                                <w:lang w:eastAsia="zh-CN"/>
-                              </w:rPr>
-                            </w:pPr>
-                            <w:r>
-                              <w:rPr>
-                                <w:rFonts w:hint="eastAsia" w:ascii="黑体" w:hAnsi="黑体" w:eastAsia="黑体" w:cs="黑体"/>
-                                <w:color w:val="7C7C7C" w:themeColor="accent3" w:themeShade="BF"/>
-                                <w:sz w:val="24"/>
-                                <w:szCs w:val="24"/>
-                                <w:lang w:eastAsia="zh-CN"/>
-                              </w:rPr>
-                              <w:t>基因科技守护生命健康</w:t>
-                            </w:r>
-                          </w:p>
-                        </w:txbxContent>
-                      </wps:txbx>
-                      <wps:bodyPr rot="0" spcFirstLastPara="0" vertOverflow="overflow" horzOverflow="overflow" vert="horz" wrap="square" lIns="91440" tIns="45720" rIns="91440" bIns="45720" numCol="1" spcCol="0" rtlCol="0" fromWordArt="0" anchor="t" anchorCtr="0" forceAA="0" compatLnSpc="1">
-                        <a:noAutofit/>
-                      </wps:bodyPr>
-                    </wps:wsp>
-                  </a:graphicData>
-                </a:graphic>
-              </wp:anchor>
-            </w:drawing>
-          </mc:Choice>
-          <mc:Fallback>
-            <w:pict>
-              <v:shape id="_x0000_s1026" o:spid="_x0000_s1026" o:spt="202" type="#_x0000_t202" style="position:absolute;left:0pt;margin-left:49.75pt;margin-top:765.1pt;height:24.95pt;width:140.8pt;z-index:251661312;mso-width-relative:page;mso-height-relative:page;" fillcolor="#FFFFFF [3201]" filled="t" stroked="f" coordsize="21600,21600" o:gfxdata="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">
-                <v:fill on="t" focussize="0,0"/>
-                <v:stroke on="f" weight="0.5pt"/>
-                <v:imagedata o:title=""/>
-                <o:lock v:ext="edit" aspectratio="f"/>
-                <v:textbox>
-                  <w:txbxContent>
-                    <w:p>
-                      <w:pPr>
-                        <w:rPr>
-                          <w:rFonts w:ascii="黑体" w:hAnsi="黑体" w:eastAsia="黑体" w:cs="黑体"/>
-                          <w:color w:val="7C7C7C" w:themeColor="accent3" w:themeShade="BF"/>
-                          <w:sz w:val="24"/>
-                          <w:szCs w:val="24"/>
-                          <w:lang w:eastAsia="zh-CN"/>
-                        </w:rPr>
-                      </w:pPr>
-                      <w:r>
-                        <w:rPr>
-                          <w:rFonts w:hint="eastAsia" w:ascii="黑体" w:hAnsi="黑体" w:eastAsia="黑体" w:cs="黑体"/>
-                          <w:color w:val="7C7C7C" w:themeColor="accent3" w:themeShade="BF"/>
-                          <w:sz w:val="24"/>
-                          <w:szCs w:val="24"/>
-                          <w:lang w:eastAsia="zh-CN"/>
-                        </w:rPr>
-                        <w:t>基因科技守护生命健康</w:t>
-                      </w:r>
-                    </w:p>
-                  </w:txbxContent>
-                </v:textbox>
-              </v:shape>
-            </w:pict>
-          </mc:Fallback>
-        </mc:AlternateContent>
-      </w:r>
-      <w:r>
-        <w:drawing>
-          <wp:anchor distT="0" distB="0" distL="0" distR="0" simplePos="0" relativeHeight="251666432" behindDoc="0" locked="0" layoutInCell="1" allowOverlap="1">
-            <wp:simplePos x="0" y="0"/>
-            <wp:positionH relativeFrom="column">
-              <wp:posOffset>2246630</wp:posOffset>
-            </wp:positionH>
-            <wp:positionV relativeFrom="paragraph">
-              <wp:posOffset>128270</wp:posOffset>
-            </wp:positionV>
-            <wp:extent cx="1643380" cy="986790"/>
-            <wp:effectExtent l="0" t="0" r="0" b="0"/>
-            <wp:wrapNone/>
-            <wp:docPr id="8" name="图片 1"/>
-            <wp:cNvGraphicFramePr>
-              <a:graphicFrameLocks xmlns:a="http://schemas.openxmlformats.org/drawingml/2006/main" noChangeAspect="1"/>
-            </wp:cNvGraphicFramePr>
-            <a:graphic xmlns:a="http://schemas.openxmlformats.org/drawingml/2006/main">
-              <a:graphicData uri="http://schemas.openxmlformats.org/drawingml/2006/picture">
-                <pic:pic xmlns:pic="http://schemas.openxmlformats.org/drawingml/2006/picture">
-                  <pic:nvPicPr>
-                    <pic:cNvPr id="8" name="图片 1"/>
-                    <pic:cNvPicPr>
-                      <a:picLocks noChangeAspect="1" noChangeArrowheads="1"/>
-                    </pic:cNvPicPr>
-                  </pic:nvPicPr>
-                  <pic:blipFill>
-                    <a:blip r:embed="rId11"/>
-                    <a:srcRect/>
-                    <a:stretch>
-                      <a:fillRect/>
-                    </a:stretch>
-                  </pic:blipFill>
-                  <pic:spPr>
-                    <a:xfrm>
-                      <a:off x="0" y="0"/>
-                      <a:ext cx="1643380" cy="986790"/>
-                    </a:xfrm>
-                    <a:prstGeom prst="rect">
-                      <a:avLst/>
-                    </a:prstGeom>
-                    <a:noFill/>
-                    <a:ln>
-                      <a:noFill/>
-                    </a:ln>
-                  </pic:spPr>
-                </pic:pic>
-              </a:graphicData>
-            </a:graphic>
-          </wp:anchor>
-        </w:drawing>
-      </w:r>
-      <w:r>
-        <w:rPr>
-          <w:lang w:eastAsia="zh-CN"/>
-        </w:rPr>
-        <w:drawing>
-          <wp:anchor distT="0" distB="0" distL="114935" distR="114935" simplePos="0" relativeHeight="251659264" behindDoc="1" locked="0" layoutInCell="1" allowOverlap="1">
-            <wp:simplePos x="0" y="0"/>
-            <wp:positionH relativeFrom="column">
-              <wp:posOffset>0</wp:posOffset>
-            </wp:positionH>
-            <wp:positionV relativeFrom="paragraph">
-              <wp:posOffset>-152400</wp:posOffset>
-            </wp:positionV>
-            <wp:extent cx="7559675" cy="10850880"/>
-            <wp:effectExtent l="0" t="0" r="14605" b="0"/>
-            <wp:wrapNone/>
-            <wp:docPr id="3" name="图片 3" descr="封面111111"/>
-            <wp:cNvGraphicFramePr>
-              <a:graphicFrameLocks xmlns:a="http://schemas.openxmlformats.org/drawingml/2006/main" noChangeAspect="1"/>
-            </wp:cNvGraphicFramePr>
-            <a:graphic xmlns:a="http://schemas.openxmlformats.org/drawingml/2006/main">
-              <a:graphicData uri="http://schemas.openxmlformats.org/drawingml/2006/picture">
-                <pic:pic xmlns:pic="http://schemas.openxmlformats.org/drawingml/2006/picture">
-                  <pic:nvPicPr>
-                    <pic:cNvPr id="3" name="图片 3" descr="封面111111"/>
-                    <pic:cNvPicPr>
-                      <a:picLocks noChangeAspect="1"/>
-                    </pic:cNvPicPr>
-                  </pic:nvPicPr>
-                  <pic:blipFill>
-                    <a:blip r:embed="rId12"/>
-                    <a:srcRect l="1400" t="66" r="1581" b="-6"/>
-                    <a:stretch>
-                      <a:fillRect/>
-                    </a:stretch>
-                  </pic:blipFill>
-                  <pic:spPr>
-                    <a:xfrm>
-                      <a:off x="0" y="0"/>
-                      <a:ext cx="7559675" cy="10850880"/>
-                    </a:xfrm>
-                    <a:prstGeom prst="rect">
-                      <a:avLst/>
-                    </a:prstGeom>
-                  </pic:spPr>
-                </pic:pic>
-              </a:graphicData>
-            </a:graphic>
-          </wp:anchor>
-        </w:drawing>
-      </w:r>
-    </w:p>
-    <w:p>
-      <w:pPr>
-        <w:rPr>
-          <w:sz w:val="20"/>
-        </w:rPr>
-      </w:pPr>
-    </w:p>
-    <w:p>
-      <w:pPr>
-        <w:rPr>
-          <w:sz w:val="20"/>
-        </w:rPr>
-      </w:pPr>
-    </w:p>
-    <w:p>
-      <w:pPr>
-        <w:rPr>
-          <w:sz w:val="20"/>
-        </w:rPr>
-      </w:pPr>
-    </w:p>
-    <w:p>
-      <w:pPr>
-        <w:rPr>
-          <w:sz w:val="20"/>
-        </w:rPr>
-      </w:pPr>
-    </w:p>
-    <w:p>
-      <w:pPr>
-        <w:rPr>
-          <w:sz w:val="20"/>
-        </w:rPr>
-      </w:pPr>
-    </w:p>
-    <w:p>
-      <w:pPr>
-        <w:rPr>
-          <w:sz w:val="20"/>
-        </w:rPr>
-      </w:pPr>
-    </w:p>
-    <w:p>
-      <w:pPr>
-        <w:rPr>
-          <w:sz w:val="20"/>
-        </w:rPr>
-      </w:pPr>
-    </w:p>
-    <w:p>
-      <w:pPr>
-        <w:rPr>
-          <w:sz w:val="20"/>
-        </w:rPr>
-      </w:pPr>
-    </w:p>
-    <w:p>
-      <w:pPr>
-        <w:rPr>
-          <w:sz w:val="20"/>
-        </w:rPr>
-      </w:pPr>
-    </w:p>
-    <w:p/>
-    <w:p>
-      <w:pPr>
-        <w:pStyle w:val="4"/>
-        <w:jc w:val="center"/>
-        <w:rPr>
-          <w:sz w:val="48"/>
-          <w:szCs w:val="48"/>
-          <w:lang w:eastAsia="zh-CN"/>
-        </w:rPr>
-      </w:pPr>
-    </w:p>
-    <w:p>
-      <w:pPr>
-        <w:pStyle w:val="6"/>
-        <w:rPr>
-          <w:rFonts w:ascii="黑体"/>
-          <w:sz w:val="72"/>
-          <w:szCs w:val="72"/>
-          <w:lang w:eastAsia="zh-CN"/>
-        </w:rPr>
-      </w:pPr>
-    </w:p>
-    <w:p>
-      <w:pPr>
-        <w:pStyle w:val="6"/>
-        <w:rPr>
-          <w:rFonts w:ascii="黑体"/>
-          <w:sz w:val="48"/>
-          <w:lang w:eastAsia="zh-CN"/>
-        </w:rPr>
-      </w:pPr>
-    </w:p>
-    <w:p>
-      <w:pPr>
-        <w:pStyle w:val="6"/>
-        <w:rPr>
-          <w:rFonts w:ascii="黑体"/>
-          <w:sz w:val="48"/>
-          <w:lang w:eastAsia="zh-CN"/>
-        </w:rPr>
-      </w:pPr>
-    </w:p>
-    <w:p>
-      <w:pPr>
-        <w:pStyle w:val="6"/>
-        <w:rPr>
-          <w:rFonts w:ascii="黑体"/>
-          <w:sz w:val="48"/>
-          <w:lang w:eastAsia="zh-CN"/>
-        </w:rPr>
-      </w:pPr>
-    </w:p>
-    <w:p>
-      <w:pPr>
-        <w:pStyle w:val="6"/>
-        <w:rPr>
-          <w:rFonts w:ascii="Times New Roman" w:hAnsi="Times New Roman" w:eastAsia="微软雅黑" w:cs="Times New Roman"/>
-          <w:sz w:val="30"/>
-          <w:szCs w:val="30"/>
-          <w:lang w:eastAsia="zh-CN"/>
-        </w:rPr>
-      </w:pPr>
-    </w:p>
-    <w:p>
-      <w:pPr>
-        <w:tabs>
-          <w:tab w:val="left" w:pos="6082"/>
-          <w:tab w:val="left" w:pos="6324"/>
-          <w:tab w:val="left" w:pos="9183"/>
-        </w:tabs>
-        <w:spacing w:before="411" w:line="308" w:lineRule="auto"/>
-        <w:ind w:right="2699"/>
-        <w:jc w:val="both"/>
-        <w:rPr>
-          <w:sz w:val="30"/>
-          <w:u w:val="single"/>
-          <w:lang w:eastAsia="zh-CN"/>
-        </w:rPr>
-        <w:sectPr>
-          <w:headerReference r:id="rId3" w:type="default"/>
-          <w:headerReference r:id="rId4" w:type="even"/>
-          <w:pgSz w:w="11910" w:h="16840"/>
-          <w:pgMar w:top="0" w:right="0" w:bottom="280" w:left="20" w:header="0" w:footer="720" w:gutter="0"/>
-          <w:pgNumType w:start="1"/>
-          <w:cols w:space="720" w:num="1"/>
-        </w:sectPr>
-      </w:pPr>
     </w:p>
     <w:p>
       <w:pPr>
@@ -2795,10 +3106,10 @@
         <w:spacing w:line="360" w:lineRule="auto"/>
         <w:ind w:left="440"/>
       </w:pPr>
-      <w:bookmarkStart w:id="0" w:name="_Toc21009_WPSOffice_Level1"/>
-      <w:bookmarkStart w:id="1" w:name="_Toc21669"/>
-      <w:bookmarkStart w:id="2" w:name="_Toc13806"/>
-      <w:bookmarkStart w:id="3" w:name="_Toc24178_WPSOffice_Level1"/>
+      <w:bookmarkStart w:id="0" w:name="_Toc21669"/>
+      <w:bookmarkStart w:id="1" w:name="_Toc21009_WPSOffice_Level1"/>
+      <w:bookmarkStart w:id="2" w:name="_Toc24178_WPSOffice_Level1"/>
+      <w:bookmarkStart w:id="3" w:name="_Toc13806"/>
       <w:bookmarkStart w:id="4" w:name="_Toc30143_WPSOffice_Level1"/>
     </w:p>
     <w:p>
@@ -3716,12 +4027,12 @@
           </w14:shadow>
         </w:rPr>
       </w:pPr>
-      <w:bookmarkStart w:id="7" w:name="_Toc11015_WPSOffice_Level1"/>
-      <w:bookmarkStart w:id="8" w:name="_Toc29628"/>
+      <w:bookmarkStart w:id="7" w:name="_Toc18062_WPSOffice_Level1"/>
+      <w:bookmarkStart w:id="8" w:name="_Toc17451"/>
       <w:bookmarkStart w:id="9" w:name="_Toc13296"/>
       <w:bookmarkStart w:id="10" w:name="_Toc7021_WPSOffice_Level1"/>
-      <w:bookmarkStart w:id="11" w:name="_Toc18062_WPSOffice_Level1"/>
-      <w:bookmarkStart w:id="12" w:name="_Toc17451"/>
+      <w:bookmarkStart w:id="11" w:name="_Toc29628"/>
+      <w:bookmarkStart w:id="12" w:name="_Toc11015_WPSOffice_Level1"/>
       <w:bookmarkStart w:id="13" w:name="_Toc3823"/>
       <w:r>
         <w:rPr>
@@ -3784,8 +4095,6 @@
         </w:rPr>
         <w:t>（CNV）</w:t>
       </w:r>
-      <w:bookmarkStart w:id="128" w:name="_GoBack"/>
-      <w:bookmarkEnd w:id="128"/>
       <w:r>
         <w:rPr>
           <w:rFonts w:ascii="Times New Roman" w:hAnsi="Times New Roman" w:eastAsia="微软雅黑" w:cs="Times New Roman"/>
@@ -3924,10 +4233,10 @@
           </w14:shadow>
         </w:rPr>
       </w:pPr>
-      <w:bookmarkStart w:id="14" w:name="_Toc6221_WPSOffice_Level1"/>
-      <w:bookmarkStart w:id="15" w:name="_Toc23369_WPSOffice_Level1"/>
+      <w:bookmarkStart w:id="14" w:name="_Toc18058"/>
+      <w:bookmarkStart w:id="15" w:name="_Toc6221_WPSOffice_Level1"/>
       <w:bookmarkStart w:id="16" w:name="_Toc25920"/>
-      <w:bookmarkStart w:id="17" w:name="_Toc18058"/>
+      <w:bookmarkStart w:id="17" w:name="_Toc23369_WPSOffice_Level1"/>
       <w:bookmarkStart w:id="18" w:name="_Toc20759"/>
       <w:bookmarkStart w:id="19" w:name="_Toc21589"/>
       <w:bookmarkStart w:id="20" w:name="_Toc534807930"/>
@@ -3992,11 +4301,11 @@
           <w:lang w:eastAsia="zh-CN"/>
         </w:rPr>
       </w:pPr>
-      <w:bookmarkStart w:id="21" w:name="_Toc16544"/>
-      <w:bookmarkStart w:id="22" w:name="_Toc11674"/>
-      <w:bookmarkStart w:id="23" w:name="_Toc9072"/>
-      <w:bookmarkStart w:id="24" w:name="_Toc149826003"/>
-      <w:bookmarkStart w:id="25" w:name="_Toc149832728"/>
+      <w:bookmarkStart w:id="21" w:name="_Toc11674"/>
+      <w:bookmarkStart w:id="22" w:name="_Toc16544"/>
+      <w:bookmarkStart w:id="23" w:name="_Toc149826003"/>
+      <w:bookmarkStart w:id="24" w:name="_Toc149832728"/>
+      <w:bookmarkStart w:id="25" w:name="_Toc9072"/>
       <w:r>
         <w:rPr>
           <w:rFonts w:hint="eastAsia"/>
@@ -5465,7 +5774,7 @@
               <mc:AlternateContent>
                 <mc:Choice Requires="wpg">
                   <w:drawing>
-                    <wp:anchor distT="0" distB="0" distL="114300" distR="114300" simplePos="0" relativeHeight="251667456" behindDoc="0" locked="0" layoutInCell="1" allowOverlap="1">
+                    <wp:anchor distT="0" distB="0" distL="114300" distR="114300" simplePos="0" relativeHeight="251666432" behindDoc="0" locked="0" layoutInCell="1" allowOverlap="1">
                       <wp:simplePos x="0" y="0"/>
                       <wp:positionH relativeFrom="column">
                         <wp:posOffset>7620</wp:posOffset>
@@ -5619,7 +5928,7 @@
                 </mc:Choice>
                 <mc:Fallback>
                   <w:pict>
-                    <v:group id="_x0000_s1026" o:spid="_x0000_s1026" o:spt="203" style="position:absolute;left:0pt;margin-left:0.6pt;margin-top:-37.8pt;height:113.6pt;width:240.8pt;z-index:251667456;mso-width-relative:page;mso-height-relative:page;" coordorigin="19211,18842" coordsize="4816,2272" o:gfxdata="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">
+                    <v:group id="_x0000_s1026" o:spid="_x0000_s1026" o:spt="203" style="position:absolute;left:0pt;margin-left:0.6pt;margin-top:-37.8pt;height:113.6pt;width:240.8pt;z-index:251666432;mso-width-relative:page;mso-height-relative:page;" coordorigin="19211,18842" coordsize="4816,2272" o:gfxdata="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">
                       <o:lock v:ext="edit" aspectratio="f"/>
                       <v:group id="组合 6" o:spid="_x0000_s1026" o:spt="203" style="position:absolute;left:19211;top:18842;height:2273;width:4816;" coordorigin="19199,18902" coordsize="4816,2273" o:gfxdata="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">
                         <o:lock v:ext="edit" aspectratio="f"/>
@@ -6032,7 +6341,7 @@
               <mc:AlternateContent>
                 <mc:Choice Requires="wpg">
                   <w:drawing>
-                    <wp:anchor distT="0" distB="0" distL="114300" distR="114300" simplePos="0" relativeHeight="251668480" behindDoc="0" locked="0" layoutInCell="1" allowOverlap="1">
+                    <wp:anchor distT="0" distB="0" distL="114300" distR="114300" simplePos="0" relativeHeight="251667456" behindDoc="0" locked="0" layoutInCell="1" allowOverlap="1">
                       <wp:simplePos x="0" y="0"/>
                       <wp:positionH relativeFrom="column">
                         <wp:posOffset>0</wp:posOffset>
@@ -6190,7 +6499,7 @@
                 </mc:Choice>
                 <mc:Fallback>
                   <w:pict>
-                    <v:group id="_x0000_s1026" o:spid="_x0000_s1026" o:spt="203" style="position:absolute;left:0pt;margin-left:0pt;margin-top:-29.2pt;height:113.65pt;width:246.8pt;z-index:251668480;mso-width-relative:page;mso-height-relative:page;" coordorigin="19199,20810" coordsize="4936,2273" o:gfxdata="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">
+                    <v:group id="_x0000_s1026" o:spid="_x0000_s1026" o:spt="203" style="position:absolute;left:0pt;margin-left:0pt;margin-top:-29.2pt;height:113.65pt;width:246.8pt;z-index:251667456;mso-width-relative:page;mso-height-relative:page;" coordorigin="19199,20810" coordsize="4936,2273" o:gfxdata="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">
                       <o:lock v:ext="edit" aspectratio="f"/>
                       <v:group id="组合 23" o:spid="_x0000_s1026" o:spt="203" style="position:absolute;left:19199;top:20810;height:2273;width:4936;" coordorigin="19199,20810" coordsize="4936,2273" o:gfxdata="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">
                         <o:lock v:ext="edit" aspectratio="f"/>
@@ -6509,15 +6818,15 @@
       <w:bookmarkStart w:id="28" w:name="_Toc22132"/>
       <w:bookmarkStart w:id="29" w:name="_Toc22776"/>
       <w:bookmarkStart w:id="30" w:name="_Toc3487"/>
-      <w:bookmarkStart w:id="31" w:name="_Toc149837256"/>
-      <w:bookmarkStart w:id="32" w:name="_Toc20136_WPSOffice_Level1"/>
-      <w:bookmarkStart w:id="33" w:name="_Toc19898_WPSOffice_Level1"/>
+      <w:bookmarkStart w:id="31" w:name="_Toc20136_WPSOffice_Level1"/>
+      <w:bookmarkStart w:id="32" w:name="_Toc19898_WPSOffice_Level1"/>
+      <w:bookmarkStart w:id="33" w:name="_Toc149837256"/>
       <w:bookmarkStart w:id="34" w:name="_Toc149837258"/>
-      <w:bookmarkStart w:id="35" w:name="_Toc4331_WPSOffice_Level1"/>
-      <w:bookmarkStart w:id="36" w:name="_Toc25727"/>
-      <w:bookmarkStart w:id="37" w:name="_Toc23903"/>
-      <w:bookmarkStart w:id="38" w:name="_Toc32443_WPSOffice_Level1"/>
-      <w:bookmarkStart w:id="39" w:name="_Toc23846_WPSOffice_Level1"/>
+      <w:bookmarkStart w:id="35" w:name="_Toc32443_WPSOffice_Level1"/>
+      <w:bookmarkStart w:id="36" w:name="_Toc23903"/>
+      <w:bookmarkStart w:id="37" w:name="_Toc25727"/>
+      <w:bookmarkStart w:id="38" w:name="_Toc23846_WPSOffice_Level1"/>
+      <w:bookmarkStart w:id="39" w:name="_Toc4331_WPSOffice_Level1"/>
       <w:r>
         <w:rPr>
           <w:rStyle w:val="41"/>
@@ -11264,9 +11573,9 @@
         </w:numPr>
         <w:jc w:val="left"/>
       </w:pPr>
-      <w:bookmarkStart w:id="42" w:name="_Toc20968"/>
-      <w:bookmarkStart w:id="43" w:name="_Toc149837259"/>
-      <w:bookmarkStart w:id="44" w:name="_Toc24533"/>
+      <w:bookmarkStart w:id="42" w:name="_Toc149837259"/>
+      <w:bookmarkStart w:id="43" w:name="_Toc24533"/>
+      <w:bookmarkStart w:id="44" w:name="_Toc20968"/>
       <w:r>
         <w:rPr>
           <w:rFonts w:hint="eastAsia"/>
@@ -15460,6 +15769,12 @@
             <w:insideH w:val="single" w:color="A4A4A4" w:sz="4" w:space="0"/>
             <w:insideV w:val="single" w:color="A4A4A4" w:sz="4" w:space="0"/>
           </w:tblBorders>
+          <w:tblCellMar>
+            <w:top w:w="0" w:type="dxa"/>
+            <w:left w:w="0" w:type="dxa"/>
+            <w:bottom w:w="0" w:type="dxa"/>
+            <w:right w:w="0" w:type="dxa"/>
+          </w:tblCellMar>
         </w:tblPrEx>
         <w:trPr>
           <w:trHeight w:val="769" w:hRule="atLeast"/>
@@ -15878,12 +16193,12 @@
           <w:lang w:eastAsia="zh-CN"/>
         </w:rPr>
       </w:pPr>
-      <w:bookmarkStart w:id="45" w:name="_Toc16163"/>
-      <w:bookmarkStart w:id="46" w:name="_Toc106719764"/>
-      <w:bookmarkStart w:id="47" w:name="_Toc20034"/>
-      <w:bookmarkStart w:id="48" w:name="_Toc19055"/>
-      <w:bookmarkStart w:id="49" w:name="_Toc7657"/>
-      <w:bookmarkStart w:id="50" w:name="_Toc10223"/>
+      <w:bookmarkStart w:id="45" w:name="_Toc106719764"/>
+      <w:bookmarkStart w:id="46" w:name="_Toc16163"/>
+      <w:bookmarkStart w:id="47" w:name="_Toc19055"/>
+      <w:bookmarkStart w:id="48" w:name="_Toc7657"/>
+      <w:bookmarkStart w:id="49" w:name="_Toc10223"/>
+      <w:bookmarkStart w:id="50" w:name="_Toc20034"/>
       <w:r>
         <w:rPr>
           <w:rFonts w:hint="eastAsia"/>
@@ -18947,8 +19262,8 @@
         </w:rPr>
         <w:br w:type="page"/>
       </w:r>
-      <w:bookmarkStart w:id="51" w:name="_Toc180"/>
-      <w:bookmarkStart w:id="52" w:name="_Toc149837263"/>
+      <w:bookmarkStart w:id="51" w:name="_Toc149837263"/>
+      <w:bookmarkStart w:id="52" w:name="_Toc180"/>
     </w:p>
     <w:p>
       <w:pPr>
@@ -19025,8 +19340,8 @@
           <w:lang w:eastAsia="zh-CN"/>
         </w:rPr>
       </w:pPr>
-      <w:bookmarkStart w:id="55" w:name="_Toc27302"/>
-      <w:bookmarkStart w:id="56" w:name="_Toc21764_WPSOffice_Level1"/>
+      <w:bookmarkStart w:id="55" w:name="_Toc21764_WPSOffice_Level1"/>
+      <w:bookmarkStart w:id="56" w:name="_Toc27302"/>
       <w:bookmarkStart w:id="57" w:name="_Toc13196_WPSOffice_Level1"/>
       <w:bookmarkStart w:id="58" w:name="_Toc28240"/>
       <w:bookmarkStart w:id="59" w:name="_Toc1707_WPSOffice_Level1"/>
@@ -19055,11 +19370,11 @@
           <w:lang w:eastAsia="zh-CN"/>
         </w:rPr>
       </w:pPr>
-      <w:bookmarkStart w:id="60" w:name="_Toc4331_WPSOffice_Level2"/>
-      <w:bookmarkStart w:id="61" w:name="_Toc32443_WPSOffice_Level2"/>
-      <w:bookmarkStart w:id="62" w:name="_Toc32302"/>
-      <w:bookmarkStart w:id="63" w:name="_Toc23606"/>
-      <w:bookmarkStart w:id="64" w:name="_Toc31973"/>
+      <w:bookmarkStart w:id="60" w:name="_Toc32443_WPSOffice_Level2"/>
+      <w:bookmarkStart w:id="61" w:name="_Toc32302"/>
+      <w:bookmarkStart w:id="62" w:name="_Toc4331_WPSOffice_Level2"/>
+      <w:bookmarkStart w:id="63" w:name="_Toc31973"/>
+      <w:bookmarkStart w:id="64" w:name="_Toc23606"/>
       <w:bookmarkStart w:id="65" w:name="_Toc5808"/>
       <w:bookmarkStart w:id="66" w:name="_Toc149837264"/>
       <w:r>
@@ -28056,8 +28371,8 @@
         </w:rPr>
       </w:pPr>
       <w:bookmarkStart w:id="67" w:name="_Toc16838"/>
-      <w:bookmarkStart w:id="68" w:name="_Toc149837265"/>
-      <w:bookmarkStart w:id="69" w:name="_Toc28925"/>
+      <w:bookmarkStart w:id="68" w:name="_Toc28925"/>
+      <w:bookmarkStart w:id="69" w:name="_Toc149837265"/>
       <w:r>
         <w:rPr>
           <w:rFonts w:hint="eastAsia"/>
@@ -32436,13 +32751,13 @@
           <w:lang w:eastAsia="zh-CN"/>
         </w:rPr>
       </w:pPr>
-      <w:bookmarkStart w:id="72" w:name="_Toc21092"/>
-      <w:bookmarkStart w:id="73" w:name="_Toc25789"/>
-      <w:bookmarkStart w:id="74" w:name="_Toc24085_WPSOffice_Level1"/>
-      <w:bookmarkStart w:id="75" w:name="_Toc3674"/>
-      <w:bookmarkStart w:id="76" w:name="_Toc14255_WPSOffice_Level1"/>
-      <w:bookmarkStart w:id="77" w:name="_Toc15840_WPSOffice_Level1"/>
-      <w:bookmarkStart w:id="78" w:name="_Toc9066"/>
+      <w:bookmarkStart w:id="72" w:name="_Toc3674"/>
+      <w:bookmarkStart w:id="73" w:name="_Toc15840_WPSOffice_Level1"/>
+      <w:bookmarkStart w:id="74" w:name="_Toc21092"/>
+      <w:bookmarkStart w:id="75" w:name="_Toc9066"/>
+      <w:bookmarkStart w:id="76" w:name="_Toc24085_WPSOffice_Level1"/>
+      <w:bookmarkStart w:id="77" w:name="_Toc14255_WPSOffice_Level1"/>
+      <w:bookmarkStart w:id="78" w:name="_Toc25789"/>
       <w:bookmarkStart w:id="79" w:name="_Hlk33190413"/>
       <w:bookmarkStart w:id="80" w:name="_Toc18699"/>
       <w:bookmarkStart w:id="81" w:name="_Toc11193_WPSOffice_Level1"/>
@@ -34871,8 +35186,8 @@
           <w:lang w:eastAsia="zh-CN"/>
         </w:rPr>
       </w:pPr>
-      <w:bookmarkStart w:id="84" w:name="_Toc2084"/>
-      <w:bookmarkStart w:id="85" w:name="_Toc31564"/>
+      <w:bookmarkStart w:id="84" w:name="_Toc31564"/>
+      <w:bookmarkStart w:id="85" w:name="_Toc2084"/>
       <w:r>
         <w:rPr>
           <w:rFonts w:hint="eastAsia"/>
@@ -35678,8 +35993,8 @@
           <w:lang w:eastAsia="zh-CN"/>
         </w:rPr>
       </w:pPr>
-      <w:bookmarkStart w:id="88" w:name="_Toc16438"/>
-      <w:bookmarkStart w:id="89" w:name="_Toc7802"/>
+      <w:bookmarkStart w:id="88" w:name="_Toc7802"/>
+      <w:bookmarkStart w:id="89" w:name="_Toc16438"/>
       <w:r>
         <w:rPr>
           <w:rFonts w:hint="eastAsia"/>
@@ -36398,16 +36713,16 @@
           <w:szCs w:val="22"/>
         </w:rPr>
       </w:pPr>
-      <w:bookmarkStart w:id="90" w:name="_Toc27291"/>
-      <w:bookmarkStart w:id="91" w:name="_Toc32060"/>
-      <w:bookmarkStart w:id="92" w:name="_Toc3824"/>
+      <w:bookmarkStart w:id="90" w:name="_Toc3846"/>
+      <w:bookmarkStart w:id="91" w:name="_Toc866"/>
+      <w:bookmarkStart w:id="92" w:name="_Toc29484"/>
       <w:bookmarkStart w:id="93" w:name="_Toc29283"/>
-      <w:bookmarkStart w:id="94" w:name="_Toc1953"/>
-      <w:bookmarkStart w:id="95" w:name="_Toc29484"/>
-      <w:bookmarkStart w:id="96" w:name="_Toc5400"/>
-      <w:bookmarkStart w:id="97" w:name="_Toc3846"/>
-      <w:bookmarkStart w:id="98" w:name="_Toc866"/>
-      <w:bookmarkStart w:id="99" w:name="_Toc4680"/>
+      <w:bookmarkStart w:id="94" w:name="_Toc4680"/>
+      <w:bookmarkStart w:id="95" w:name="_Toc27291"/>
+      <w:bookmarkStart w:id="96" w:name="_Toc1953"/>
+      <w:bookmarkStart w:id="97" w:name="_Toc5400"/>
+      <w:bookmarkStart w:id="98" w:name="_Toc3824"/>
+      <w:bookmarkStart w:id="99" w:name="_Toc32060"/>
       <w:r>
         <w:rPr>
           <w:b w:val="0"/>
@@ -36575,16 +36890,16 @@
           <w:szCs w:val="22"/>
         </w:rPr>
       </w:pPr>
-      <w:bookmarkStart w:id="100" w:name="_Toc3814"/>
-      <w:bookmarkStart w:id="101" w:name="_Toc16655"/>
-      <w:bookmarkStart w:id="102" w:name="_Toc10299"/>
-      <w:bookmarkStart w:id="103" w:name="_Toc32349"/>
-      <w:bookmarkStart w:id="104" w:name="_Toc126"/>
-      <w:bookmarkStart w:id="105" w:name="_Toc22196"/>
-      <w:bookmarkStart w:id="106" w:name="_Toc783"/>
-      <w:bookmarkStart w:id="107" w:name="_Toc1891"/>
-      <w:bookmarkStart w:id="108" w:name="_Toc134"/>
-      <w:bookmarkStart w:id="109" w:name="_Toc21034"/>
+      <w:bookmarkStart w:id="100" w:name="_Toc1891"/>
+      <w:bookmarkStart w:id="101" w:name="_Toc21034"/>
+      <w:bookmarkStart w:id="102" w:name="_Toc134"/>
+      <w:bookmarkStart w:id="103" w:name="_Toc16655"/>
+      <w:bookmarkStart w:id="104" w:name="_Toc22196"/>
+      <w:bookmarkStart w:id="105" w:name="_Toc32349"/>
+      <w:bookmarkStart w:id="106" w:name="_Toc3814"/>
+      <w:bookmarkStart w:id="107" w:name="_Toc126"/>
+      <w:bookmarkStart w:id="108" w:name="_Toc10299"/>
+      <w:bookmarkStart w:id="109" w:name="_Toc783"/>
       <w:r>
         <w:rPr>
           <w:b w:val="0"/>
@@ -36808,8 +37123,8 @@
           <w:lang w:eastAsia="zh-CN"/>
         </w:rPr>
       </w:pPr>
-      <w:bookmarkStart w:id="110" w:name="_Toc31656"/>
-      <w:bookmarkStart w:id="111" w:name="_Toc20748"/>
+      <w:bookmarkStart w:id="110" w:name="_Toc20748"/>
+      <w:bookmarkStart w:id="111" w:name="_Toc31656"/>
       <w:bookmarkStart w:id="112" w:name="_Toc13507"/>
       <w:r>
         <w:rPr>
@@ -38881,13 +39196,13 @@
           <w:lang w:eastAsia="zh-CN"/>
         </w:rPr>
       </w:pPr>
-      <w:bookmarkStart w:id="113" w:name="_Toc5488"/>
-      <w:bookmarkStart w:id="114" w:name="_Toc7007"/>
-      <w:bookmarkStart w:id="115" w:name="_Toc3409"/>
-      <w:bookmarkStart w:id="116" w:name="_Toc26926"/>
-      <w:bookmarkStart w:id="117" w:name="_Toc15114"/>
-      <w:bookmarkStart w:id="118" w:name="_Toc26985_WPSOffice_Level1"/>
-      <w:bookmarkStart w:id="119" w:name="_Toc28454_WPSOffice_Level1"/>
+      <w:bookmarkStart w:id="113" w:name="_Toc26926"/>
+      <w:bookmarkStart w:id="114" w:name="_Toc15114"/>
+      <w:bookmarkStart w:id="115" w:name="_Toc5488"/>
+      <w:bookmarkStart w:id="116" w:name="_Toc3409"/>
+      <w:bookmarkStart w:id="117" w:name="_Toc7007"/>
+      <w:bookmarkStart w:id="118" w:name="_Toc28454_WPSOffice_Level1"/>
+      <w:bookmarkStart w:id="119" w:name="_Toc26985_WPSOffice_Level1"/>
       <w:bookmarkStart w:id="120" w:name="_Toc20170_WPSOffice_Level1"/>
       <w:r>
         <w:rPr>
@@ -39107,13 +39422,13 @@
           <w:lang w:eastAsia="zh-CN"/>
         </w:rPr>
       </w:pPr>
-      <w:bookmarkStart w:id="121" w:name="_Toc8945"/>
+      <w:bookmarkStart w:id="121" w:name="_Toc15882"/>
       <w:bookmarkStart w:id="122" w:name="_Toc13275"/>
-      <w:bookmarkStart w:id="123" w:name="_Toc15882"/>
-      <w:bookmarkStart w:id="124" w:name="_Toc19584_WPSOffice_Level1"/>
-      <w:bookmarkStart w:id="125" w:name="_Toc22162_WPSOffice_Level1"/>
-      <w:bookmarkStart w:id="126" w:name="_Toc22623"/>
-      <w:bookmarkStart w:id="127" w:name="_Toc14611_WPSOffice_Level1"/>
+      <w:bookmarkStart w:id="123" w:name="_Toc19584_WPSOffice_Level1"/>
+      <w:bookmarkStart w:id="124" w:name="_Toc22162_WPSOffice_Level1"/>
+      <w:bookmarkStart w:id="125" w:name="_Toc8945"/>
+      <w:bookmarkStart w:id="126" w:name="_Toc14611_WPSOffice_Level1"/>
+      <w:bookmarkStart w:id="127" w:name="_Toc22623"/>
       <w:r>
         <w:rPr>
           <w:rFonts w:hint="eastAsia"/>
@@ -40252,7 +40567,7 @@
       <w:pPr>
         <w:widowControl/>
         <w:rPr>
-          <w:rFonts w:ascii="Times New Roman" w:hAnsi="Times New Roman" w:eastAsia="等线"/>
+          <w:rFonts w:hint="eastAsia" w:ascii="Times New Roman" w:hAnsi="Times New Roman" w:eastAsia="等线"/>
           <w:sz w:val="24"/>
           <w:lang w:eastAsia="zh-CN"/>
         </w:rPr>
@@ -40263,7 +40578,7 @@
           <w:szCs w:val="24"/>
         </w:rPr>
         <w:drawing>
-          <wp:anchor distT="0" distB="0" distL="114935" distR="114935" simplePos="0" relativeHeight="251665408" behindDoc="0" locked="0" layoutInCell="1" allowOverlap="1">
+          <wp:anchor distT="0" distB="0" distL="114935" distR="114935" simplePos="0" relativeHeight="251664384" behindDoc="0" locked="0" layoutInCell="1" allowOverlap="1">
             <wp:simplePos x="0" y="0"/>
             <wp:positionH relativeFrom="column">
               <wp:posOffset>723900</wp:posOffset>
@@ -40318,7 +40633,7 @@
           <w:szCs w:val="24"/>
         </w:rPr>
         <w:drawing>
-          <wp:anchor distT="0" distB="0" distL="114935" distR="114935" simplePos="0" relativeHeight="251664384" behindDoc="0" locked="0" layoutInCell="1" allowOverlap="1">
+          <wp:anchor distT="0" distB="0" distL="114935" distR="114935" simplePos="0" relativeHeight="251663360" behindDoc="0" locked="0" layoutInCell="1" allowOverlap="1">
             <wp:simplePos x="0" y="0"/>
             <wp:positionH relativeFrom="column">
               <wp:posOffset>30480</wp:posOffset>
@@ -40415,46 +40730,26 @@
         </w:rPr>
         <w:t xml:space="preserve"> </w:t>
       </w:r>
-      <w:r>
-        <w:rPr>
-          <w:rFonts w:ascii="Times New Roman" w:hAnsi="Times New Roman" w:eastAsia="等线"/>
-          <w:sz w:val="24"/>
-          <w:lang w:eastAsia="zh-CN"/>
-        </w:rPr>
-        <w:t>{{ summaryOfRresults.binary | ci(</w:t>
-      </w:r>
-      <w:r>
+    </w:p>
+    <w:p>
+      <w:pPr>
+        <w:widowControl/>
         <w:rPr>
           <w:rFonts w:hint="eastAsia" w:ascii="Times New Roman" w:hAnsi="Times New Roman" w:eastAsia="等线"/>
           <w:sz w:val="24"/>
           <w:lang w:eastAsia="zh-CN"/>
         </w:rPr>
-        <w:t>35.4</w:t>
-      </w:r>
-      <w:r>
-        <w:rPr>
-          <w:rFonts w:ascii="Times New Roman" w:hAnsi="Times New Roman" w:eastAsia="等线"/>
-          <w:sz w:val="24"/>
-          <w:lang w:eastAsia="zh-CN"/>
-        </w:rPr>
-        <w:t>,</w:t>
-      </w:r>
-      <w:r>
+      </w:pPr>
+    </w:p>
+    <w:p>
+      <w:pPr>
+        <w:widowControl/>
         <w:rPr>
           <w:rFonts w:hint="eastAsia" w:ascii="Times New Roman" w:hAnsi="Times New Roman" w:eastAsia="等线"/>
           <w:sz w:val="24"/>
           <w:lang w:eastAsia="zh-CN"/>
         </w:rPr>
-        <w:t>35.4</w:t>
-      </w:r>
-      <w:r>
-        <w:rPr>
-          <w:rFonts w:ascii="Times New Roman" w:hAnsi="Times New Roman" w:eastAsia="等线"/>
-          <w:sz w:val="24"/>
-          <w:lang w:eastAsia="zh-CN"/>
-        </w:rPr>
-        <w:t>) }}</w:t>
-      </w:r>
+      </w:pPr>
     </w:p>
     <w:p>
       <w:pPr>
@@ -40479,7 +40774,7 @@
           <w:szCs w:val="20"/>
           <w:lang w:eastAsia="zh-CN"/>
         </w:rPr>
-        <w:t>诺禾医学   诺禾在线   扫码认证</w:t>
+        <w:t>诺禾医学   诺禾在线</w:t>
       </w:r>
     </w:p>
     <w:p>
@@ -40524,7 +40819,7 @@
           <w:lang w:eastAsia="zh-CN"/>
         </w:rPr>
         <w:drawing>
-          <wp:anchor distT="0" distB="0" distL="0" distR="0" simplePos="0" relativeHeight="251663360" behindDoc="1" locked="0" layoutInCell="1" allowOverlap="1">
+          <wp:anchor distT="0" distB="0" distL="0" distR="0" simplePos="0" relativeHeight="251662336" behindDoc="1" locked="0" layoutInCell="1" allowOverlap="1">
             <wp:simplePos x="0" y="0"/>
             <wp:positionH relativeFrom="column">
               <wp:posOffset>4900295</wp:posOffset>
@@ -40821,7 +41116,7 @@
       <mc:AlternateContent>
         <mc:Choice Requires="wps">
           <w:drawing>
-            <wp:anchor distT="0" distB="0" distL="114300" distR="114300" simplePos="0" relativeHeight="251662336" behindDoc="0" locked="0" layoutInCell="1" allowOverlap="1">
+            <wp:anchor distT="0" distB="0" distL="114300" distR="114300" simplePos="0" relativeHeight="251661312" behindDoc="0" locked="0" layoutInCell="1" allowOverlap="1">
               <wp:simplePos x="0" y="0"/>
               <wp:positionH relativeFrom="margin">
                 <wp:posOffset>1572895</wp:posOffset>
@@ -41054,7 +41349,7 @@
         </mc:Choice>
         <mc:Fallback>
           <w:pict>
-            <v:shape id="_x0000_s1026" o:spid="_x0000_s1026" o:spt="202" type="#_x0000_t202" style="position:absolute;left:0pt;margin-left:123.85pt;margin-top:-4.1pt;height:21.6pt;width:266pt;mso-position-horizontal-relative:margin;z-index:251662336;mso-width-relative:page;mso-height-relative:page;" filled="f" stroked="f" coordsize="21600,21600" o:gfxdata="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">
+            <v:shape id="_x0000_s1026" o:spid="_x0000_s1026" o:spt="202" type="#_x0000_t202" style="position:absolute;left:0pt;margin-left:123.85pt;margin-top:-4.1pt;height:21.6pt;width:266pt;mso-position-horizontal-relative:margin;z-index:251661312;mso-width-relative:page;mso-height-relative:page;" filled="f" stroked="f" coordsize="21600,21600" o:gfxdata="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">
               <v:fill on="f" focussize="0,0"/>
               <v:stroke on="f" weight="0.5pt"/>
               <v:imagedata o:title=""/>
@@ -41265,6 +41560,21 @@
         <w:bottom w:val="none" w:color="auto" w:sz="0" w:space="0"/>
       </w:pBdr>
     </w:pPr>
+    <w:r>
+      <w:rPr>
+        <w:sz w:val="18"/>
+      </w:rPr>
+      <w:pict>
+        <v:shape id="PowerPlusWaterMarkObject291817" o:spid="_x0000_s2049" o:spt="136" type="#_x0000_t136" style="position:absolute;left:0pt;height:48.3pt;width:166.5pt;mso-position-horizontal:center;mso-position-horizontal-relative:margin;mso-position-vertical:center;mso-position-vertical-relative:margin;rotation:-2949120f;z-index:-251654144;mso-width-relative:page;mso-height-relative:page;" fillcolor="#C0C0C0" filled="t" stroked="f" coordsize="21600,21600" adj="10800">
+          <v:path/>
+          <v:fill on="t" opacity="32768f" focussize="0,0"/>
+          <v:stroke on="f"/>
+          <v:imagedata o:title=""/>
+          <o:lock v:ext="edit" aspectratio="t"/>
+          <v:textpath on="t" fitshape="t" fitpath="t" trim="t" xscale="f" string="{{ client }}" style="font-family:微软雅黑;font-size:48pt;v-same-letter-heights:f;v-text-align:center;"/>
+        </v:shape>
+      </w:pict>
+    </w:r>
   </w:p>
 </w:hdr>
 </file>
@@ -41295,6 +41605,21 @@
         <w:lang w:eastAsia="zh-CN"/>
       </w:rPr>
     </w:pPr>
+    <w:r>
+      <w:rPr>
+        <w:sz w:val="18"/>
+      </w:rPr>
+      <w:pict>
+        <v:shape id="_x0000_s2050" o:spid="_x0000_s2050" o:spt="136" type="#_x0000_t136" style="position:absolute;left:0pt;height:48.3pt;width:166.5pt;mso-position-horizontal:center;mso-position-horizontal-relative:margin;mso-position-vertical:center;mso-position-vertical-relative:margin;rotation:-2949120f;z-index:-251653120;mso-width-relative:page;mso-height-relative:page;" fillcolor="#C0C0C0" filled="t" stroked="f" coordsize="21600,21600" adj="10800">
+          <v:path/>
+          <v:fill on="t" opacity="32768f" focussize="0,0"/>
+          <v:stroke on="f"/>
+          <v:imagedata o:title=""/>
+          <o:lock v:ext="edit" aspectratio="t"/>
+          <v:textpath on="t" fitshape="t" fitpath="t" trim="t" xscale="f" string="{{ client }}" style="font-family:微软雅黑;font-size:48pt;v-same-letter-heights:f;v-text-align:center;"/>
+        </v:shape>
+      </w:pict>
+    </w:r>
     <w:r>
       <w:rPr>
         <w:color w:val="7F7F7F"/>
@@ -41355,6 +41680,21 @@
         <w:lang w:eastAsia="zh-CN"/>
       </w:rPr>
     </w:pPr>
+    <w:r>
+      <w:rPr>
+        <w:sz w:val="18"/>
+      </w:rPr>
+      <w:pict>
+        <v:shape id="_x0000_s2051" o:spid="_x0000_s2051" o:spt="136" type="#_x0000_t136" style="position:absolute;left:0pt;height:48.3pt;width:166.5pt;mso-position-horizontal:center;mso-position-horizontal-relative:margin;mso-position-vertical:center;mso-position-vertical-relative:margin;rotation:-2949120f;z-index:-251652096;mso-width-relative:page;mso-height-relative:page;" fillcolor="#C0C0C0" filled="t" stroked="f" coordsize="21600,21600" adj="10800">
+          <v:path/>
+          <v:fill on="t" opacity="32768f" focussize="0,0"/>
+          <v:stroke on="f"/>
+          <v:imagedata o:title=""/>
+          <o:lock v:ext="edit" aspectratio="t"/>
+          <v:textpath on="t" fitshape="t" fitpath="t" trim="t" xscale="f" string="{{ client }}" style="font-family:微软雅黑;font-size:48pt;v-same-letter-heights:f;v-text-align:center;"/>
+        </v:shape>
+      </w:pict>
+    </w:r>
   </w:p>
 </w:hdr>
 </file>
@@ -43500,7 +43840,10 @@
     <customSectPr/>
   </customSectProps>
   <customShpExts>
+    <customShpInfo spid="_x0000_s2049"/>
+    <customShpInfo spid="_x0000_s2050"/>
     <customShpInfo spid="_x0000_s1026" textRotate="1"/>
+    <customShpInfo spid="_x0000_s2051"/>
   </customShpExts>
 </s:customData>
 </file>

--- a/WebContent/docx/中国人群BRCA12基因分子分型研究_双样本-常德市第一人民医院.docx
+++ b/WebContent/docx/中国人群BRCA12基因分子分型研究_双样本-常德市第一人民医院.docx
@@ -69,7 +69,7 @@
         <mc:AlternateContent>
           <mc:Choice Requires="wps">
             <w:drawing>
-              <wp:anchor distT="0" distB="0" distL="114300" distR="114300" simplePos="0" relativeHeight="251669504" behindDoc="0" locked="0" layoutInCell="1" allowOverlap="1">
+              <wp:anchor distT="0" distB="0" distL="114300" distR="114300" simplePos="0" relativeHeight="251667456" behindDoc="0" locked="0" layoutInCell="1" allowOverlap="1">
                 <wp:simplePos x="0" y="0"/>
                 <wp:positionH relativeFrom="column">
                   <wp:posOffset>2642235</wp:posOffset>
@@ -237,7 +237,7 @@
           </mc:Choice>
           <mc:Fallback>
             <w:pict>
-              <v:shape id="_x0000_s1026" o:spid="_x0000_s1026" o:spt="202" type="#_x0000_t202" style="position:absolute;left:0pt;margin-left:208.05pt;margin-top:747.3pt;height:75.4pt;width:321.45pt;z-index:251669504;mso-width-relative:page;mso-height-relative:page;" filled="f" stroked="f" coordsize="21600,21600" o:gfxdata="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">
+              <v:shape id="_x0000_s1026" o:spid="_x0000_s1026" o:spt="202" type="#_x0000_t202" style="position:absolute;left:0pt;margin-left:208.05pt;margin-top:747.3pt;height:75.4pt;width:321.45pt;z-index:251667456;mso-width-relative:page;mso-height-relative:page;" filled="f" stroked="f" coordsize="21600,21600" o:gfxdata="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">
                 <v:fill on="f" focussize="0,0"/>
                 <v:stroke on="f" weight="0.5pt"/>
                 <v:imagedata o:title=""/>
@@ -360,7 +360,6 @@
           </mc:Fallback>
         </mc:AlternateContent>
       </w:r>
-      <w:bookmarkStart w:id="128" w:name="_GoBack"/>
       <w:r>
         <w:rPr>
           <w:sz w:val="22"/>
@@ -368,7 +367,7 @@
         <mc:AlternateContent>
           <mc:Choice Requires="wps">
             <w:drawing>
-              <wp:anchor distT="0" distB="0" distL="114300" distR="114300" simplePos="0" relativeHeight="251668480" behindDoc="0" locked="0" layoutInCell="1" allowOverlap="1">
+              <wp:anchor distT="0" distB="0" distL="114300" distR="114300" simplePos="0" relativeHeight="251666432" behindDoc="0" locked="0" layoutInCell="1" allowOverlap="1">
                 <wp:simplePos x="0" y="0"/>
                 <wp:positionH relativeFrom="column">
                   <wp:posOffset>403225</wp:posOffset>
@@ -454,7 +453,7 @@
           </mc:Choice>
           <mc:Fallback>
             <w:pict>
-              <v:shape id="_x0000_s1026" o:spid="_x0000_s1026" o:spt="202" type="#_x0000_t202" style="position:absolute;left:0pt;margin-left:31.75pt;margin-top:801.7pt;height:24.95pt;width:140.8pt;z-index:251668480;mso-width-relative:page;mso-height-relative:page;" fillcolor="#FFFFFF [3201]" filled="t" stroked="f" coordsize="21600,21600" o:gfxdata="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">
+              <v:shape id="_x0000_s1026" o:spid="_x0000_s1026" o:spt="202" type="#_x0000_t202" style="position:absolute;left:0pt;margin-left:31.75pt;margin-top:801.7pt;height:24.95pt;width:140.8pt;z-index:251666432;mso-width-relative:page;mso-height-relative:page;" fillcolor="#FFFFFF [3201]" filled="t" stroked="f" coordsize="21600,21600" o:gfxdata="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">
                 <v:fill on="t" focussize="0,0"/>
                 <v:stroke on="f" weight="0.5pt"/>
                 <v:imagedata o:title=""/>
@@ -493,7 +492,6 @@
           </mc:Fallback>
         </mc:AlternateContent>
       </w:r>
-      <w:bookmarkEnd w:id="128"/>
       <w:r>
         <w:rPr>
           <w:lang w:eastAsia="zh-CN"/>
@@ -3106,11 +3104,11 @@
         <w:spacing w:line="360" w:lineRule="auto"/>
         <w:ind w:left="440"/>
       </w:pPr>
-      <w:bookmarkStart w:id="0" w:name="_Toc21669"/>
-      <w:bookmarkStart w:id="1" w:name="_Toc21009_WPSOffice_Level1"/>
-      <w:bookmarkStart w:id="2" w:name="_Toc24178_WPSOffice_Level1"/>
+      <w:bookmarkStart w:id="0" w:name="_Toc30143_WPSOffice_Level1"/>
+      <w:bookmarkStart w:id="1" w:name="_Toc24178_WPSOffice_Level1"/>
+      <w:bookmarkStart w:id="2" w:name="_Toc21009_WPSOffice_Level1"/>
       <w:bookmarkStart w:id="3" w:name="_Toc13806"/>
-      <w:bookmarkStart w:id="4" w:name="_Toc30143_WPSOffice_Level1"/>
+      <w:bookmarkStart w:id="4" w:name="_Toc21669"/>
     </w:p>
     <w:p>
       <w:pPr>
@@ -3145,8 +3143,8 @@
           </w14:shadow>
         </w:rPr>
       </w:pPr>
-      <w:bookmarkStart w:id="5" w:name="_Toc28739"/>
-      <w:bookmarkStart w:id="6" w:name="_Toc22619"/>
+      <w:bookmarkStart w:id="5" w:name="_Toc22619"/>
+      <w:bookmarkStart w:id="6" w:name="_Toc28739"/>
       <w:r>
         <w:rPr>
           <w:color w:val="62B541"/>
@@ -4027,12 +4025,12 @@
           </w14:shadow>
         </w:rPr>
       </w:pPr>
-      <w:bookmarkStart w:id="7" w:name="_Toc18062_WPSOffice_Level1"/>
-      <w:bookmarkStart w:id="8" w:name="_Toc17451"/>
-      <w:bookmarkStart w:id="9" w:name="_Toc13296"/>
-      <w:bookmarkStart w:id="10" w:name="_Toc7021_WPSOffice_Level1"/>
-      <w:bookmarkStart w:id="11" w:name="_Toc29628"/>
-      <w:bookmarkStart w:id="12" w:name="_Toc11015_WPSOffice_Level1"/>
+      <w:bookmarkStart w:id="7" w:name="_Toc7021_WPSOffice_Level1"/>
+      <w:bookmarkStart w:id="8" w:name="_Toc29628"/>
+      <w:bookmarkStart w:id="9" w:name="_Toc11015_WPSOffice_Level1"/>
+      <w:bookmarkStart w:id="10" w:name="_Toc18062_WPSOffice_Level1"/>
+      <w:bookmarkStart w:id="11" w:name="_Toc13296"/>
+      <w:bookmarkStart w:id="12" w:name="_Toc17451"/>
       <w:bookmarkStart w:id="13" w:name="_Toc3823"/>
       <w:r>
         <w:rPr>
@@ -4233,12 +4231,12 @@
           </w14:shadow>
         </w:rPr>
       </w:pPr>
-      <w:bookmarkStart w:id="14" w:name="_Toc18058"/>
-      <w:bookmarkStart w:id="15" w:name="_Toc6221_WPSOffice_Level1"/>
+      <w:bookmarkStart w:id="14" w:name="_Toc6221_WPSOffice_Level1"/>
+      <w:bookmarkStart w:id="15" w:name="_Toc18058"/>
       <w:bookmarkStart w:id="16" w:name="_Toc25920"/>
       <w:bookmarkStart w:id="17" w:name="_Toc23369_WPSOffice_Level1"/>
-      <w:bookmarkStart w:id="18" w:name="_Toc20759"/>
-      <w:bookmarkStart w:id="19" w:name="_Toc21589"/>
+      <w:bookmarkStart w:id="18" w:name="_Toc21589"/>
+      <w:bookmarkStart w:id="19" w:name="_Toc20759"/>
       <w:bookmarkStart w:id="20" w:name="_Toc534807930"/>
       <w:r>
         <w:rPr>
@@ -4301,11 +4299,11 @@
           <w:lang w:eastAsia="zh-CN"/>
         </w:rPr>
       </w:pPr>
-      <w:bookmarkStart w:id="21" w:name="_Toc11674"/>
-      <w:bookmarkStart w:id="22" w:name="_Toc16544"/>
-      <w:bookmarkStart w:id="23" w:name="_Toc149826003"/>
-      <w:bookmarkStart w:id="24" w:name="_Toc149832728"/>
-      <w:bookmarkStart w:id="25" w:name="_Toc9072"/>
+      <w:bookmarkStart w:id="21" w:name="_Toc16544"/>
+      <w:bookmarkStart w:id="22" w:name="_Toc149826003"/>
+      <w:bookmarkStart w:id="23" w:name="_Toc9072"/>
+      <w:bookmarkStart w:id="24" w:name="_Toc11674"/>
+      <w:bookmarkStart w:id="25" w:name="_Toc149832728"/>
       <w:r>
         <w:rPr>
           <w:rFonts w:hint="eastAsia"/>
@@ -5682,9 +5680,459 @@
         </w:rPr>
       </w:pPr>
     </w:p>
+    <w:tbl>
+      <w:tblPr>
+        <w:tblStyle w:val="34"/>
+        <w:tblW w:w="6772" w:type="dxa"/>
+        <w:jc w:val="right"/>
+        <w:tblLayout w:type="fixed"/>
+        <w:tblCellMar>
+          <w:top w:w="0" w:type="dxa"/>
+          <w:left w:w="0" w:type="dxa"/>
+          <w:bottom w:w="0" w:type="dxa"/>
+          <w:right w:w="0" w:type="dxa"/>
+        </w:tblCellMar>
+      </w:tblPr>
+      <w:tblGrid>
+        <w:gridCol w:w="1272"/>
+        <w:gridCol w:w="2040"/>
+        <w:gridCol w:w="1166"/>
+        <w:gridCol w:w="2294"/>
+      </w:tblGrid>
+      <w:tr>
+        <w:tblPrEx>
+          <w:tblCellMar>
+            <w:top w:w="0" w:type="dxa"/>
+            <w:left w:w="0" w:type="dxa"/>
+            <w:bottom w:w="0" w:type="dxa"/>
+            <w:right w:w="0" w:type="dxa"/>
+          </w:tblCellMar>
+        </w:tblPrEx>
+        <w:trPr>
+          <w:trHeight w:val="680" w:hRule="exact"/>
+          <w:jc w:val="right"/>
+        </w:trPr>
+        <w:tc>
+          <w:tcPr>
+            <w:tcW w:w="1272" w:type="dxa"/>
+            <w:vAlign w:val="center"/>
+          </w:tcPr>
+          <w:p>
+            <w:pPr>
+              <w:pStyle w:val="20"/>
+              <w:spacing w:before="13"/>
+              <w:ind w:left="13" w:right="95"/>
+              <w:jc w:val="both"/>
+              <w:rPr>
+                <w:rFonts w:ascii="Times New Roman" w:hAnsi="Times New Roman" w:cs="Times New Roman"/>
+                <w:b/>
+                <w:sz w:val="24"/>
+                <w:szCs w:val="24"/>
+              </w:rPr>
+            </w:pPr>
+            <w:r>
+              <w:rPr>
+                <w:rFonts w:ascii="Times New Roman" w:hAnsi="Times New Roman" w:cs="Times New Roman"/>
+                <w:b/>
+                <w:sz w:val="24"/>
+                <w:szCs w:val="24"/>
+              </w:rPr>
+              <w:t>检测人：</w:t>
+            </w:r>
+          </w:p>
+        </w:tc>
+        <w:tc>
+          <w:tcPr>
+            <w:tcW w:w="2040" w:type="dxa"/>
+            <w:vAlign w:val="center"/>
+          </w:tcPr>
+          <w:p>
+            <w:pPr>
+              <w:pStyle w:val="20"/>
+              <w:spacing w:before="13"/>
+              <w:jc w:val="both"/>
+              <w:rPr>
+                <w:rFonts w:ascii="Times New Roman" w:hAnsi="Times New Roman" w:cs="Times New Roman"/>
+                <w:b/>
+                <w:sz w:val="24"/>
+                <w:szCs w:val="24"/>
+              </w:rPr>
+            </w:pPr>
+            <w:r>
+              <w:rPr>
+                <w:rFonts w:hint="eastAsia" w:ascii="Times New Roman" w:hAnsi="Times New Roman" w:cs="Times New Roman"/>
+                <w:b/>
+                <w:sz w:val="24"/>
+                <w:szCs w:val="24"/>
+              </w:rPr>
+              <w:t>{{"ty_tianjin1"|sign(64,28)}}</w:t>
+            </w:r>
+          </w:p>
+        </w:tc>
+        <w:tc>
+          <w:tcPr>
+            <w:tcW w:w="1166" w:type="dxa"/>
+            <w:vAlign w:val="center"/>
+          </w:tcPr>
+          <w:p>
+            <w:pPr>
+              <w:pStyle w:val="20"/>
+              <w:spacing w:before="13"/>
+              <w:jc w:val="both"/>
+              <w:rPr>
+                <w:rFonts w:ascii="Times New Roman" w:hAnsi="Times New Roman" w:cs="Times New Roman"/>
+                <w:b/>
+                <w:sz w:val="24"/>
+                <w:szCs w:val="24"/>
+              </w:rPr>
+            </w:pPr>
+            <w:r>
+              <w:rPr>
+                <w:rFonts w:ascii="Times New Roman" w:hAnsi="Times New Roman" w:cs="Times New Roman"/>
+                <w:b/>
+                <w:sz w:val="24"/>
+                <w:szCs w:val="24"/>
+              </w:rPr>
+              <w:t>复核人</w:t>
+            </w:r>
+            <w:r>
+              <w:rPr>
+                <w:rFonts w:ascii="Times New Roman" w:hAnsi="Times New Roman" w:cs="Times New Roman"/>
+                <w:b/>
+                <w:sz w:val="24"/>
+                <w:szCs w:val="24"/>
+                <w:lang w:eastAsia="zh-CN"/>
+              </w:rPr>
+              <w:t>：</w:t>
+            </w:r>
+          </w:p>
+        </w:tc>
+        <w:tc>
+          <w:tcPr>
+            <w:tcW w:w="2294" w:type="dxa"/>
+            <w:vAlign w:val="center"/>
+          </w:tcPr>
+          <w:p>
+            <w:pPr>
+              <w:pStyle w:val="20"/>
+              <w:spacing w:before="13"/>
+              <w:ind w:right="15"/>
+              <w:jc w:val="both"/>
+              <w:rPr>
+                <w:rFonts w:ascii="Times New Roman" w:hAnsi="Times New Roman" w:cs="Times New Roman"/>
+                <w:b/>
+                <w:sz w:val="24"/>
+                <w:szCs w:val="24"/>
+              </w:rPr>
+            </w:pPr>
+            <w:r>
+              <w:rPr>
+                <w:rFonts w:hint="eastAsia" w:ascii="Times New Roman" w:hAnsi="Times New Roman" w:cs="Times New Roman"/>
+                <w:b/>
+                <w:sz w:val="24"/>
+                <w:szCs w:val="24"/>
+              </w:rPr>
+              <w:t>{{"ty_tianjin2"|sign(59,34)}}</w:t>
+            </w:r>
+            <w:r>
+              <w:rPr>
+                <w:sz w:val="18"/>
+              </w:rPr>
+              <w:drawing>
+                <wp:anchor distT="0" distB="0" distL="114300" distR="114300" simplePos="0" relativeHeight="251668480" behindDoc="0" locked="0" layoutInCell="1" allowOverlap="1">
+                  <wp:simplePos x="0" y="0"/>
+                  <wp:positionH relativeFrom="column">
+                    <wp:posOffset>-398145</wp:posOffset>
+                  </wp:positionH>
+                  <wp:positionV relativeFrom="paragraph">
+                    <wp:posOffset>-311785</wp:posOffset>
+                  </wp:positionV>
+                  <wp:extent cx="1443355" cy="1443355"/>
+                  <wp:effectExtent l="0" t="0" r="4445" b="4445"/>
+                  <wp:wrapNone/>
+                  <wp:docPr id="21" name="图片 25"/>
+                  <wp:cNvGraphicFramePr>
+                    <a:graphicFrameLocks xmlns:a="http://schemas.openxmlformats.org/drawingml/2006/main" noChangeAspect="1"/>
+                  </wp:cNvGraphicFramePr>
+                  <a:graphic xmlns:a="http://schemas.openxmlformats.org/drawingml/2006/main">
+                    <a:graphicData uri="http://schemas.openxmlformats.org/drawingml/2006/picture">
+                      <pic:pic xmlns:pic="http://schemas.openxmlformats.org/drawingml/2006/picture">
+                        <pic:nvPicPr>
+                          <pic:cNvPr id="21" name="图片 25"/>
+                          <pic:cNvPicPr>
+                            <a:picLocks noChangeAspect="1" noChangeArrowheads="1"/>
+                          </pic:cNvPicPr>
+                        </pic:nvPicPr>
+                        <pic:blipFill>
+                          <a:blip r:embed="rId13">
+                            <a:extLst>
+                              <a:ext uri="{28A0092B-C50C-407E-A947-70E740481C1C}">
+                                <a14:useLocalDpi xmlns:a14="http://schemas.microsoft.com/office/drawing/2010/main" val="0"/>
+                              </a:ext>
+                            </a:extLst>
+                          </a:blip>
+                          <a:srcRect/>
+                          <a:stretch>
+                            <a:fillRect/>
+                          </a:stretch>
+                        </pic:blipFill>
+                        <pic:spPr>
+                          <a:xfrm>
+                            <a:off x="0" y="0"/>
+                            <a:ext cx="1443355" cy="1443355"/>
+                          </a:xfrm>
+                          <a:prstGeom prst="rect">
+                            <a:avLst/>
+                          </a:prstGeom>
+                          <a:noFill/>
+                          <a:ln>
+                            <a:noFill/>
+                          </a:ln>
+                        </pic:spPr>
+                      </pic:pic>
+                    </a:graphicData>
+                  </a:graphic>
+                </wp:anchor>
+              </w:drawing>
+            </w:r>
+          </w:p>
+        </w:tc>
+      </w:tr>
+      <w:tr>
+        <w:tblPrEx>
+          <w:tblCellMar>
+            <w:top w:w="0" w:type="dxa"/>
+            <w:left w:w="0" w:type="dxa"/>
+            <w:bottom w:w="0" w:type="dxa"/>
+            <w:right w:w="0" w:type="dxa"/>
+          </w:tblCellMar>
+        </w:tblPrEx>
+        <w:trPr>
+          <w:trHeight w:val="457" w:hRule="exact"/>
+          <w:jc w:val="right"/>
+        </w:trPr>
+        <w:tc>
+          <w:tcPr>
+            <w:tcW w:w="1272" w:type="dxa"/>
+            <w:vAlign w:val="center"/>
+          </w:tcPr>
+          <w:p>
+            <w:pPr>
+              <w:pStyle w:val="20"/>
+              <w:spacing w:line="341" w:lineRule="exact"/>
+              <w:ind w:left="13" w:right="165"/>
+              <w:jc w:val="both"/>
+              <w:rPr>
+                <w:rFonts w:ascii="Times New Roman" w:hAnsi="Times New Roman" w:cs="Times New Roman"/>
+                <w:b/>
+                <w:sz w:val="24"/>
+                <w:szCs w:val="24"/>
+              </w:rPr>
+            </w:pPr>
+            <w:r>
+              <w:rPr>
+                <w:rFonts w:ascii="Times New Roman" w:hAnsi="Times New Roman" w:cs="Times New Roman"/>
+                <w:b/>
+                <w:sz w:val="24"/>
+                <w:szCs w:val="24"/>
+              </w:rPr>
+              <w:t>日</w:t>
+            </w:r>
+            <w:r>
+              <w:rPr>
+                <w:rFonts w:ascii="Times New Roman" w:hAnsi="Times New Roman" w:cs="Times New Roman"/>
+                <w:b/>
+                <w:sz w:val="24"/>
+                <w:szCs w:val="24"/>
+                <w:lang w:eastAsia="zh-CN"/>
+              </w:rPr>
+              <w:t xml:space="preserve">  </w:t>
+            </w:r>
+            <w:r>
+              <w:rPr>
+                <w:rFonts w:ascii="Times New Roman" w:hAnsi="Times New Roman" w:cs="Times New Roman"/>
+                <w:b/>
+                <w:sz w:val="24"/>
+                <w:szCs w:val="24"/>
+              </w:rPr>
+              <w:t>期：</w:t>
+            </w:r>
+          </w:p>
+        </w:tc>
+        <w:tc>
+          <w:tcPr>
+            <w:tcW w:w="2040" w:type="dxa"/>
+            <w:vAlign w:val="center"/>
+          </w:tcPr>
+          <w:p>
+            <w:pPr>
+              <w:pStyle w:val="20"/>
+              <w:spacing w:line="363" w:lineRule="exact"/>
+              <w:jc w:val="both"/>
+              <w:rPr>
+                <w:rFonts w:ascii="Times New Roman" w:hAnsi="Times New Roman" w:cs="Times New Roman"/>
+                <w:sz w:val="24"/>
+                <w:szCs w:val="24"/>
+              </w:rPr>
+            </w:pPr>
+            <w:r>
+              <w:rPr>
+                <w:rFonts w:ascii="Times New Roman" w:hAnsi="Times New Roman" w:cs="Times New Roman"/>
+                <w:kern w:val="2"/>
+                <w:sz w:val="24"/>
+                <w:szCs w:val="24"/>
+                <w:lang w:eastAsia="zh-CN"/>
+              </w:rPr>
+              <w:t>{{ reportdate }}</w:t>
+            </w:r>
+          </w:p>
+        </w:tc>
+        <w:tc>
+          <w:tcPr>
+            <w:tcW w:w="1166" w:type="dxa"/>
+            <w:vAlign w:val="center"/>
+          </w:tcPr>
+          <w:p>
+            <w:pPr>
+              <w:pStyle w:val="20"/>
+              <w:spacing w:line="341" w:lineRule="exact"/>
+              <w:jc w:val="both"/>
+              <w:rPr>
+                <w:rFonts w:ascii="Times New Roman" w:hAnsi="Times New Roman" w:cs="Times New Roman"/>
+                <w:b/>
+                <w:sz w:val="24"/>
+                <w:szCs w:val="24"/>
+              </w:rPr>
+            </w:pPr>
+            <w:r>
+              <w:rPr>
+                <w:rFonts w:ascii="Times New Roman" w:hAnsi="Times New Roman" w:cs="Times New Roman"/>
+                <w:b/>
+                <w:sz w:val="24"/>
+                <w:szCs w:val="24"/>
+              </w:rPr>
+              <w:t>日</w:t>
+            </w:r>
+            <w:r>
+              <w:rPr>
+                <w:rFonts w:ascii="Times New Roman" w:hAnsi="Times New Roman" w:cs="Times New Roman"/>
+                <w:b/>
+                <w:sz w:val="24"/>
+                <w:szCs w:val="24"/>
+                <w:lang w:eastAsia="zh-CN"/>
+              </w:rPr>
+              <w:t xml:space="preserve">  </w:t>
+            </w:r>
+            <w:r>
+              <w:rPr>
+                <w:rFonts w:ascii="Times New Roman" w:hAnsi="Times New Roman" w:cs="Times New Roman"/>
+                <w:b/>
+                <w:sz w:val="24"/>
+                <w:szCs w:val="24"/>
+              </w:rPr>
+              <w:t>期：</w:t>
+            </w:r>
+          </w:p>
+        </w:tc>
+        <w:tc>
+          <w:tcPr>
+            <w:tcW w:w="2294" w:type="dxa"/>
+            <w:vAlign w:val="center"/>
+          </w:tcPr>
+          <w:p>
+            <w:pPr>
+              <w:pStyle w:val="20"/>
+              <w:spacing w:line="363" w:lineRule="exact"/>
+              <w:ind w:right="15"/>
+              <w:jc w:val="both"/>
+              <w:rPr>
+                <w:rFonts w:ascii="Times New Roman" w:hAnsi="Times New Roman" w:cs="Times New Roman"/>
+                <w:sz w:val="24"/>
+                <w:szCs w:val="24"/>
+              </w:rPr>
+            </w:pPr>
+            <w:r>
+              <w:rPr>
+                <w:rFonts w:ascii="Times New Roman" w:hAnsi="Times New Roman" w:cs="Times New Roman"/>
+                <w:kern w:val="2"/>
+                <w:sz w:val="24"/>
+                <w:szCs w:val="24"/>
+                <w:lang w:eastAsia="zh-CN"/>
+              </w:rPr>
+              <w:t>{{ reportdate }}</w:t>
+            </w:r>
+          </w:p>
+        </w:tc>
+      </w:tr>
+    </w:tbl>
     <w:p>
       <w:pPr>
         <w:rPr>
+          <w:rFonts w:ascii="Times New Roman" w:hAnsi="Times New Roman" w:eastAsia="微软雅黑" w:cs="Times New Roman"/>
+          <w:sz w:val="24"/>
+          <w:szCs w:val="24"/>
+          <w:lang w:eastAsia="zh-CN"/>
+        </w:rPr>
+      </w:pPr>
+      <w:r>
+        <w:rPr>
+          <w:rFonts w:hint="eastAsia" w:ascii="Times New Roman" w:hAnsi="Times New Roman" w:eastAsia="微软雅黑" w:cs="Times New Roman"/>
+          <w:sz w:val="24"/>
+          <w:szCs w:val="24"/>
+          <w:lang w:eastAsia="zh-CN"/>
+        </w:rPr>
+        <w:t xml:space="preserve">{% endif %}{% if testedby == </w:t>
+      </w:r>
+      <w:r>
+        <w:rPr>
+          <w:rFonts w:ascii="Times New Roman" w:hAnsi="Times New Roman" w:eastAsia="微软雅黑" w:cs="Times New Roman"/>
+          <w:sz w:val="24"/>
+          <w:szCs w:val="24"/>
+          <w:lang w:eastAsia="zh-CN"/>
+        </w:rPr>
+        <w:t>“</w:t>
+      </w:r>
+      <w:r>
+        <w:rPr>
+          <w:rFonts w:hint="eastAsia" w:ascii="Times New Roman" w:hAnsi="Times New Roman" w:eastAsia="微软雅黑" w:cs="Times New Roman"/>
+          <w:sz w:val="24"/>
+          <w:szCs w:val="24"/>
+          <w:lang w:eastAsia="zh-CN"/>
+        </w:rPr>
+        <w:t>2</w:t>
+      </w:r>
+      <w:r>
+        <w:rPr>
+          <w:rFonts w:ascii="Times New Roman" w:hAnsi="Times New Roman" w:eastAsia="微软雅黑" w:cs="Times New Roman"/>
+          <w:sz w:val="24"/>
+          <w:szCs w:val="24"/>
+          <w:lang w:eastAsia="zh-CN"/>
+        </w:rPr>
+        <w:t>”</w:t>
+      </w:r>
+      <w:r>
+        <w:rPr>
+          <w:rFonts w:hint="eastAsia" w:ascii="Times New Roman" w:hAnsi="Times New Roman" w:eastAsia="微软雅黑" w:cs="Times New Roman"/>
+          <w:sz w:val="24"/>
+          <w:szCs w:val="24"/>
+          <w:lang w:eastAsia="zh-CN"/>
+        </w:rPr>
+        <w:t xml:space="preserve"> %}</w:t>
+      </w:r>
+    </w:p>
+    <w:p>
+      <w:pPr>
+        <w:rPr>
+          <w:rFonts w:hint="default"/>
+          <w:sz w:val="24"/>
+          <w:lang w:val="en-US" w:eastAsia="zh-CN"/>
+        </w:rPr>
+      </w:pPr>
+    </w:p>
+    <w:p>
+      <w:pPr>
+        <w:rPr>
+          <w:sz w:val="24"/>
           <w:lang w:eastAsia="zh-CN"/>
         </w:rPr>
       </w:pPr>
@@ -5718,7 +6166,7 @@
           </w:tblCellMar>
         </w:tblPrEx>
         <w:trPr>
-          <w:trHeight w:val="441" w:hRule="exact"/>
+          <w:trHeight w:val="680" w:hRule="exact"/>
           <w:jc w:val="right"/>
         </w:trPr>
         <w:tc>
@@ -5769,192 +6217,12 @@
             </w:pPr>
             <w:r>
               <w:rPr>
-                <w:sz w:val="22"/>
-              </w:rPr>
-              <mc:AlternateContent>
-                <mc:Choice Requires="wpg">
-                  <w:drawing>
-                    <wp:anchor distT="0" distB="0" distL="114300" distR="114300" simplePos="0" relativeHeight="251666432" behindDoc="0" locked="0" layoutInCell="1" allowOverlap="1">
-                      <wp:simplePos x="0" y="0"/>
-                      <wp:positionH relativeFrom="column">
-                        <wp:posOffset>7620</wp:posOffset>
-                      </wp:positionH>
-                      <wp:positionV relativeFrom="paragraph">
-                        <wp:posOffset>-480060</wp:posOffset>
-                      </wp:positionV>
-                      <wp:extent cx="3058160" cy="1442720"/>
-                      <wp:effectExtent l="0" t="0" r="5080" b="5080"/>
-                      <wp:wrapNone/>
-                      <wp:docPr id="9" name="组合 9"/>
-                      <wp:cNvGraphicFramePr/>
-                      <a:graphic xmlns:a="http://schemas.openxmlformats.org/drawingml/2006/main">
-                        <a:graphicData uri="http://schemas.microsoft.com/office/word/2010/wordprocessingGroup">
-                          <wpg:wgp>
-                            <wpg:cNvGrpSpPr/>
-                            <wpg:grpSpPr>
-                              <a:xfrm>
-                                <a:off x="0" y="0"/>
-                                <a:ext cx="3058160" cy="1442720"/>
-                                <a:chOff x="19211" y="18842"/>
-                                <a:chExt cx="4816" cy="2272"/>
-                              </a:xfrm>
-                            </wpg:grpSpPr>
-                            <wpg:grpSp>
-                              <wpg:cNvPr id="10" name="组合 6"/>
-                              <wpg:cNvGrpSpPr/>
-                              <wpg:grpSpPr>
-                                <a:xfrm>
-                                  <a:off x="19211" y="18842"/>
-                                  <a:ext cx="4816" cy="2273"/>
-                                  <a:chOff x="19199" y="18902"/>
-                                  <a:chExt cx="4816" cy="2273"/>
-                                </a:xfrm>
-                              </wpg:grpSpPr>
-                              <pic:pic xmlns:pic="http://schemas.openxmlformats.org/drawingml/2006/picture">
-                                <pic:nvPicPr>
-                                  <pic:cNvPr id="16" name="图片 6" descr="蔡冬雪"/>
-                                  <pic:cNvPicPr>
-                                    <a:picLocks noChangeAspect="1"/>
-                                  </pic:cNvPicPr>
-                                </pic:nvPicPr>
-                                <pic:blipFill>
-                                  <a:blip r:embed="rId13">
-                                    <a:clrChange>
-                                      <a:clrFrom>
-                                        <a:srgbClr val="FFFFFF">
-                                          <a:alpha val="100000"/>
-                                        </a:srgbClr>
-                                      </a:clrFrom>
-                                      <a:clrTo>
-                                        <a:srgbClr val="FFFFFF">
-                                          <a:alpha val="100000"/>
-                                          <a:alpha val="0"/>
-                                        </a:srgbClr>
-                                      </a:clrTo>
-                                    </a:clrChange>
-                                  </a:blip>
-                                  <a:srcRect l="18656" t="33322" r="18897" b="26699"/>
-                                  <a:stretch>
-                                    <a:fillRect/>
-                                  </a:stretch>
-                                </pic:blipFill>
-                                <pic:spPr>
-                                  <a:xfrm>
-                                    <a:off x="19199" y="19551"/>
-                                    <a:ext cx="1261" cy="566"/>
-                                  </a:xfrm>
-                                  <a:prstGeom prst="rect">
-                                    <a:avLst/>
-                                  </a:prstGeom>
-                                </pic:spPr>
-                              </pic:pic>
-                              <pic:pic xmlns:pic="http://schemas.openxmlformats.org/drawingml/2006/picture">
-                                <pic:nvPicPr>
-                                  <pic:cNvPr id="21" name="图片 25"/>
-                                  <pic:cNvPicPr>
-                                    <a:picLocks noChangeAspect="1" noChangeArrowheads="1"/>
-                                  </pic:cNvPicPr>
-                                </pic:nvPicPr>
-                                <pic:blipFill>
-                                  <a:blip r:embed="rId14">
-                                    <a:extLst>
-                                      <a:ext uri="{28A0092B-C50C-407E-A947-70E740481C1C}">
-                                        <a14:useLocalDpi xmlns:a14="http://schemas.microsoft.com/office/drawing/2010/main" val="0"/>
-                                      </a:ext>
-                                    </a:extLst>
-                                  </a:blip>
-                                  <a:srcRect/>
-                                  <a:stretch>
-                                    <a:fillRect/>
-                                  </a:stretch>
-                                </pic:blipFill>
-                                <pic:spPr>
-                                  <a:xfrm>
-                                    <a:off x="21742" y="18902"/>
-                                    <a:ext cx="2273" cy="2273"/>
-                                  </a:xfrm>
-                                  <a:prstGeom prst="rect">
-                                    <a:avLst/>
-                                  </a:prstGeom>
-                                  <a:noFill/>
-                                  <a:ln>
-                                    <a:noFill/>
-                                  </a:ln>
-                                </pic:spPr>
-                              </pic:pic>
-                            </wpg:grpSp>
-                            <pic:pic xmlns:pic="http://schemas.openxmlformats.org/drawingml/2006/picture">
-                              <pic:nvPicPr>
-                                <pic:cNvPr id="4" name="图片 4" descr="王建丽"/>
-                                <pic:cNvPicPr>
-                                  <a:picLocks noChangeAspect="1"/>
-                                </pic:cNvPicPr>
-                              </pic:nvPicPr>
-                              <pic:blipFill>
-                                <a:blip r:embed="rId15">
-                                  <a:clrChange>
-                                    <a:clrFrom>
-                                      <a:srgbClr val="FFFFFF">
-                                        <a:alpha val="100000"/>
-                                      </a:srgbClr>
-                                    </a:clrFrom>
-                                    <a:clrTo>
-                                      <a:srgbClr val="FFFFFF">
-                                        <a:alpha val="100000"/>
-                                        <a:alpha val="0"/>
-                                      </a:srgbClr>
-                                    </a:clrTo>
-                                  </a:clrChange>
-                                </a:blip>
-                                <a:stretch>
-                                  <a:fillRect/>
-                                </a:stretch>
-                              </pic:blipFill>
-                              <pic:spPr>
-                                <a:xfrm>
-                                  <a:off x="22261" y="19395"/>
-                                  <a:ext cx="1258" cy="713"/>
-                                </a:xfrm>
-                                <a:prstGeom prst="rect">
-                                  <a:avLst/>
-                                </a:prstGeom>
-                              </pic:spPr>
-                            </pic:pic>
-                          </wpg:wgp>
-                        </a:graphicData>
-                      </a:graphic>
-                    </wp:anchor>
-                  </w:drawing>
-                </mc:Choice>
-                <mc:Fallback>
-                  <w:pict>
-                    <v:group id="_x0000_s1026" o:spid="_x0000_s1026" o:spt="203" style="position:absolute;left:0pt;margin-left:0.6pt;margin-top:-37.8pt;height:113.6pt;width:240.8pt;z-index:251666432;mso-width-relative:page;mso-height-relative:page;" coordorigin="19211,18842" coordsize="4816,2272" o:gfxdata="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">
-                      <o:lock v:ext="edit" aspectratio="f"/>
-                      <v:group id="组合 6" o:spid="_x0000_s1026" o:spt="203" style="position:absolute;left:19211;top:18842;height:2273;width:4816;" coordorigin="19199,18902" coordsize="4816,2273" o:gfxdata="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">
-                        <o:lock v:ext="edit" aspectratio="f"/>
-                        <v:shape id="图片 6" o:spid="_x0000_s1026" o:spt="75" alt="蔡冬雪" type="#_x0000_t75" style="position:absolute;left:19199;top:19551;height:566;width:1261;" filled="f" o:preferrelative="t" stroked="f" coordsize="21600,21600" o:gfxdata="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">
-                          <v:fill on="f" focussize="0,0"/>
-                          <v:stroke on="f"/>
-                          <v:imagedata r:id="rId13" cropleft="12226f" croptop="21838f" cropright="12384f" cropbottom="17497f" chromakey="#FFFFFF" o:title=""/>
-                          <o:lock v:ext="edit" aspectratio="t"/>
-                        </v:shape>
-                        <v:shape id="图片 25" o:spid="_x0000_s1026" o:spt="75" type="#_x0000_t75" style="position:absolute;left:21742;top:18902;height:2273;width:2273;" filled="f" o:preferrelative="t" stroked="f" coordsize="21600,21600" o:gfxdata="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">
-                          <v:fill on="f" focussize="0,0"/>
-                          <v:stroke on="f"/>
-                          <v:imagedata r:id="rId14" o:title=""/>
-                          <o:lock v:ext="edit" aspectratio="t"/>
-                        </v:shape>
-                      </v:group>
-                      <v:shape id="_x0000_s1026" o:spid="_x0000_s1026" o:spt="75" alt="王建丽" type="#_x0000_t75" style="position:absolute;left:22261;top:19395;height:713;width:1258;" filled="f" o:preferrelative="t" stroked="f" coordsize="21600,21600" o:gfxdata="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">
-                        <v:fill on="f" focussize="0,0"/>
-                        <v:stroke on="f"/>
-                        <v:imagedata r:id="rId15" chromakey="#FFFFFF" o:title=""/>
-                        <o:lock v:ext="edit" aspectratio="t"/>
-                      </v:shape>
-                    </v:group>
-                  </w:pict>
-                </mc:Fallback>
-              </mc:AlternateContent>
+                <w:rFonts w:hint="eastAsia" w:ascii="Times New Roman" w:hAnsi="Times New Roman" w:cs="Times New Roman"/>
+                <w:b/>
+                <w:sz w:val="24"/>
+                <w:szCs w:val="24"/>
+              </w:rPr>
+              <w:t>{{"ty_guangzhou1"|sign(62,34)}}</w:t>
             </w:r>
           </w:p>
         </w:tc>
@@ -6014,6 +6282,76 @@
                 <w:szCs w:val="24"/>
               </w:rPr>
             </w:pPr>
+            <w:r>
+              <w:rPr>
+                <w:rFonts w:hint="eastAsia" w:ascii="Times New Roman" w:hAnsi="Times New Roman" w:cs="Times New Roman"/>
+                <w:b/>
+                <w:sz w:val="24"/>
+                <w:szCs w:val="24"/>
+              </w:rPr>
+              <w:t>{{"ty_guangzhou2"|sign(59,34)}}</w:t>
+            </w:r>
+            <w:r>
+              <w:rPr>
+                <w:sz w:val="24"/>
+              </w:rPr>
+              <w:drawing>
+                <wp:anchor distT="0" distB="0" distL="114300" distR="114300" simplePos="0" relativeHeight="251669504" behindDoc="0" locked="0" layoutInCell="1" allowOverlap="1">
+                  <wp:simplePos x="0" y="0"/>
+                  <wp:positionH relativeFrom="column">
+                    <wp:posOffset>-375285</wp:posOffset>
+                  </wp:positionH>
+                  <wp:positionV relativeFrom="paragraph">
+                    <wp:posOffset>-391795</wp:posOffset>
+                  </wp:positionV>
+                  <wp:extent cx="1443355" cy="1443355"/>
+                  <wp:effectExtent l="0" t="0" r="4445" b="4445"/>
+                  <wp:wrapNone/>
+                  <wp:docPr id="2" name="图片 25"/>
+                  <wp:cNvGraphicFramePr>
+                    <a:graphicFrameLocks xmlns:a="http://schemas.openxmlformats.org/drawingml/2006/main" noChangeAspect="1"/>
+                  </wp:cNvGraphicFramePr>
+                  <a:graphic xmlns:a="http://schemas.openxmlformats.org/drawingml/2006/main">
+                    <a:graphicData uri="http://schemas.openxmlformats.org/drawingml/2006/picture">
+                      <pic:pic xmlns:pic="http://schemas.openxmlformats.org/drawingml/2006/picture">
+                        <pic:nvPicPr>
+                          <pic:cNvPr id="2" name="图片 25"/>
+                          <pic:cNvPicPr>
+                            <a:picLocks noChangeAspect="1" noChangeArrowheads="1"/>
+                          </pic:cNvPicPr>
+                        </pic:nvPicPr>
+                        <pic:blipFill>
+                          <a:blip r:embed="rId13">
+                            <a:extLst>
+                              <a:ext uri="{28A0092B-C50C-407E-A947-70E740481C1C}">
+                                <a14:useLocalDpi xmlns:a14="http://schemas.microsoft.com/office/drawing/2010/main" val="0"/>
+                              </a:ext>
+                            </a:extLst>
+                          </a:blip>
+                          <a:srcRect/>
+                          <a:stretch>
+                            <a:fillRect/>
+                          </a:stretch>
+                        </pic:blipFill>
+                        <pic:spPr>
+                          <a:xfrm>
+                            <a:off x="0" y="0"/>
+                            <a:ext cx="1443355" cy="1443355"/>
+                          </a:xfrm>
+                          <a:prstGeom prst="rect">
+                            <a:avLst/>
+                          </a:prstGeom>
+                          <a:noFill/>
+                          <a:ln>
+                            <a:noFill/>
+                          </a:ln>
+                        </pic:spPr>
+                      </pic:pic>
+                    </a:graphicData>
+                  </a:graphic>
+                </wp:anchor>
+              </w:drawing>
+            </w:r>
           </w:p>
         </w:tc>
       </w:tr>
@@ -6187,577 +6525,6 @@
     <w:p>
       <w:pPr>
         <w:rPr>
-          <w:rFonts w:ascii="Times New Roman" w:hAnsi="Times New Roman" w:eastAsia="微软雅黑" w:cs="Times New Roman"/>
-          <w:sz w:val="24"/>
-          <w:szCs w:val="24"/>
-          <w:lang w:eastAsia="zh-CN"/>
-        </w:rPr>
-      </w:pPr>
-      <w:r>
-        <w:rPr>
-          <w:rFonts w:hint="eastAsia" w:ascii="Times New Roman" w:hAnsi="Times New Roman" w:eastAsia="微软雅黑" w:cs="Times New Roman"/>
-          <w:sz w:val="24"/>
-          <w:szCs w:val="24"/>
-          <w:lang w:eastAsia="zh-CN"/>
-        </w:rPr>
-        <w:t xml:space="preserve">{% endif %}{% if testedby == </w:t>
-      </w:r>
-      <w:r>
-        <w:rPr>
-          <w:rFonts w:ascii="Times New Roman" w:hAnsi="Times New Roman" w:eastAsia="微软雅黑" w:cs="Times New Roman"/>
-          <w:sz w:val="24"/>
-          <w:szCs w:val="24"/>
-          <w:lang w:eastAsia="zh-CN"/>
-        </w:rPr>
-        <w:t>“</w:t>
-      </w:r>
-      <w:r>
-        <w:rPr>
-          <w:rFonts w:hint="eastAsia" w:ascii="Times New Roman" w:hAnsi="Times New Roman" w:eastAsia="微软雅黑" w:cs="Times New Roman"/>
-          <w:sz w:val="24"/>
-          <w:szCs w:val="24"/>
-          <w:lang w:eastAsia="zh-CN"/>
-        </w:rPr>
-        <w:t>2</w:t>
-      </w:r>
-      <w:r>
-        <w:rPr>
-          <w:rFonts w:ascii="Times New Roman" w:hAnsi="Times New Roman" w:eastAsia="微软雅黑" w:cs="Times New Roman"/>
-          <w:sz w:val="24"/>
-          <w:szCs w:val="24"/>
-          <w:lang w:eastAsia="zh-CN"/>
-        </w:rPr>
-        <w:t>”</w:t>
-      </w:r>
-      <w:r>
-        <w:rPr>
-          <w:rFonts w:hint="eastAsia" w:ascii="Times New Roman" w:hAnsi="Times New Roman" w:eastAsia="微软雅黑" w:cs="Times New Roman"/>
-          <w:sz w:val="24"/>
-          <w:szCs w:val="24"/>
-          <w:lang w:eastAsia="zh-CN"/>
-        </w:rPr>
-        <w:t xml:space="preserve"> %}</w:t>
-      </w:r>
-    </w:p>
-    <w:p>
-      <w:pPr>
-        <w:rPr>
-          <w:rFonts w:hint="default"/>
-          <w:sz w:val="24"/>
-          <w:lang w:val="en-US" w:eastAsia="zh-CN"/>
-        </w:rPr>
-      </w:pPr>
-    </w:p>
-    <w:p>
-      <w:pPr>
-        <w:rPr>
-          <w:sz w:val="24"/>
-          <w:lang w:eastAsia="zh-CN"/>
-        </w:rPr>
-      </w:pPr>
-    </w:p>
-    <w:tbl>
-      <w:tblPr>
-        <w:tblStyle w:val="34"/>
-        <w:tblW w:w="6772" w:type="dxa"/>
-        <w:jc w:val="right"/>
-        <w:tblLayout w:type="fixed"/>
-        <w:tblCellMar>
-          <w:top w:w="0" w:type="dxa"/>
-          <w:left w:w="0" w:type="dxa"/>
-          <w:bottom w:w="0" w:type="dxa"/>
-          <w:right w:w="0" w:type="dxa"/>
-        </w:tblCellMar>
-      </w:tblPr>
-      <w:tblGrid>
-        <w:gridCol w:w="1272"/>
-        <w:gridCol w:w="2040"/>
-        <w:gridCol w:w="1166"/>
-        <w:gridCol w:w="2294"/>
-      </w:tblGrid>
-      <w:tr>
-        <w:tblPrEx>
-          <w:tblCellMar>
-            <w:top w:w="0" w:type="dxa"/>
-            <w:left w:w="0" w:type="dxa"/>
-            <w:bottom w:w="0" w:type="dxa"/>
-            <w:right w:w="0" w:type="dxa"/>
-          </w:tblCellMar>
-        </w:tblPrEx>
-        <w:trPr>
-          <w:trHeight w:val="441" w:hRule="exact"/>
-          <w:jc w:val="right"/>
-        </w:trPr>
-        <w:tc>
-          <w:tcPr>
-            <w:tcW w:w="1272" w:type="dxa"/>
-            <w:vAlign w:val="center"/>
-          </w:tcPr>
-          <w:p>
-            <w:pPr>
-              <w:pStyle w:val="20"/>
-              <w:spacing w:before="13"/>
-              <w:ind w:left="13" w:right="95"/>
-              <w:jc w:val="both"/>
-              <w:rPr>
-                <w:rFonts w:ascii="Times New Roman" w:hAnsi="Times New Roman" w:cs="Times New Roman"/>
-                <w:b/>
-                <w:sz w:val="24"/>
-                <w:szCs w:val="24"/>
-              </w:rPr>
-            </w:pPr>
-            <w:r>
-              <w:rPr>
-                <w:rFonts w:ascii="Times New Roman" w:hAnsi="Times New Roman" w:cs="Times New Roman"/>
-                <w:b/>
-                <w:sz w:val="24"/>
-                <w:szCs w:val="24"/>
-              </w:rPr>
-              <w:t>检测人：</w:t>
-            </w:r>
-          </w:p>
-        </w:tc>
-        <w:tc>
-          <w:tcPr>
-            <w:tcW w:w="2040" w:type="dxa"/>
-            <w:vAlign w:val="center"/>
-          </w:tcPr>
-          <w:p>
-            <w:pPr>
-              <w:pStyle w:val="20"/>
-              <w:spacing w:before="13"/>
-              <w:jc w:val="both"/>
-              <w:rPr>
-                <w:rFonts w:ascii="Times New Roman" w:hAnsi="Times New Roman" w:cs="Times New Roman"/>
-                <w:b/>
-                <w:sz w:val="24"/>
-                <w:szCs w:val="24"/>
-              </w:rPr>
-            </w:pPr>
-            <w:r>
-              <w:rPr>
-                <w:sz w:val="22"/>
-              </w:rPr>
-              <mc:AlternateContent>
-                <mc:Choice Requires="wpg">
-                  <w:drawing>
-                    <wp:anchor distT="0" distB="0" distL="114300" distR="114300" simplePos="0" relativeHeight="251667456" behindDoc="0" locked="0" layoutInCell="1" allowOverlap="1">
-                      <wp:simplePos x="0" y="0"/>
-                      <wp:positionH relativeFrom="column">
-                        <wp:posOffset>0</wp:posOffset>
-                      </wp:positionH>
-                      <wp:positionV relativeFrom="paragraph">
-                        <wp:posOffset>-370840</wp:posOffset>
-                      </wp:positionV>
-                      <wp:extent cx="3134360" cy="1443355"/>
-                      <wp:effectExtent l="0" t="0" r="5080" b="4445"/>
-                      <wp:wrapNone/>
-                      <wp:docPr id="14" name="组合 14"/>
-                      <wp:cNvGraphicFramePr/>
-                      <a:graphic xmlns:a="http://schemas.openxmlformats.org/drawingml/2006/main">
-                        <a:graphicData uri="http://schemas.microsoft.com/office/word/2010/wordprocessingGroup">
-                          <wpg:wgp>
-                            <wpg:cNvGrpSpPr/>
-                            <wpg:grpSpPr>
-                              <a:xfrm>
-                                <a:off x="0" y="0"/>
-                                <a:ext cx="3134360" cy="1443355"/>
-                                <a:chOff x="19199" y="20810"/>
-                                <a:chExt cx="4936" cy="2273"/>
-                              </a:xfrm>
-                            </wpg:grpSpPr>
-                            <wpg:grpSp>
-                              <wpg:cNvPr id="15" name="组合 23"/>
-                              <wpg:cNvGrpSpPr/>
-                              <wpg:grpSpPr>
-                                <a:xfrm>
-                                  <a:off x="19199" y="20810"/>
-                                  <a:ext cx="4936" cy="2273"/>
-                                  <a:chOff x="19199" y="20810"/>
-                                  <a:chExt cx="4936" cy="2273"/>
-                                </a:xfrm>
-                              </wpg:grpSpPr>
-                              <pic:pic xmlns:pic="http://schemas.openxmlformats.org/drawingml/2006/picture">
-                                <pic:nvPicPr>
-                                  <pic:cNvPr id="12" name="图片 1"/>
-                                  <pic:cNvPicPr>
-                                    <a:picLocks noChangeAspect="1"/>
-                                  </pic:cNvPicPr>
-                                </pic:nvPicPr>
-                                <pic:blipFill>
-                                  <a:blip r:embed="rId16">
-                                    <a:clrChange>
-                                      <a:clrFrom>
-                                        <a:srgbClr val="FFFFFF">
-                                          <a:alpha val="100000"/>
-                                        </a:srgbClr>
-                                      </a:clrFrom>
-                                      <a:clrTo>
-                                        <a:srgbClr val="FFFFFF">
-                                          <a:alpha val="100000"/>
-                                          <a:alpha val="0"/>
-                                        </a:srgbClr>
-                                      </a:clrTo>
-                                    </a:clrChange>
-                                  </a:blip>
-                                  <a:srcRect l="10922" t="11667"/>
-                                  <a:stretch>
-                                    <a:fillRect/>
-                                  </a:stretch>
-                                </pic:blipFill>
-                                <pic:spPr>
-                                  <a:xfrm>
-                                    <a:off x="19199" y="21203"/>
-                                    <a:ext cx="1672" cy="901"/>
-                                  </a:xfrm>
-                                  <a:prstGeom prst="rect">
-                                    <a:avLst/>
-                                  </a:prstGeom>
-                                  <a:noFill/>
-                                  <a:ln>
-                                    <a:noFill/>
-                                  </a:ln>
-                                </pic:spPr>
-                              </pic:pic>
-                              <pic:pic xmlns:pic="http://schemas.openxmlformats.org/drawingml/2006/picture">
-                                <pic:nvPicPr>
-                                  <pic:cNvPr id="2" name="图片 25"/>
-                                  <pic:cNvPicPr>
-                                    <a:picLocks noChangeAspect="1" noChangeArrowheads="1"/>
-                                  </pic:cNvPicPr>
-                                </pic:nvPicPr>
-                                <pic:blipFill>
-                                  <a:blip r:embed="rId14">
-                                    <a:extLst>
-                                      <a:ext uri="{28A0092B-C50C-407E-A947-70E740481C1C}">
-                                        <a14:useLocalDpi xmlns:a14="http://schemas.microsoft.com/office/drawing/2010/main" val="0"/>
-                                      </a:ext>
-                                    </a:extLst>
-                                  </a:blip>
-                                  <a:srcRect/>
-                                  <a:stretch>
-                                    <a:fillRect/>
-                                  </a:stretch>
-                                </pic:blipFill>
-                                <pic:spPr>
-                                  <a:xfrm>
-                                    <a:off x="21862" y="20810"/>
-                                    <a:ext cx="2273" cy="2273"/>
-                                  </a:xfrm>
-                                  <a:prstGeom prst="rect">
-                                    <a:avLst/>
-                                  </a:prstGeom>
-                                  <a:noFill/>
-                                  <a:ln>
-                                    <a:noFill/>
-                                  </a:ln>
-                                </pic:spPr>
-                              </pic:pic>
-                            </wpg:grpSp>
-                            <pic:pic xmlns:pic="http://schemas.openxmlformats.org/drawingml/2006/picture">
-                              <pic:nvPicPr>
-                                <pic:cNvPr id="11" name="图片 11" descr="王建丽"/>
-                                <pic:cNvPicPr>
-                                  <a:picLocks noChangeAspect="1"/>
-                                </pic:cNvPicPr>
-                              </pic:nvPicPr>
-                              <pic:blipFill>
-                                <a:blip r:embed="rId15">
-                                  <a:clrChange>
-                                    <a:clrFrom>
-                                      <a:srgbClr val="FFFFFF">
-                                        <a:alpha val="100000"/>
-                                      </a:srgbClr>
-                                    </a:clrFrom>
-                                    <a:clrTo>
-                                      <a:srgbClr val="FFFFFF">
-                                        <a:alpha val="100000"/>
-                                        <a:alpha val="0"/>
-                                      </a:srgbClr>
-                                    </a:clrTo>
-                                  </a:clrChange>
-                                </a:blip>
-                                <a:stretch>
-                                  <a:fillRect/>
-                                </a:stretch>
-                              </pic:blipFill>
-                              <pic:spPr>
-                                <a:xfrm>
-                                  <a:off x="22321" y="21215"/>
-                                  <a:ext cx="1488" cy="842"/>
-                                </a:xfrm>
-                                <a:prstGeom prst="rect">
-                                  <a:avLst/>
-                                </a:prstGeom>
-                              </pic:spPr>
-                            </pic:pic>
-                          </wpg:wgp>
-                        </a:graphicData>
-                      </a:graphic>
-                    </wp:anchor>
-                  </w:drawing>
-                </mc:Choice>
-                <mc:Fallback>
-                  <w:pict>
-                    <v:group id="_x0000_s1026" o:spid="_x0000_s1026" o:spt="203" style="position:absolute;left:0pt;margin-left:0pt;margin-top:-29.2pt;height:113.65pt;width:246.8pt;z-index:251667456;mso-width-relative:page;mso-height-relative:page;" coordorigin="19199,20810" coordsize="4936,2273" o:gfxdata="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">
-                      <o:lock v:ext="edit" aspectratio="f"/>
-                      <v:group id="组合 23" o:spid="_x0000_s1026" o:spt="203" style="position:absolute;left:19199;top:20810;height:2273;width:4936;" coordorigin="19199,20810" coordsize="4936,2273" o:gfxdata="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">
-                        <o:lock v:ext="edit" aspectratio="f"/>
-                        <v:shape id="图片 1" o:spid="_x0000_s1026" o:spt="75" type="#_x0000_t75" style="position:absolute;left:19199;top:21203;height:901;width:1672;" filled="f" o:preferrelative="t" stroked="f" coordsize="21600,21600" o:gfxdata="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">
-                          <v:fill on="f" focussize="0,0"/>
-                          <v:stroke on="f"/>
-                          <v:imagedata r:id="rId16" cropleft="7158f" croptop="7646f" chromakey="#FFFFFF" o:title=""/>
-                          <o:lock v:ext="edit" aspectratio="t"/>
-                        </v:shape>
-                        <v:shape id="图片 25" o:spid="_x0000_s1026" o:spt="75" type="#_x0000_t75" style="position:absolute;left:21862;top:20810;height:2273;width:2273;" filled="f" o:preferrelative="t" stroked="f" coordsize="21600,21600" o:gfxdata="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">
-                          <v:fill on="f" focussize="0,0"/>
-                          <v:stroke on="f"/>
-                          <v:imagedata r:id="rId14" o:title=""/>
-                          <o:lock v:ext="edit" aspectratio="t"/>
-                        </v:shape>
-                      </v:group>
-                      <v:shape id="_x0000_s1026" o:spid="_x0000_s1026" o:spt="75" alt="王建丽" type="#_x0000_t75" style="position:absolute;left:22321;top:21215;height:842;width:1488;" filled="f" o:preferrelative="t" stroked="f" coordsize="21600,21600" o:gfxdata="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">
-                        <v:fill on="f" focussize="0,0"/>
-                        <v:stroke on="f"/>
-                        <v:imagedata r:id="rId15" chromakey="#FFFFFF" o:title=""/>
-                        <o:lock v:ext="edit" aspectratio="t"/>
-                      </v:shape>
-                    </v:group>
-                  </w:pict>
-                </mc:Fallback>
-              </mc:AlternateContent>
-            </w:r>
-          </w:p>
-        </w:tc>
-        <w:tc>
-          <w:tcPr>
-            <w:tcW w:w="1166" w:type="dxa"/>
-            <w:vAlign w:val="center"/>
-          </w:tcPr>
-          <w:p>
-            <w:pPr>
-              <w:pStyle w:val="20"/>
-              <w:spacing w:before="13"/>
-              <w:jc w:val="both"/>
-              <w:rPr>
-                <w:rFonts w:ascii="Times New Roman" w:hAnsi="Times New Roman" w:cs="Times New Roman"/>
-                <w:b/>
-                <w:sz w:val="24"/>
-                <w:szCs w:val="24"/>
-              </w:rPr>
-            </w:pPr>
-            <w:r>
-              <w:rPr>
-                <w:rFonts w:ascii="Times New Roman" w:hAnsi="Times New Roman" w:cs="Times New Roman"/>
-                <w:b/>
-                <w:sz w:val="24"/>
-                <w:szCs w:val="24"/>
-              </w:rPr>
-              <w:t>复核人</w:t>
-            </w:r>
-            <w:r>
-              <w:rPr>
-                <w:rFonts w:ascii="Times New Roman" w:hAnsi="Times New Roman" w:cs="Times New Roman"/>
-                <w:b/>
-                <w:sz w:val="24"/>
-                <w:szCs w:val="24"/>
-                <w:lang w:eastAsia="zh-CN"/>
-              </w:rPr>
-              <w:t>：</w:t>
-            </w:r>
-          </w:p>
-        </w:tc>
-        <w:tc>
-          <w:tcPr>
-            <w:tcW w:w="2294" w:type="dxa"/>
-            <w:vAlign w:val="center"/>
-          </w:tcPr>
-          <w:p>
-            <w:pPr>
-              <w:pStyle w:val="20"/>
-              <w:spacing w:before="13"/>
-              <w:ind w:right="15"/>
-              <w:jc w:val="both"/>
-              <w:rPr>
-                <w:rFonts w:ascii="Times New Roman" w:hAnsi="Times New Roman" w:cs="Times New Roman"/>
-                <w:b/>
-                <w:sz w:val="24"/>
-                <w:szCs w:val="24"/>
-              </w:rPr>
-            </w:pPr>
-          </w:p>
-        </w:tc>
-      </w:tr>
-      <w:tr>
-        <w:tblPrEx>
-          <w:tblCellMar>
-            <w:top w:w="0" w:type="dxa"/>
-            <w:left w:w="0" w:type="dxa"/>
-            <w:bottom w:w="0" w:type="dxa"/>
-            <w:right w:w="0" w:type="dxa"/>
-          </w:tblCellMar>
-        </w:tblPrEx>
-        <w:trPr>
-          <w:trHeight w:val="457" w:hRule="exact"/>
-          <w:jc w:val="right"/>
-        </w:trPr>
-        <w:tc>
-          <w:tcPr>
-            <w:tcW w:w="1272" w:type="dxa"/>
-            <w:vAlign w:val="center"/>
-          </w:tcPr>
-          <w:p>
-            <w:pPr>
-              <w:pStyle w:val="20"/>
-              <w:spacing w:line="341" w:lineRule="exact"/>
-              <w:ind w:left="13" w:right="165"/>
-              <w:jc w:val="both"/>
-              <w:rPr>
-                <w:rFonts w:ascii="Times New Roman" w:hAnsi="Times New Roman" w:cs="Times New Roman"/>
-                <w:b/>
-                <w:sz w:val="24"/>
-                <w:szCs w:val="24"/>
-              </w:rPr>
-            </w:pPr>
-            <w:r>
-              <w:rPr>
-                <w:rFonts w:ascii="Times New Roman" w:hAnsi="Times New Roman" w:cs="Times New Roman"/>
-                <w:b/>
-                <w:sz w:val="24"/>
-                <w:szCs w:val="24"/>
-              </w:rPr>
-              <w:t>日</w:t>
-            </w:r>
-            <w:r>
-              <w:rPr>
-                <w:rFonts w:ascii="Times New Roman" w:hAnsi="Times New Roman" w:cs="Times New Roman"/>
-                <w:b/>
-                <w:sz w:val="24"/>
-                <w:szCs w:val="24"/>
-                <w:lang w:eastAsia="zh-CN"/>
-              </w:rPr>
-              <w:t xml:space="preserve">  </w:t>
-            </w:r>
-            <w:r>
-              <w:rPr>
-                <w:rFonts w:ascii="Times New Roman" w:hAnsi="Times New Roman" w:cs="Times New Roman"/>
-                <w:b/>
-                <w:sz w:val="24"/>
-                <w:szCs w:val="24"/>
-              </w:rPr>
-              <w:t>期：</w:t>
-            </w:r>
-          </w:p>
-        </w:tc>
-        <w:tc>
-          <w:tcPr>
-            <w:tcW w:w="2040" w:type="dxa"/>
-            <w:vAlign w:val="center"/>
-          </w:tcPr>
-          <w:p>
-            <w:pPr>
-              <w:pStyle w:val="20"/>
-              <w:spacing w:line="363" w:lineRule="exact"/>
-              <w:jc w:val="both"/>
-              <w:rPr>
-                <w:rFonts w:ascii="Times New Roman" w:hAnsi="Times New Roman" w:cs="Times New Roman"/>
-                <w:sz w:val="24"/>
-                <w:szCs w:val="24"/>
-              </w:rPr>
-            </w:pPr>
-            <w:r>
-              <w:rPr>
-                <w:rFonts w:ascii="Times New Roman" w:hAnsi="Times New Roman" w:cs="Times New Roman"/>
-                <w:kern w:val="2"/>
-                <w:sz w:val="24"/>
-                <w:szCs w:val="24"/>
-                <w:lang w:eastAsia="zh-CN"/>
-              </w:rPr>
-              <w:t>{{ reportdate }}</w:t>
-            </w:r>
-          </w:p>
-        </w:tc>
-        <w:tc>
-          <w:tcPr>
-            <w:tcW w:w="1166" w:type="dxa"/>
-            <w:vAlign w:val="center"/>
-          </w:tcPr>
-          <w:p>
-            <w:pPr>
-              <w:pStyle w:val="20"/>
-              <w:spacing w:line="341" w:lineRule="exact"/>
-              <w:jc w:val="both"/>
-              <w:rPr>
-                <w:rFonts w:ascii="Times New Roman" w:hAnsi="Times New Roman" w:cs="Times New Roman"/>
-                <w:b/>
-                <w:sz w:val="24"/>
-                <w:szCs w:val="24"/>
-              </w:rPr>
-            </w:pPr>
-            <w:r>
-              <w:rPr>
-                <w:rFonts w:ascii="Times New Roman" w:hAnsi="Times New Roman" w:cs="Times New Roman"/>
-                <w:b/>
-                <w:sz w:val="24"/>
-                <w:szCs w:val="24"/>
-              </w:rPr>
-              <w:t>日</w:t>
-            </w:r>
-            <w:r>
-              <w:rPr>
-                <w:rFonts w:ascii="Times New Roman" w:hAnsi="Times New Roman" w:cs="Times New Roman"/>
-                <w:b/>
-                <w:sz w:val="24"/>
-                <w:szCs w:val="24"/>
-                <w:lang w:eastAsia="zh-CN"/>
-              </w:rPr>
-              <w:t xml:space="preserve">  </w:t>
-            </w:r>
-            <w:r>
-              <w:rPr>
-                <w:rFonts w:ascii="Times New Roman" w:hAnsi="Times New Roman" w:cs="Times New Roman"/>
-                <w:b/>
-                <w:sz w:val="24"/>
-                <w:szCs w:val="24"/>
-              </w:rPr>
-              <w:t>期：</w:t>
-            </w:r>
-          </w:p>
-        </w:tc>
-        <w:tc>
-          <w:tcPr>
-            <w:tcW w:w="2294" w:type="dxa"/>
-            <w:vAlign w:val="center"/>
-          </w:tcPr>
-          <w:p>
-            <w:pPr>
-              <w:pStyle w:val="20"/>
-              <w:spacing w:line="363" w:lineRule="exact"/>
-              <w:ind w:right="15"/>
-              <w:jc w:val="both"/>
-              <w:rPr>
-                <w:rFonts w:ascii="Times New Roman" w:hAnsi="Times New Roman" w:cs="Times New Roman"/>
-                <w:sz w:val="24"/>
-                <w:szCs w:val="24"/>
-              </w:rPr>
-            </w:pPr>
-            <w:r>
-              <w:rPr>
-                <w:rFonts w:ascii="Times New Roman" w:hAnsi="Times New Roman" w:cs="Times New Roman"/>
-                <w:kern w:val="2"/>
-                <w:sz w:val="24"/>
-                <w:szCs w:val="24"/>
-                <w:lang w:eastAsia="zh-CN"/>
-              </w:rPr>
-              <w:t>{{ reportdate }}</w:t>
-            </w:r>
-          </w:p>
-        </w:tc>
-      </w:tr>
-    </w:tbl>
-    <w:p>
-      <w:pPr>
-        <w:rPr>
           <w:rFonts w:ascii="Times New Roman" w:hAnsi="Times New Roman" w:eastAsia="微软雅黑" w:cs="黑体"/>
           <w:b/>
           <w:bCs/>
@@ -6814,19 +6581,19 @@
         </w:rPr>
       </w:pPr>
       <w:bookmarkStart w:id="26" w:name="_Toc2781"/>
-      <w:bookmarkStart w:id="27" w:name="_Toc24235"/>
-      <w:bookmarkStart w:id="28" w:name="_Toc22132"/>
-      <w:bookmarkStart w:id="29" w:name="_Toc22776"/>
-      <w:bookmarkStart w:id="30" w:name="_Toc3487"/>
-      <w:bookmarkStart w:id="31" w:name="_Toc20136_WPSOffice_Level1"/>
-      <w:bookmarkStart w:id="32" w:name="_Toc19898_WPSOffice_Level1"/>
-      <w:bookmarkStart w:id="33" w:name="_Toc149837256"/>
+      <w:bookmarkStart w:id="27" w:name="_Toc22776"/>
+      <w:bookmarkStart w:id="28" w:name="_Toc3487"/>
+      <w:bookmarkStart w:id="29" w:name="_Toc20136_WPSOffice_Level1"/>
+      <w:bookmarkStart w:id="30" w:name="_Toc24235"/>
+      <w:bookmarkStart w:id="31" w:name="_Toc149837256"/>
+      <w:bookmarkStart w:id="32" w:name="_Toc22132"/>
+      <w:bookmarkStart w:id="33" w:name="_Toc19898_WPSOffice_Level1"/>
       <w:bookmarkStart w:id="34" w:name="_Toc149837258"/>
       <w:bookmarkStart w:id="35" w:name="_Toc32443_WPSOffice_Level1"/>
       <w:bookmarkStart w:id="36" w:name="_Toc23903"/>
-      <w:bookmarkStart w:id="37" w:name="_Toc25727"/>
-      <w:bookmarkStart w:id="38" w:name="_Toc23846_WPSOffice_Level1"/>
-      <w:bookmarkStart w:id="39" w:name="_Toc4331_WPSOffice_Level1"/>
+      <w:bookmarkStart w:id="37" w:name="_Toc23846_WPSOffice_Level1"/>
+      <w:bookmarkStart w:id="38" w:name="_Toc4331_WPSOffice_Level1"/>
+      <w:bookmarkStart w:id="39" w:name="_Toc25727"/>
       <w:r>
         <w:rPr>
           <w:rStyle w:val="41"/>
@@ -11573,9 +11340,9 @@
         </w:numPr>
         <w:jc w:val="left"/>
       </w:pPr>
-      <w:bookmarkStart w:id="42" w:name="_Toc149837259"/>
-      <w:bookmarkStart w:id="43" w:name="_Toc24533"/>
-      <w:bookmarkStart w:id="44" w:name="_Toc20968"/>
+      <w:bookmarkStart w:id="42" w:name="_Toc24533"/>
+      <w:bookmarkStart w:id="43" w:name="_Toc20968"/>
+      <w:bookmarkStart w:id="44" w:name="_Toc149837259"/>
       <w:r>
         <w:rPr>
           <w:rFonts w:hint="eastAsia"/>
@@ -16193,12 +15960,12 @@
           <w:lang w:eastAsia="zh-CN"/>
         </w:rPr>
       </w:pPr>
-      <w:bookmarkStart w:id="45" w:name="_Toc106719764"/>
-      <w:bookmarkStart w:id="46" w:name="_Toc16163"/>
-      <w:bookmarkStart w:id="47" w:name="_Toc19055"/>
-      <w:bookmarkStart w:id="48" w:name="_Toc7657"/>
-      <w:bookmarkStart w:id="49" w:name="_Toc10223"/>
-      <w:bookmarkStart w:id="50" w:name="_Toc20034"/>
+      <w:bookmarkStart w:id="45" w:name="_Toc20034"/>
+      <w:bookmarkStart w:id="46" w:name="_Toc106719764"/>
+      <w:bookmarkStart w:id="47" w:name="_Toc10223"/>
+      <w:bookmarkStart w:id="48" w:name="_Toc19055"/>
+      <w:bookmarkStart w:id="49" w:name="_Toc16163"/>
+      <w:bookmarkStart w:id="50" w:name="_Toc7657"/>
       <w:r>
         <w:rPr>
           <w:rFonts w:hint="eastAsia"/>
@@ -19340,11 +19107,11 @@
           <w:lang w:eastAsia="zh-CN"/>
         </w:rPr>
       </w:pPr>
-      <w:bookmarkStart w:id="55" w:name="_Toc21764_WPSOffice_Level1"/>
-      <w:bookmarkStart w:id="56" w:name="_Toc27302"/>
-      <w:bookmarkStart w:id="57" w:name="_Toc13196_WPSOffice_Level1"/>
-      <w:bookmarkStart w:id="58" w:name="_Toc28240"/>
-      <w:bookmarkStart w:id="59" w:name="_Toc1707_WPSOffice_Level1"/>
+      <w:bookmarkStart w:id="55" w:name="_Toc28240"/>
+      <w:bookmarkStart w:id="56" w:name="_Toc1707_WPSOffice_Level1"/>
+      <w:bookmarkStart w:id="57" w:name="_Toc21764_WPSOffice_Level1"/>
+      <w:bookmarkStart w:id="58" w:name="_Toc13196_WPSOffice_Level1"/>
+      <w:bookmarkStart w:id="59" w:name="_Toc27302"/>
       <w:r>
         <w:rPr>
           <w:rFonts w:hint="eastAsia" w:ascii="Times New Roman" w:hAnsi="Times New Roman" w:eastAsia="微软雅黑" w:cs="Times New Roman"/>
@@ -19370,13 +19137,13 @@
           <w:lang w:eastAsia="zh-CN"/>
         </w:rPr>
       </w:pPr>
-      <w:bookmarkStart w:id="60" w:name="_Toc32443_WPSOffice_Level2"/>
-      <w:bookmarkStart w:id="61" w:name="_Toc32302"/>
-      <w:bookmarkStart w:id="62" w:name="_Toc4331_WPSOffice_Level2"/>
-      <w:bookmarkStart w:id="63" w:name="_Toc31973"/>
-      <w:bookmarkStart w:id="64" w:name="_Toc23606"/>
-      <w:bookmarkStart w:id="65" w:name="_Toc5808"/>
-      <w:bookmarkStart w:id="66" w:name="_Toc149837264"/>
+      <w:bookmarkStart w:id="60" w:name="_Toc31973"/>
+      <w:bookmarkStart w:id="61" w:name="_Toc32443_WPSOffice_Level2"/>
+      <w:bookmarkStart w:id="62" w:name="_Toc23606"/>
+      <w:bookmarkStart w:id="63" w:name="_Toc4331_WPSOffice_Level2"/>
+      <w:bookmarkStart w:id="64" w:name="_Toc32302"/>
+      <w:bookmarkStart w:id="65" w:name="_Toc149837264"/>
+      <w:bookmarkStart w:id="66" w:name="_Toc5808"/>
       <w:r>
         <w:rPr>
           <w:rFonts w:hint="eastAsia"/>
@@ -28371,8 +28138,8 @@
         </w:rPr>
       </w:pPr>
       <w:bookmarkStart w:id="67" w:name="_Toc16838"/>
-      <w:bookmarkStart w:id="68" w:name="_Toc28925"/>
-      <w:bookmarkStart w:id="69" w:name="_Toc149837265"/>
+      <w:bookmarkStart w:id="68" w:name="_Toc149837265"/>
+      <w:bookmarkStart w:id="69" w:name="_Toc28925"/>
       <w:r>
         <w:rPr>
           <w:rFonts w:hint="eastAsia"/>
@@ -32751,18 +32518,18 @@
           <w:lang w:eastAsia="zh-CN"/>
         </w:rPr>
       </w:pPr>
-      <w:bookmarkStart w:id="72" w:name="_Toc3674"/>
-      <w:bookmarkStart w:id="73" w:name="_Toc15840_WPSOffice_Level1"/>
-      <w:bookmarkStart w:id="74" w:name="_Toc21092"/>
+      <w:bookmarkStart w:id="72" w:name="_Toc24085_WPSOffice_Level1"/>
+      <w:bookmarkStart w:id="73" w:name="_Toc3674"/>
+      <w:bookmarkStart w:id="74" w:name="_Toc25789"/>
       <w:bookmarkStart w:id="75" w:name="_Toc9066"/>
-      <w:bookmarkStart w:id="76" w:name="_Toc24085_WPSOffice_Level1"/>
-      <w:bookmarkStart w:id="77" w:name="_Toc14255_WPSOffice_Level1"/>
-      <w:bookmarkStart w:id="78" w:name="_Toc25789"/>
+      <w:bookmarkStart w:id="76" w:name="_Toc15840_WPSOffice_Level1"/>
+      <w:bookmarkStart w:id="77" w:name="_Toc21092"/>
+      <w:bookmarkStart w:id="78" w:name="_Toc14255_WPSOffice_Level1"/>
       <w:bookmarkStart w:id="79" w:name="_Hlk33190413"/>
       <w:bookmarkStart w:id="80" w:name="_Toc18699"/>
-      <w:bookmarkStart w:id="81" w:name="_Toc11193_WPSOffice_Level1"/>
-      <w:bookmarkStart w:id="82" w:name="_Toc28810_WPSOffice_Level1"/>
-      <w:bookmarkStart w:id="83" w:name="_Toc11896_WPSOffice_Level1"/>
+      <w:bookmarkStart w:id="81" w:name="_Toc28810_WPSOffice_Level1"/>
+      <w:bookmarkStart w:id="82" w:name="_Toc11896_WPSOffice_Level1"/>
+      <w:bookmarkStart w:id="83" w:name="_Toc11193_WPSOffice_Level1"/>
       <w:r>
         <w:rPr>
           <w:rFonts w:hint="eastAsia"/>
@@ -33425,12 +33192,21 @@
             </w:r>
             <w:r>
               <w:rPr>
+                <w:rFonts w:hint="eastAsia" w:ascii="Times New Roman" w:hAnsi="Times New Roman" w:eastAsia="微软雅黑" w:cs="Times New Roman"/>
+                <w:sz w:val="21"/>
+                <w:szCs w:val="21"/>
+                <w:lang w:val="en-US" w:eastAsia="zh-CN" w:bidi="ar"/>
+              </w:rPr>
+              <w:t>5</w:t>
+            </w:r>
+            <w:r>
+              <w:rPr>
                 <w:rFonts w:ascii="Times New Roman" w:hAnsi="Times New Roman" w:eastAsia="微软雅黑" w:cs="Times New Roman"/>
                 <w:sz w:val="21"/>
                 <w:szCs w:val="21"/>
                 <w:lang w:eastAsia="zh-CN" w:bidi="ar"/>
               </w:rPr>
-              <w:t>100</w:t>
+              <w:t>0</w:t>
             </w:r>
             <w:r>
               <w:rPr>
@@ -33454,9 +33230,9 @@
                 <w:rFonts w:hint="eastAsia" w:ascii="Times New Roman" w:hAnsi="Times New Roman" w:eastAsia="微软雅黑" w:cs="Times New Roman"/>
                 <w:sz w:val="21"/>
                 <w:szCs w:val="21"/>
-                <w:lang w:eastAsia="zh-CN" w:bidi="ar"/>
-              </w:rPr>
-              <w:t>2</w:t>
+                <w:lang w:val="en-US" w:eastAsia="zh-CN" w:bidi="ar"/>
+              </w:rPr>
+              <w:t>1</w:t>
             </w:r>
             <w:r>
               <w:rPr>
@@ -33623,12 +33399,12 @@
             </w:pPr>
             <w:r>
               <w:rPr>
-                <w:rFonts w:ascii="Times New Roman" w:hAnsi="Times New Roman" w:eastAsia="微软雅黑" w:cs="Times New Roman"/>
-                <w:sz w:val="21"/>
-                <w:szCs w:val="21"/>
-                <w:lang w:eastAsia="zh-CN" w:bidi="ar"/>
-              </w:rPr>
-              <w:t>A/B/C</w:t>
+                <w:rFonts w:hint="eastAsia" w:ascii="Times New Roman" w:hAnsi="Times New Roman" w:eastAsia="微软雅黑" w:cs="Times New Roman"/>
+                <w:sz w:val="21"/>
+                <w:szCs w:val="21"/>
+                <w:lang w:val="en-US" w:eastAsia="zh-CN" w:bidi="ar"/>
+              </w:rPr>
+              <w:t>1-2</w:t>
             </w:r>
             <w:r>
               <w:rPr>
@@ -33805,12 +33581,21 @@
             </w:r>
             <w:r>
               <w:rPr>
+                <w:rFonts w:hint="eastAsia" w:ascii="Times New Roman" w:hAnsi="Times New Roman" w:eastAsia="微软雅黑" w:cs="Times New Roman"/>
+                <w:sz w:val="21"/>
+                <w:szCs w:val="21"/>
+                <w:lang w:val="en-US" w:eastAsia="zh-CN" w:bidi="ar"/>
+              </w:rPr>
+              <w:t>32</w:t>
+            </w:r>
+            <w:r>
+              <w:rPr>
                 <w:rFonts w:ascii="Times New Roman" w:hAnsi="Times New Roman" w:eastAsia="微软雅黑" w:cs="Times New Roman"/>
                 <w:sz w:val="21"/>
                 <w:szCs w:val="21"/>
                 <w:lang w:eastAsia="zh-CN" w:bidi="ar"/>
               </w:rPr>
-              <w:t>500</w:t>
+              <w:t>0</w:t>
             </w:r>
           </w:p>
         </w:tc>
@@ -34653,8 +34438,10 @@
           <w:szCs w:val="18"/>
           <w:lang w:eastAsia="zh-CN"/>
         </w:rPr>
-        <w:t>肿瘤细胞含量：送检样本经HE染色评估的肿瘤细胞含量。如送检样本不满足病理评估所需条件，则不进行此项评估。血浆cfDNA样本不做此项评估。</w:t>
+        <w:t>肿瘤细胞含量：送检样本经HE染色评估的肿瘤细胞含量。如送检样本不满足病理评估所需条件，则不进行此项评估。{% if summaryOfRresults.type == “blood” %}血浆cfDNA样本不做此项评估。{% endif %}</w:t>
       </w:r>
+      <w:bookmarkStart w:id="128" w:name="_GoBack"/>
+      <w:bookmarkEnd w:id="128"/>
     </w:p>
     <w:p>
       <w:pPr>
@@ -34707,272 +34494,7 @@
           <w:szCs w:val="18"/>
           <w:lang w:eastAsia="zh-CN"/>
         </w:rPr>
-        <w:t>DNA降解程度：cfDNA样本不适用于此项评估。</w:t>
-      </w:r>
-    </w:p>
-    <w:p>
-      <w:pPr>
-        <w:numPr>
-          <w:ilvl w:val="0"/>
-          <w:numId w:val="11"/>
-        </w:numPr>
-        <w:spacing w:line="270" w:lineRule="exact"/>
-        <w:ind w:left="613" w:leftChars="150" w:hanging="283"/>
-        <w:rPr>
-          <w:rFonts w:ascii="Times New Roman" w:hAnsi="Times New Roman" w:eastAsia="微软雅黑" w:cs="Times New Roman"/>
-          <w:bCs/>
-          <w:sz w:val="18"/>
-          <w:szCs w:val="18"/>
-          <w:lang w:eastAsia="zh-CN"/>
-        </w:rPr>
-      </w:pPr>
-      <w:r>
-        <w:rPr>
-          <w:rFonts w:ascii="Times New Roman" w:hAnsi="Times New Roman" w:eastAsia="微软雅黑" w:cs="Times New Roman"/>
-          <w:bCs/>
-          <w:sz w:val="18"/>
-          <w:szCs w:val="18"/>
-          <w:lang w:eastAsia="zh-CN"/>
-        </w:rPr>
-        <w:t>A级：有主带，或降解均匀且降解区域主要集中在5000bp以上</w:t>
-      </w:r>
-      <w:r>
-        <w:rPr>
-          <w:rFonts w:hint="eastAsia" w:ascii="Times New Roman" w:hAnsi="Times New Roman" w:eastAsia="微软雅黑" w:cs="Times New Roman"/>
-          <w:bCs/>
-          <w:sz w:val="18"/>
-          <w:szCs w:val="18"/>
-          <w:lang w:eastAsia="zh-CN"/>
-        </w:rPr>
-        <w:t>；</w:t>
-      </w:r>
-    </w:p>
-    <w:p>
-      <w:pPr>
-        <w:numPr>
-          <w:ilvl w:val="0"/>
-          <w:numId w:val="11"/>
-        </w:numPr>
-        <w:spacing w:line="270" w:lineRule="exact"/>
-        <w:ind w:left="613" w:leftChars="150" w:hanging="283"/>
-        <w:rPr>
-          <w:rFonts w:ascii="Times New Roman" w:hAnsi="Times New Roman" w:eastAsia="微软雅黑" w:cs="Times New Roman"/>
-          <w:bCs/>
-          <w:sz w:val="18"/>
-          <w:szCs w:val="18"/>
-          <w:lang w:eastAsia="zh-CN"/>
-        </w:rPr>
-      </w:pPr>
-      <w:r>
-        <w:rPr>
-          <w:rFonts w:ascii="Times New Roman" w:hAnsi="Times New Roman" w:eastAsia="微软雅黑" w:cs="Times New Roman"/>
-          <w:bCs/>
-          <w:sz w:val="18"/>
-          <w:szCs w:val="18"/>
-          <w:lang w:eastAsia="zh-CN"/>
-        </w:rPr>
-        <w:t>B级：无主带，降解均匀且降解区域主要集中在1500-5000bp之间</w:t>
-      </w:r>
-      <w:r>
-        <w:rPr>
-          <w:rFonts w:hint="eastAsia" w:ascii="Times New Roman" w:hAnsi="Times New Roman" w:eastAsia="微软雅黑" w:cs="Times New Roman"/>
-          <w:bCs/>
-          <w:sz w:val="18"/>
-          <w:szCs w:val="18"/>
-          <w:lang w:eastAsia="zh-CN"/>
-        </w:rPr>
-        <w:t>；</w:t>
-      </w:r>
-    </w:p>
-    <w:p>
-      <w:pPr>
-        <w:numPr>
-          <w:ilvl w:val="0"/>
-          <w:numId w:val="11"/>
-        </w:numPr>
-        <w:spacing w:line="270" w:lineRule="exact"/>
-        <w:ind w:left="613" w:leftChars="150" w:hanging="283"/>
-        <w:rPr>
-          <w:rFonts w:ascii="Times New Roman" w:hAnsi="Times New Roman" w:eastAsia="微软雅黑" w:cs="Times New Roman"/>
-          <w:bCs/>
-          <w:sz w:val="18"/>
-          <w:szCs w:val="18"/>
-          <w:lang w:eastAsia="zh-CN"/>
-        </w:rPr>
-      </w:pPr>
-      <w:r>
-        <w:rPr>
-          <w:rFonts w:ascii="Times New Roman" w:hAnsi="Times New Roman" w:eastAsia="微软雅黑" w:cs="Times New Roman"/>
-          <w:bCs/>
-          <w:sz w:val="18"/>
-          <w:szCs w:val="18"/>
-          <w:lang w:eastAsia="zh-CN"/>
-        </w:rPr>
-        <w:t>C级：无主带，降解均匀且降解区域主要集中在500-1500bp之间</w:t>
-      </w:r>
-      <w:r>
-        <w:rPr>
-          <w:rFonts w:hint="eastAsia" w:ascii="Times New Roman" w:hAnsi="Times New Roman" w:eastAsia="微软雅黑" w:cs="Times New Roman"/>
-          <w:bCs/>
-          <w:sz w:val="18"/>
-          <w:szCs w:val="18"/>
-          <w:lang w:eastAsia="zh-CN"/>
-        </w:rPr>
-        <w:t>；</w:t>
-      </w:r>
-    </w:p>
-    <w:p>
-      <w:pPr>
-        <w:numPr>
-          <w:ilvl w:val="0"/>
-          <w:numId w:val="11"/>
-        </w:numPr>
-        <w:spacing w:line="270" w:lineRule="exact"/>
-        <w:ind w:left="613" w:leftChars="150" w:hanging="283"/>
-        <w:rPr>
-          <w:rFonts w:ascii="Times New Roman" w:hAnsi="Times New Roman" w:eastAsia="微软雅黑" w:cs="Times New Roman"/>
-          <w:bCs/>
-          <w:sz w:val="18"/>
-          <w:szCs w:val="18"/>
-          <w:lang w:eastAsia="zh-CN"/>
-        </w:rPr>
-      </w:pPr>
-      <w:r>
-        <w:rPr>
-          <w:rFonts w:ascii="Times New Roman" w:hAnsi="Times New Roman" w:eastAsia="微软雅黑" w:cs="Times New Roman"/>
-          <w:bCs/>
-          <w:spacing w:val="3"/>
-          <w:sz w:val="18"/>
-          <w:szCs w:val="18"/>
-          <w:lang w:eastAsia="zh-CN"/>
-        </w:rPr>
-        <w:t>D级</w:t>
-      </w:r>
-      <w:r>
-        <w:rPr>
-          <w:rFonts w:ascii="Times New Roman" w:hAnsi="Times New Roman" w:eastAsia="微软雅黑" w:cs="Times New Roman"/>
-          <w:bCs/>
-          <w:sz w:val="18"/>
-          <w:szCs w:val="18"/>
-          <w:lang w:eastAsia="zh-CN"/>
-        </w:rPr>
-        <w:t>（</w:t>
-      </w:r>
-      <w:r>
-        <w:rPr>
-          <w:rFonts w:ascii="Times New Roman" w:hAnsi="Times New Roman" w:eastAsia="微软雅黑" w:cs="Times New Roman"/>
-          <w:bCs/>
-          <w:spacing w:val="1"/>
-          <w:sz w:val="18"/>
-          <w:szCs w:val="18"/>
-          <w:lang w:eastAsia="zh-CN"/>
-        </w:rPr>
-        <w:t>不合格</w:t>
-      </w:r>
-      <w:r>
-        <w:rPr>
-          <w:rFonts w:ascii="Times New Roman" w:hAnsi="Times New Roman" w:eastAsia="微软雅黑" w:cs="Times New Roman"/>
-          <w:bCs/>
-          <w:spacing w:val="-90"/>
-          <w:sz w:val="18"/>
-          <w:szCs w:val="18"/>
-          <w:lang w:eastAsia="zh-CN"/>
-        </w:rPr>
-        <w:t>）</w:t>
-      </w:r>
-      <w:r>
-        <w:rPr>
-          <w:rFonts w:ascii="Times New Roman" w:hAnsi="Times New Roman" w:eastAsia="微软雅黑" w:cs="Times New Roman"/>
-          <w:bCs/>
-          <w:sz w:val="18"/>
-          <w:szCs w:val="18"/>
-          <w:lang w:eastAsia="zh-CN"/>
-        </w:rPr>
-        <w:t>）：无主带，降解均匀且降解区域主要集中在500-1500bp</w:t>
-      </w:r>
-      <w:r>
-        <w:rPr>
-          <w:rFonts w:ascii="Times New Roman" w:hAnsi="Times New Roman" w:eastAsia="微软雅黑" w:cs="Times New Roman"/>
-          <w:bCs/>
-          <w:spacing w:val="-1"/>
-          <w:sz w:val="18"/>
-          <w:szCs w:val="18"/>
-          <w:lang w:eastAsia="zh-CN"/>
-        </w:rPr>
-        <w:t>之间，但总量介于</w:t>
-      </w:r>
-      <w:r>
-        <w:rPr>
-          <w:rFonts w:ascii="Times New Roman" w:hAnsi="Times New Roman" w:eastAsia="微软雅黑" w:cs="Times New Roman"/>
-          <w:bCs/>
-          <w:sz w:val="18"/>
-          <w:szCs w:val="18"/>
-          <w:lang w:eastAsia="zh-CN"/>
-        </w:rPr>
-        <w:t>100ng</w:t>
-      </w:r>
-      <w:r>
-        <w:rPr>
-          <w:rFonts w:ascii="Times New Roman" w:hAnsi="Times New Roman" w:eastAsia="微软雅黑" w:cs="Times New Roman"/>
-          <w:bCs/>
-          <w:spacing w:val="-3"/>
-          <w:sz w:val="18"/>
-          <w:szCs w:val="18"/>
-          <w:lang w:eastAsia="zh-CN"/>
-        </w:rPr>
-        <w:t>到</w:t>
-      </w:r>
-      <w:r>
-        <w:rPr>
-          <w:rFonts w:ascii="Times New Roman" w:hAnsi="Times New Roman" w:eastAsia="微软雅黑" w:cs="Times New Roman"/>
-          <w:bCs/>
-          <w:sz w:val="18"/>
-          <w:szCs w:val="18"/>
-          <w:lang w:eastAsia="zh-CN"/>
-        </w:rPr>
-        <w:t>300ng之间；或降解区</w:t>
-      </w:r>
-      <w:r>
-        <w:rPr>
-          <w:rFonts w:ascii="Times New Roman" w:hAnsi="Times New Roman" w:eastAsia="微软雅黑" w:cs="Times New Roman"/>
-          <w:bCs/>
-          <w:spacing w:val="-2"/>
-          <w:sz w:val="18"/>
-          <w:szCs w:val="18"/>
-          <w:lang w:eastAsia="zh-CN"/>
-        </w:rPr>
-        <w:t>域弥散在</w:t>
-      </w:r>
-      <w:r>
-        <w:rPr>
-          <w:rFonts w:ascii="Times New Roman" w:hAnsi="Times New Roman" w:eastAsia="微软雅黑" w:cs="Times New Roman"/>
-          <w:bCs/>
-          <w:sz w:val="18"/>
-          <w:szCs w:val="18"/>
-          <w:lang w:eastAsia="zh-CN"/>
-        </w:rPr>
-        <w:t>150-1000bp</w:t>
-      </w:r>
-      <w:r>
-        <w:rPr>
-          <w:rFonts w:ascii="Times New Roman" w:hAnsi="Times New Roman" w:eastAsia="微软雅黑" w:cs="Times New Roman"/>
-          <w:bCs/>
-          <w:spacing w:val="-2"/>
-          <w:sz w:val="18"/>
-          <w:szCs w:val="18"/>
-          <w:lang w:eastAsia="zh-CN"/>
-        </w:rPr>
-        <w:t>，或集中在</w:t>
-      </w:r>
-      <w:r>
-        <w:rPr>
-          <w:rFonts w:ascii="Times New Roman" w:hAnsi="Times New Roman" w:eastAsia="微软雅黑" w:cs="Times New Roman"/>
-          <w:bCs/>
-          <w:sz w:val="18"/>
-          <w:szCs w:val="18"/>
-          <w:lang w:eastAsia="zh-CN"/>
-        </w:rPr>
-        <w:t>500bp以下。</w:t>
+        <w:t>DNA降解程度：1-2级别样本质量较好，3级不能满足检测要求{% if summaryOfRresults.type == “blood” %}；cfDNA样本不适用于此项评估{% endif %}。</w:t>
       </w:r>
     </w:p>
     <w:p>
@@ -35186,8 +34708,8 @@
           <w:lang w:eastAsia="zh-CN"/>
         </w:rPr>
       </w:pPr>
-      <w:bookmarkStart w:id="84" w:name="_Toc31564"/>
-      <w:bookmarkStart w:id="85" w:name="_Toc2084"/>
+      <w:bookmarkStart w:id="84" w:name="_Toc2084"/>
+      <w:bookmarkStart w:id="85" w:name="_Toc31564"/>
       <w:r>
         <w:rPr>
           <w:rFonts w:hint="eastAsia"/>
@@ -35822,7 +35344,7 @@
         <w:pStyle w:val="39"/>
         <w:numPr>
           <w:ilvl w:val="0"/>
-          <w:numId w:val="12"/>
+          <w:numId w:val="11"/>
         </w:numPr>
         <w:autoSpaceDE w:val="0"/>
         <w:autoSpaceDN w:val="0"/>
@@ -35903,7 +35425,7 @@
         <w:pStyle w:val="39"/>
         <w:numPr>
           <w:ilvl w:val="0"/>
-          <w:numId w:val="12"/>
+          <w:numId w:val="11"/>
         </w:numPr>
         <w:autoSpaceDE w:val="0"/>
         <w:autoSpaceDN w:val="0"/>
@@ -35948,7 +35470,7 @@
         <w:pStyle w:val="39"/>
         <w:numPr>
           <w:ilvl w:val="0"/>
-          <w:numId w:val="12"/>
+          <w:numId w:val="11"/>
         </w:numPr>
         <w:autoSpaceDE w:val="0"/>
         <w:autoSpaceDN w:val="0"/>
@@ -35993,8 +35515,8 @@
           <w:lang w:eastAsia="zh-CN"/>
         </w:rPr>
       </w:pPr>
-      <w:bookmarkStart w:id="88" w:name="_Toc7802"/>
-      <w:bookmarkStart w:id="89" w:name="_Toc16438"/>
+      <w:bookmarkStart w:id="88" w:name="_Toc16438"/>
+      <w:bookmarkStart w:id="89" w:name="_Toc7802"/>
       <w:r>
         <w:rPr>
           <w:rFonts w:hint="eastAsia"/>
@@ -36095,7 +35617,7 @@
         <w:widowControl/>
         <w:numPr>
           <w:ilvl w:val="0"/>
-          <w:numId w:val="13"/>
+          <w:numId w:val="12"/>
         </w:numPr>
         <w:spacing w:before="26"/>
         <w:ind w:firstLine="220" w:firstLineChars="100"/>
@@ -36713,16 +36235,16 @@
           <w:szCs w:val="22"/>
         </w:rPr>
       </w:pPr>
-      <w:bookmarkStart w:id="90" w:name="_Toc3846"/>
-      <w:bookmarkStart w:id="91" w:name="_Toc866"/>
-      <w:bookmarkStart w:id="92" w:name="_Toc29484"/>
-      <w:bookmarkStart w:id="93" w:name="_Toc29283"/>
-      <w:bookmarkStart w:id="94" w:name="_Toc4680"/>
-      <w:bookmarkStart w:id="95" w:name="_Toc27291"/>
-      <w:bookmarkStart w:id="96" w:name="_Toc1953"/>
-      <w:bookmarkStart w:id="97" w:name="_Toc5400"/>
-      <w:bookmarkStart w:id="98" w:name="_Toc3824"/>
-      <w:bookmarkStart w:id="99" w:name="_Toc32060"/>
+      <w:bookmarkStart w:id="90" w:name="_Toc29484"/>
+      <w:bookmarkStart w:id="91" w:name="_Toc3846"/>
+      <w:bookmarkStart w:id="92" w:name="_Toc29283"/>
+      <w:bookmarkStart w:id="93" w:name="_Toc27291"/>
+      <w:bookmarkStart w:id="94" w:name="_Toc1953"/>
+      <w:bookmarkStart w:id="95" w:name="_Toc5400"/>
+      <w:bookmarkStart w:id="96" w:name="_Toc4680"/>
+      <w:bookmarkStart w:id="97" w:name="_Toc866"/>
+      <w:bookmarkStart w:id="98" w:name="_Toc32060"/>
+      <w:bookmarkStart w:id="99" w:name="_Toc3824"/>
       <w:r>
         <w:rPr>
           <w:b w:val="0"/>
@@ -36890,16 +36412,16 @@
           <w:szCs w:val="22"/>
         </w:rPr>
       </w:pPr>
-      <w:bookmarkStart w:id="100" w:name="_Toc1891"/>
-      <w:bookmarkStart w:id="101" w:name="_Toc21034"/>
-      <w:bookmarkStart w:id="102" w:name="_Toc134"/>
-      <w:bookmarkStart w:id="103" w:name="_Toc16655"/>
+      <w:bookmarkStart w:id="100" w:name="_Toc10299"/>
+      <w:bookmarkStart w:id="101" w:name="_Toc126"/>
+      <w:bookmarkStart w:id="102" w:name="_Toc783"/>
+      <w:bookmarkStart w:id="103" w:name="_Toc32349"/>
       <w:bookmarkStart w:id="104" w:name="_Toc22196"/>
-      <w:bookmarkStart w:id="105" w:name="_Toc32349"/>
-      <w:bookmarkStart w:id="106" w:name="_Toc3814"/>
-      <w:bookmarkStart w:id="107" w:name="_Toc126"/>
-      <w:bookmarkStart w:id="108" w:name="_Toc10299"/>
-      <w:bookmarkStart w:id="109" w:name="_Toc783"/>
+      <w:bookmarkStart w:id="105" w:name="_Toc1891"/>
+      <w:bookmarkStart w:id="106" w:name="_Toc16655"/>
+      <w:bookmarkStart w:id="107" w:name="_Toc3814"/>
+      <w:bookmarkStart w:id="108" w:name="_Toc21034"/>
+      <w:bookmarkStart w:id="109" w:name="_Toc134"/>
       <w:r>
         <w:rPr>
           <w:b w:val="0"/>
@@ -37123,8 +36645,8 @@
           <w:lang w:eastAsia="zh-CN"/>
         </w:rPr>
       </w:pPr>
-      <w:bookmarkStart w:id="110" w:name="_Toc20748"/>
-      <w:bookmarkStart w:id="111" w:name="_Toc31656"/>
+      <w:bookmarkStart w:id="110" w:name="_Toc31656"/>
+      <w:bookmarkStart w:id="111" w:name="_Toc20748"/>
       <w:bookmarkStart w:id="112" w:name="_Toc13507"/>
       <w:r>
         <w:rPr>
@@ -39196,14 +38718,14 @@
           <w:lang w:eastAsia="zh-CN"/>
         </w:rPr>
       </w:pPr>
-      <w:bookmarkStart w:id="113" w:name="_Toc26926"/>
-      <w:bookmarkStart w:id="114" w:name="_Toc15114"/>
-      <w:bookmarkStart w:id="115" w:name="_Toc5488"/>
-      <w:bookmarkStart w:id="116" w:name="_Toc3409"/>
+      <w:bookmarkStart w:id="113" w:name="_Toc15114"/>
+      <w:bookmarkStart w:id="114" w:name="_Toc5488"/>
+      <w:bookmarkStart w:id="115" w:name="_Toc3409"/>
+      <w:bookmarkStart w:id="116" w:name="_Toc26926"/>
       <w:bookmarkStart w:id="117" w:name="_Toc7007"/>
-      <w:bookmarkStart w:id="118" w:name="_Toc28454_WPSOffice_Level1"/>
-      <w:bookmarkStart w:id="119" w:name="_Toc26985_WPSOffice_Level1"/>
-      <w:bookmarkStart w:id="120" w:name="_Toc20170_WPSOffice_Level1"/>
+      <w:bookmarkStart w:id="118" w:name="_Toc20170_WPSOffice_Level1"/>
+      <w:bookmarkStart w:id="119" w:name="_Toc28454_WPSOffice_Level1"/>
+      <w:bookmarkStart w:id="120" w:name="_Toc26985_WPSOffice_Level1"/>
       <w:r>
         <w:rPr>
           <w:rFonts w:hint="eastAsia"/>
@@ -39422,10 +38944,10 @@
           <w:lang w:eastAsia="zh-CN"/>
         </w:rPr>
       </w:pPr>
-      <w:bookmarkStart w:id="121" w:name="_Toc15882"/>
+      <w:bookmarkStart w:id="121" w:name="_Toc22162_WPSOffice_Level1"/>
       <w:bookmarkStart w:id="122" w:name="_Toc13275"/>
       <w:bookmarkStart w:id="123" w:name="_Toc19584_WPSOffice_Level1"/>
-      <w:bookmarkStart w:id="124" w:name="_Toc22162_WPSOffice_Level1"/>
+      <w:bookmarkStart w:id="124" w:name="_Toc15882"/>
       <w:bookmarkStart w:id="125" w:name="_Toc8945"/>
       <w:bookmarkStart w:id="126" w:name="_Toc14611_WPSOffice_Level1"/>
       <w:bookmarkStart w:id="127" w:name="_Toc22623"/>
@@ -40603,7 +40125,7 @@
                     </pic:cNvPicPr>
                   </pic:nvPicPr>
                   <pic:blipFill>
-                    <a:blip r:embed="rId17"/>
+                    <a:blip r:embed="rId14"/>
                     <a:stretch>
                       <a:fillRect/>
                     </a:stretch>
@@ -40658,7 +40180,7 @@
                     </pic:cNvPicPr>
                   </pic:nvPicPr>
                   <pic:blipFill>
-                    <a:blip r:embed="rId18"/>
+                    <a:blip r:embed="rId15"/>
                     <a:stretch>
                       <a:fillRect/>
                     </a:stretch>
@@ -40844,7 +40366,7 @@
                     </pic:cNvPicPr>
                   </pic:nvPicPr>
                   <pic:blipFill>
-                    <a:blip r:embed="rId19"/>
+                    <a:blip r:embed="rId16"/>
                     <a:srcRect/>
                     <a:stretch>
                       <a:fillRect/>
@@ -42321,23 +41843,6 @@
     </w:lvl>
   </w:abstractNum>
   <w:abstractNum w:abstractNumId="9">
-    <w:nsid w:val="58AABCAB"/>
-    <w:multiLevelType w:val="singleLevel"/>
-    <w:tmpl w:val="58AABCAB"/>
-    <w:lvl w:ilvl="0" w:tentative="0">
-      <w:start w:val="1"/>
-      <w:numFmt w:val="bullet"/>
-      <w:lvlText w:val=""/>
-      <w:lvlJc w:val="left"/>
-      <w:pPr>
-        <w:ind w:left="420" w:hanging="420"/>
-      </w:pPr>
-      <w:rPr>
-        <w:rFonts w:hint="default" w:ascii="Wingdings" w:hAnsi="Wingdings"/>
-      </w:rPr>
-    </w:lvl>
-  </w:abstractNum>
-  <w:abstractNum w:abstractNumId="10">
     <w:nsid w:val="5B812BEF"/>
     <w:multiLevelType w:val="multilevel"/>
     <w:tmpl w:val="5B812BEF"/>
@@ -42455,7 +41960,7 @@
       </w:rPr>
     </w:lvl>
   </w:abstractNum>
-  <w:abstractNum w:abstractNumId="11">
+  <w:abstractNum w:abstractNumId="10">
     <w:nsid w:val="64416983"/>
     <w:multiLevelType w:val="multilevel"/>
     <w:tmpl w:val="64416983"/>
@@ -42569,7 +42074,7 @@
       </w:rPr>
     </w:lvl>
   </w:abstractNum>
-  <w:abstractNum w:abstractNumId="12">
+  <w:abstractNum w:abstractNumId="11">
     <w:nsid w:val="6BAC6FD5"/>
     <w:multiLevelType w:val="singleLevel"/>
     <w:tmpl w:val="6BAC6FD5"/>
@@ -42585,10 +42090,10 @@
     <w:abstractNumId w:val="8"/>
   </w:num>
   <w:num w:numId="2">
-    <w:abstractNumId w:val="11"/>
+    <w:abstractNumId w:val="10"/>
   </w:num>
   <w:num w:numId="3">
-    <w:abstractNumId w:val="10"/>
+    <w:abstractNumId w:val="9"/>
   </w:num>
   <w:num w:numId="4">
     <w:abstractNumId w:val="4"/>
@@ -42612,13 +42117,10 @@
     <w:abstractNumId w:val="3"/>
   </w:num>
   <w:num w:numId="11">
-    <w:abstractNumId w:val="9"/>
+    <w:abstractNumId w:val="1"/>
   </w:num>
   <w:num w:numId="12">
-    <w:abstractNumId w:val="1"/>
-  </w:num>
-  <w:num w:numId="13">
-    <w:abstractNumId w:val="12"/>
+    <w:abstractNumId w:val="11"/>
   </w:num>
 </w:numbering>
 </file>
